--- a/Task 6 Vanitha Instructinal Design DoC.docx
+++ b/Task 6 Vanitha Instructinal Design DoC.docx
@@ -1,22 +1,24 @@
 
 <file path=word/document.xml><?xml version="1.0" encoding="utf-8"?>
-<w:document xmlns:wpc="http://schemas.microsoft.com/office/word/2010/wordprocessingCanvas" xmlns:cx="http://schemas.microsoft.com/office/drawing/2014/chartex" xmlns:mc="http://schemas.openxmlformats.org/markup-compatibility/2006" xmlns:o="urn:schemas-microsoft-com:office:office" xmlns:r="http://schemas.openxmlformats.org/officeDocument/2006/relationships" xmlns:m="http://schemas.openxmlformats.org/officeDocument/2006/math" xmlns:v="urn:schemas-microsoft-com:vml" xmlns:wp14="http://schemas.microsoft.com/office/word/2010/wordprocessingDrawing" xmlns:wp="http://schemas.openxmlformats.org/drawingml/2006/wordprocessingDrawing" xmlns:w10="urn:schemas-microsoft-com:office:word" xmlns:w="http://schemas.openxmlformats.org/wordprocessingml/2006/main" xmlns:w14="http://schemas.microsoft.com/office/word/2010/wordml" xmlns:w15="http://schemas.microsoft.com/office/word/2012/wordml" xmlns:w16se="http://schemas.microsoft.com/office/word/2015/wordml/symex" xmlns:wpg="http://schemas.microsoft.com/office/word/2010/wordprocessingGroup" xmlns:wpi="http://schemas.microsoft.com/office/word/2010/wordprocessingInk" xmlns:wne="http://schemas.microsoft.com/office/word/2006/wordml" xmlns:wps="http://schemas.microsoft.com/office/word/2010/wordprocessingShape" mc:Ignorable="w14 w15 w16se wp14">
+<w:document xmlns:wpc="http://schemas.microsoft.com/office/word/2010/wordprocessingCanvas" xmlns:cx="http://schemas.microsoft.com/office/drawing/2014/chartex" xmlns:cx1="http://schemas.microsoft.com/office/drawing/2015/9/8/chartex" xmlns:cx2="http://schemas.microsoft.com/office/drawing/2015/10/21/chartex" xmlns:cx3="http://schemas.microsoft.com/office/drawing/2016/5/9/chartex" xmlns:cx4="http://schemas.microsoft.com/office/drawing/2016/5/10/chartex" xmlns:cx5="http://schemas.microsoft.com/office/drawing/2016/5/11/chartex" xmlns:cx6="http://schemas.microsoft.com/office/drawing/2016/5/12/chartex" xmlns:cx7="http://schemas.microsoft.com/office/drawing/2016/5/13/chartex" xmlns:cx8="http://schemas.microsoft.com/office/drawing/2016/5/14/chartex" xmlns:mc="http://schemas.openxmlformats.org/markup-compatibility/2006" xmlns:aink="http://schemas.microsoft.com/office/drawing/2016/ink" xmlns:am3d="http://schemas.microsoft.com/office/drawing/2017/model3d" xmlns:o="urn:schemas-microsoft-com:office:office" xmlns:oel="http://schemas.microsoft.com/office/2019/extlst" xmlns:r="http://schemas.openxmlformats.org/officeDocument/2006/relationships" xmlns:m="http://schemas.openxmlformats.org/officeDocument/2006/math" xmlns:v="urn:schemas-microsoft-com:vml" xmlns:wp14="http://schemas.microsoft.com/office/word/2010/wordprocessingDrawing" xmlns:wp="http://schemas.openxmlformats.org/drawingml/2006/wordprocessingDrawing" xmlns:w10="urn:schemas-microsoft-com:office:word" xmlns:w="http://schemas.openxmlformats.org/wordprocessingml/2006/main" xmlns:w14="http://schemas.microsoft.com/office/word/2010/wordml" xmlns:w15="http://schemas.microsoft.com/office/word/2012/wordml" xmlns:w16cex="http://schemas.microsoft.com/office/word/2018/wordml/cex" xmlns:w16cid="http://schemas.microsoft.com/office/word/2016/wordml/cid" xmlns:w16="http://schemas.microsoft.com/office/word/2018/wordml" xmlns:w16du="http://schemas.microsoft.com/office/word/2023/wordml/word16du" xmlns:w16sdtdh="http://schemas.microsoft.com/office/word/2020/wordml/sdtdatahash" xmlns:w16sdtfl="http://schemas.microsoft.com/office/word/2024/wordml/sdtformatlock" xmlns:w16se="http://schemas.microsoft.com/office/word/2015/wordml/symex" xmlns:wpg="http://schemas.microsoft.com/office/word/2010/wordprocessingGroup" xmlns:wpi="http://schemas.microsoft.com/office/word/2010/wordprocessingInk" xmlns:wne="http://schemas.microsoft.com/office/word/2006/wordml" xmlns:wps="http://schemas.microsoft.com/office/word/2010/wordprocessingShape" mc:Ignorable="w14 w15 w16se w16cid w16 w16cex w16sdtdh w16sdtfl w16du wp14">
   <w:body>
     <w:p>
       <w:pPr>
         <w:pStyle w:val="Title"/>
         <w:ind w:left="0"/>
         <w:rPr>
-          <w:sz w:val="40"/>
-          <w:szCs w:val="56"/>
+          <w:rFonts w:ascii="Verdana" w:hAnsi="Verdana"/>
+          <w:sz w:val="24"/>
+          <w:szCs w:val="24"/>
         </w:rPr>
       </w:pPr>
       <w:bookmarkStart w:id="0" w:name="_Hlk138317812"/>
       <w:r>
         <w:rPr>
+          <w:rFonts w:ascii="Verdana" w:hAnsi="Verdana"/>
           <w:noProof/>
-          <w:sz w:val="40"/>
-          <w:szCs w:val="56"/>
+          <w:sz w:val="24"/>
+          <w:szCs w:val="24"/>
           <w:lang w:val="en-IN" w:eastAsia="en-IN"/>
         </w:rPr>
         <w:drawing>
@@ -65,65 +67,73 @@
       </w:r>
       <w:r>
         <w:rPr>
+          <w:rFonts w:ascii="Verdana" w:hAnsi="Verdana"/>
           <w:spacing w:val="-12"/>
-          <w:sz w:val="40"/>
-          <w:szCs w:val="56"/>
+          <w:sz w:val="24"/>
+          <w:szCs w:val="24"/>
         </w:rPr>
         <w:t>Instructional</w:t>
       </w:r>
       <w:r>
         <w:rPr>
+          <w:rFonts w:ascii="Verdana" w:hAnsi="Verdana"/>
           <w:spacing w:val="-52"/>
-          <w:sz w:val="40"/>
-          <w:szCs w:val="56"/>
+          <w:sz w:val="24"/>
+          <w:szCs w:val="24"/>
         </w:rPr>
         <w:t xml:space="preserve"> </w:t>
       </w:r>
       <w:r>
         <w:rPr>
+          <w:rFonts w:ascii="Verdana" w:hAnsi="Verdana"/>
           <w:spacing w:val="-12"/>
-          <w:sz w:val="40"/>
-          <w:szCs w:val="56"/>
+          <w:sz w:val="24"/>
+          <w:szCs w:val="24"/>
         </w:rPr>
         <w:t>Design</w:t>
       </w:r>
       <w:r>
         <w:rPr>
+          <w:rFonts w:ascii="Verdana" w:hAnsi="Verdana"/>
           <w:spacing w:val="-52"/>
-          <w:sz w:val="40"/>
-          <w:szCs w:val="56"/>
+          <w:sz w:val="24"/>
+          <w:szCs w:val="24"/>
         </w:rPr>
         <w:t xml:space="preserve"> </w:t>
       </w:r>
       <w:r>
         <w:rPr>
+          <w:rFonts w:ascii="Verdana" w:hAnsi="Verdana"/>
           <w:spacing w:val="-12"/>
-          <w:sz w:val="40"/>
-          <w:szCs w:val="56"/>
+          <w:sz w:val="24"/>
+          <w:szCs w:val="24"/>
         </w:rPr>
         <w:t>Document</w:t>
       </w:r>
       <w:r>
         <w:rPr>
+          <w:rFonts w:ascii="Verdana" w:hAnsi="Verdana"/>
           <w:spacing w:val="-12"/>
-          <w:sz w:val="40"/>
-          <w:szCs w:val="56"/>
+          <w:sz w:val="24"/>
+          <w:szCs w:val="24"/>
         </w:rPr>
         <w:t xml:space="preserve"> – </w:t>
       </w:r>
       <w:r>
         <w:rPr>
+          <w:rFonts w:ascii="Verdana" w:hAnsi="Verdana"/>
           <w:spacing w:val="-12"/>
-          <w:sz w:val="40"/>
-          <w:szCs w:val="56"/>
+          <w:sz w:val="24"/>
+          <w:szCs w:val="24"/>
         </w:rPr>
         <w:t>With</w:t>
       </w:r>
       <w:r>
         <w:rPr>
+          <w:rFonts w:ascii="Verdana" w:hAnsi="Verdana"/>
           <w:spacing w:val="-12"/>
-          <w:sz w:val="40"/>
-          <w:szCs w:val="56"/>
+          <w:sz w:val="24"/>
+          <w:szCs w:val="24"/>
         </w:rPr>
         <w:t xml:space="preserve"> DT </w:t>
       </w:r>
@@ -133,7 +143,7 @@
         <w:pStyle w:val="NoSpacing"/>
         <w:rPr>
           <w:rFonts w:ascii="Verdana" w:hAnsi="Verdana"/>
-          <w:sz w:val="36"/>
+          <w:sz w:val="24"/>
           <w:szCs w:val="24"/>
         </w:rPr>
       </w:pPr>
@@ -144,30 +154,23 @@
         <w:spacing w:line="360" w:lineRule="auto"/>
         <w:rPr>
           <w:rFonts w:ascii="Verdana" w:hAnsi="Verdana"/>
-          <w:sz w:val="20"/>
+          <w:sz w:val="24"/>
           <w:szCs w:val="24"/>
         </w:rPr>
       </w:pPr>
       <w:r>
         <w:rPr>
           <w:rFonts w:ascii="Verdana" w:hAnsi="Verdana"/>
-          <w:sz w:val="20"/>
+          <w:sz w:val="24"/>
           <w:szCs w:val="24"/>
         </w:rPr>
-        <w:t>Topic</w:t>
+        <w:t xml:space="preserve">Topic name: </w:t>
       </w:r>
+      <w:proofErr w:type="gramStart"/>
       <w:r>
         <w:rPr>
           <w:rFonts w:ascii="Verdana" w:hAnsi="Verdana"/>
-          <w:sz w:val="20"/>
-          <w:szCs w:val="24"/>
-        </w:rPr>
-        <w:t xml:space="preserve"> name: </w:t>
-      </w:r>
-      <w:r>
-        <w:rPr>
-          <w:rFonts w:ascii="Verdana" w:hAnsi="Verdana"/>
-          <w:sz w:val="20"/>
+          <w:sz w:val="24"/>
           <w:szCs w:val="24"/>
         </w:rPr>
         <w:t xml:space="preserve">Photosynthesis </w:t>
@@ -175,7 +178,7 @@
       <w:r>
         <w:rPr>
           <w:rFonts w:ascii="Verdana" w:hAnsi="Verdana"/>
-          <w:sz w:val="20"/>
+          <w:sz w:val="24"/>
           <w:szCs w:val="24"/>
         </w:rPr>
         <w:t xml:space="preserve"> </w:t>
@@ -183,7 +186,16 @@
       <w:r>
         <w:rPr>
           <w:rFonts w:ascii="Verdana" w:hAnsi="Verdana"/>
-          <w:sz w:val="20"/>
+          <w:sz w:val="24"/>
+          <w:szCs w:val="24"/>
+        </w:rPr>
+        <w:tab/>
+      </w:r>
+      <w:proofErr w:type="gramEnd"/>
+      <w:r>
+        <w:rPr>
+          <w:rFonts w:ascii="Verdana" w:hAnsi="Verdana"/>
+          <w:sz w:val="24"/>
           <w:szCs w:val="24"/>
         </w:rPr>
         <w:tab/>
@@ -191,7 +203,7 @@
       <w:r>
         <w:rPr>
           <w:rFonts w:ascii="Verdana" w:hAnsi="Verdana"/>
-          <w:sz w:val="20"/>
+          <w:sz w:val="24"/>
           <w:szCs w:val="24"/>
         </w:rPr>
         <w:tab/>
@@ -199,7 +211,7 @@
       <w:r>
         <w:rPr>
           <w:rFonts w:ascii="Verdana" w:hAnsi="Verdana"/>
-          <w:sz w:val="20"/>
+          <w:sz w:val="24"/>
           <w:szCs w:val="24"/>
         </w:rPr>
         <w:tab/>
@@ -207,7 +219,58 @@
       <w:r>
         <w:rPr>
           <w:rFonts w:ascii="Verdana" w:hAnsi="Verdana"/>
-          <w:sz w:val="20"/>
+          <w:sz w:val="24"/>
+          <w:szCs w:val="24"/>
+        </w:rPr>
+        <w:t xml:space="preserve">Date: </w:t>
+      </w:r>
+      <w:r>
+        <w:rPr>
+          <w:rFonts w:ascii="Verdana" w:hAnsi="Verdana"/>
+          <w:sz w:val="24"/>
+          <w:szCs w:val="24"/>
+        </w:rPr>
+        <w:t>04/01/26</w:t>
+      </w:r>
+      <w:r>
+        <w:rPr>
+          <w:rFonts w:ascii="Verdana" w:hAnsi="Verdana"/>
+          <w:sz w:val="24"/>
+          <w:szCs w:val="24"/>
+        </w:rPr>
+        <w:tab/>
+      </w:r>
+    </w:p>
+    <w:p>
+      <w:pPr>
+        <w:pStyle w:val="NoSpacing"/>
+        <w:spacing w:line="360" w:lineRule="auto"/>
+        <w:rPr>
+          <w:rFonts w:ascii="Verdana" w:hAnsi="Verdana"/>
+          <w:sz w:val="24"/>
+          <w:szCs w:val="24"/>
+        </w:rPr>
+      </w:pPr>
+      <w:r>
+        <w:rPr>
+          <w:rFonts w:ascii="Verdana" w:hAnsi="Verdana"/>
+          <w:sz w:val="24"/>
+          <w:szCs w:val="24"/>
+        </w:rPr>
+        <w:t>Class:</w:t>
+      </w:r>
+      <w:r>
+        <w:rPr>
+          <w:rFonts w:ascii="Verdana" w:hAnsi="Verdana"/>
+          <w:sz w:val="24"/>
+          <w:szCs w:val="24"/>
+        </w:rPr>
+        <w:t xml:space="preserve"> IV</w:t>
+      </w:r>
+      <w:r>
+        <w:rPr>
+          <w:rFonts w:ascii="Verdana" w:hAnsi="Verdana"/>
+          <w:sz w:val="24"/>
           <w:szCs w:val="24"/>
         </w:rPr>
         <w:tab/>
@@ -215,82 +278,7 @@
       <w:r>
         <w:rPr>
           <w:rFonts w:ascii="Verdana" w:hAnsi="Verdana"/>
-          <w:sz w:val="20"/>
-          <w:szCs w:val="24"/>
-        </w:rPr>
-        <w:t xml:space="preserve">Date: </w:t>
-      </w:r>
-      <w:r>
-        <w:rPr>
-          <w:rFonts w:ascii="Verdana" w:hAnsi="Verdana"/>
-          <w:sz w:val="20"/>
-          <w:szCs w:val="24"/>
-        </w:rPr>
-        <w:t>04/01/26</w:t>
-      </w:r>
-      <w:r>
-        <w:rPr>
-          <w:rFonts w:ascii="Verdana" w:hAnsi="Verdana"/>
-          <w:sz w:val="20"/>
-          <w:szCs w:val="24"/>
-        </w:rPr>
-        <w:tab/>
-      </w:r>
-    </w:p>
-    <w:p>
-      <w:pPr>
-        <w:pStyle w:val="NoSpacing"/>
-        <w:spacing w:line="360" w:lineRule="auto"/>
-        <w:rPr>
-          <w:rFonts w:ascii="Verdana" w:hAnsi="Verdana"/>
-          <w:sz w:val="20"/>
-          <w:szCs w:val="24"/>
-        </w:rPr>
-      </w:pPr>
-      <w:r>
-        <w:rPr>
-          <w:rFonts w:ascii="Verdana" w:hAnsi="Verdana"/>
-          <w:sz w:val="20"/>
-          <w:szCs w:val="24"/>
-        </w:rPr>
-        <w:t>Cl</w:t>
-      </w:r>
-      <w:r>
-        <w:rPr>
-          <w:rFonts w:ascii="Verdana" w:hAnsi="Verdana"/>
-          <w:sz w:val="20"/>
-          <w:szCs w:val="24"/>
-        </w:rPr>
-        <w:t>ass</w:t>
-      </w:r>
-      <w:r>
-        <w:rPr>
-          <w:rFonts w:ascii="Verdana" w:hAnsi="Verdana"/>
-          <w:sz w:val="20"/>
-          <w:szCs w:val="24"/>
-        </w:rPr>
-        <w:t>:</w:t>
-      </w:r>
-      <w:r>
-        <w:rPr>
-          <w:rFonts w:ascii="Verdana" w:hAnsi="Verdana"/>
-          <w:sz w:val="20"/>
-          <w:szCs w:val="24"/>
-        </w:rPr>
-        <w:t xml:space="preserve"> IV</w:t>
-      </w:r>
-      <w:r>
-        <w:rPr>
-          <w:rFonts w:ascii="Verdana" w:hAnsi="Verdana"/>
-          <w:sz w:val="20"/>
-          <w:szCs w:val="24"/>
-        </w:rPr>
-        <w:tab/>
-      </w:r>
-      <w:r>
-        <w:rPr>
-          <w:rFonts w:ascii="Verdana" w:hAnsi="Verdana"/>
-          <w:sz w:val="20"/>
+          <w:sz w:val="24"/>
           <w:szCs w:val="24"/>
         </w:rPr>
         <w:tab/>
@@ -302,73 +290,27 @@
         <w:pStyle w:val="NoSpacing"/>
         <w:spacing w:line="360" w:lineRule="auto"/>
         <w:rPr>
-          <w:sz w:val="36"/>
-          <w:szCs w:val="56"/>
+          <w:rFonts w:ascii="Verdana" w:hAnsi="Verdana"/>
+          <w:sz w:val="24"/>
+          <w:szCs w:val="24"/>
         </w:rPr>
       </w:pPr>
       <w:r>
         <w:rPr>
           <w:rFonts w:ascii="Verdana" w:hAnsi="Verdana"/>
-          <w:sz w:val="20"/>
+          <w:sz w:val="24"/>
           <w:szCs w:val="24"/>
         </w:rPr>
-        <w:t>Faculty</w:t>
-      </w:r>
-      <w:r>
-        <w:t xml:space="preserve"> </w:t>
+        <w:t xml:space="preserve">Faculty name: </w:t>
       </w:r>
       <w:r>
         <w:rPr>
           <w:rFonts w:ascii="Verdana" w:hAnsi="Verdana"/>
-          <w:sz w:val="20"/>
+          <w:sz w:val="24"/>
           <w:szCs w:val="24"/>
         </w:rPr>
-        <w:t>name</w:t>
+        <w:t>Ms. Vanitha Muthu</w:t>
       </w:r>
-      <w:r>
-        <w:rPr>
-          <w:rFonts w:ascii="Verdana" w:hAnsi="Verdana"/>
-          <w:sz w:val="20"/>
-          <w:szCs w:val="24"/>
-        </w:rPr>
-        <w:t xml:space="preserve">: </w:t>
-      </w:r>
-      <w:r>
-        <w:rPr>
-          <w:rFonts w:ascii="Verdana" w:hAnsi="Verdana"/>
-          <w:sz w:val="20"/>
-          <w:szCs w:val="24"/>
-        </w:rPr>
-        <w:t xml:space="preserve">Ms. </w:t>
-      </w:r>
-      <w:proofErr w:type="spellStart"/>
-      <w:r>
-        <w:rPr>
-          <w:rFonts w:ascii="Verdana" w:hAnsi="Verdana"/>
-          <w:sz w:val="20"/>
-          <w:szCs w:val="24"/>
-        </w:rPr>
-        <w:t>Vanitha</w:t>
-      </w:r>
-      <w:proofErr w:type="spellEnd"/>
-      <w:r>
-        <w:rPr>
-          <w:rFonts w:ascii="Verdana" w:hAnsi="Verdana"/>
-          <w:sz w:val="20"/>
-          <w:szCs w:val="24"/>
-        </w:rPr>
-        <w:t xml:space="preserve"> </w:t>
-      </w:r>
-      <w:proofErr w:type="spellStart"/>
-      <w:r>
-        <w:rPr>
-          <w:rFonts w:ascii="Verdana" w:hAnsi="Verdana"/>
-          <w:sz w:val="20"/>
-          <w:szCs w:val="24"/>
-        </w:rPr>
-        <w:t>Muthu</w:t>
-      </w:r>
-      <w:proofErr w:type="spellEnd"/>
     </w:p>
     <w:p>
       <w:pPr>
@@ -376,8 +318,8 @@
         <w:spacing w:line="360" w:lineRule="auto"/>
         <w:rPr>
           <w:rFonts w:ascii="Verdana" w:hAnsi="Verdana"/>
-          <w:sz w:val="20"/>
-          <w:szCs w:val="20"/>
+          <w:sz w:val="24"/>
+          <w:szCs w:val="24"/>
         </w:rPr>
       </w:pPr>
     </w:p>
@@ -396,8 +338,8 @@
         <w:tblLook w:val="04A0" w:firstRow="1" w:lastRow="0" w:firstColumn="1" w:lastColumn="0" w:noHBand="0" w:noVBand="1"/>
       </w:tblPr>
       <w:tblGrid>
-        <w:gridCol w:w="2453"/>
-        <w:gridCol w:w="6861"/>
+        <w:gridCol w:w="2480"/>
+        <w:gridCol w:w="6834"/>
       </w:tblGrid>
       <w:tr>
         <w:trPr>
@@ -413,61 +355,80 @@
           <w:p>
             <w:pPr>
               <w:pStyle w:val="NoSpacing"/>
+              <w:jc w:val="both"/>
               <w:rPr>
                 <w:rFonts w:ascii="Verdana" w:hAnsi="Verdana"/>
                 <w:b/>
-                <w:sz w:val="20"/>
-                <w:szCs w:val="20"/>
+                <w:sz w:val="24"/>
+                <w:szCs w:val="24"/>
               </w:rPr>
             </w:pPr>
             <w:r>
               <w:rPr>
-                <w:rFonts w:ascii="Arial Black" w:hAnsi="Arial Black"/>
+                <w:rFonts w:ascii="Verdana" w:hAnsi="Verdana"/>
                 <w:b/>
-                <w:sz w:val="20"/>
-                <w:szCs w:val="20"/>
-              </w:rPr>
-              <w:t>Topic</w:t>
-            </w:r>
-            <w:r>
-              <w:rPr>
-                <w:rFonts w:ascii="Arial Black" w:hAnsi="Arial Black"/>
+                <w:sz w:val="24"/>
+                <w:szCs w:val="24"/>
+              </w:rPr>
+              <w:t>Topic context</w:t>
+            </w:r>
+            <w:r>
+              <w:rPr>
+                <w:rFonts w:ascii="Verdana" w:hAnsi="Verdana"/>
                 <w:b/>
-                <w:sz w:val="20"/>
-                <w:szCs w:val="20"/>
-              </w:rPr>
-              <w:t xml:space="preserve"> context</w:t>
-            </w:r>
-            <w:r>
-              <w:rPr>
-                <w:rFonts w:ascii="Verdana" w:hAnsi="Verdana"/>
-                <w:b/>
-                <w:sz w:val="20"/>
-                <w:szCs w:val="20"/>
-              </w:rPr>
-              <w:t>: P</w:t>
-            </w:r>
-            <w:r>
+                <w:sz w:val="24"/>
+                <w:szCs w:val="24"/>
+              </w:rPr>
+              <w:t xml:space="preserve">: </w:t>
+            </w:r>
+            <w:r>
+              <w:rPr>
+                <w:rFonts w:ascii="Verdana" w:hAnsi="Verdana"/>
+                <w:bCs/>
+                <w:sz w:val="24"/>
+                <w:szCs w:val="24"/>
+              </w:rPr>
+              <w:t>P</w:t>
+            </w:r>
+            <w:r>
+              <w:rPr>
+                <w:rFonts w:ascii="Verdana" w:hAnsi="Verdana"/>
+                <w:sz w:val="24"/>
+                <w:szCs w:val="24"/>
+              </w:rPr>
               <w:t xml:space="preserve">hotosynthesis is a fundamental life process through which green plants prepare their own food using sunlight, carbon dioxide, and water. Understanding this concept helps learners </w:t>
             </w:r>
+            <w:r>
+              <w:rPr>
+                <w:rFonts w:ascii="Verdana" w:hAnsi="Verdana"/>
+                <w:sz w:val="24"/>
+                <w:szCs w:val="24"/>
+              </w:rPr>
+              <w:t>realize</w:t>
+            </w:r>
+            <w:r>
+              <w:rPr>
+                <w:rFonts w:ascii="Verdana" w:hAnsi="Verdana"/>
+                <w:sz w:val="24"/>
+                <w:szCs w:val="24"/>
+              </w:rPr>
+              <w:t xml:space="preserve"> the importance of plants, sunlight, air, and water in sustaining life on </w:t>
+            </w:r>
             <w:proofErr w:type="spellStart"/>
             <w:r>
-              <w:t>realise</w:t>
-            </w:r>
-            <w:proofErr w:type="spellEnd"/>
-            <w:r>
-              <w:t xml:space="preserve"> the importance of plants, sunlight, air, and water in sustaining life on </w:t>
-            </w:r>
-            <w:proofErr w:type="spellStart"/>
-            <w:r>
+              <w:rPr>
+                <w:rFonts w:ascii="Verdana" w:hAnsi="Verdana"/>
+                <w:sz w:val="24"/>
+                <w:szCs w:val="24"/>
+              </w:rPr>
               <w:t>Earth.</w:t>
             </w:r>
             <w:r>
               <w:rPr>
                 <w:rFonts w:ascii="Verdana" w:hAnsi="Verdana"/>
                 <w:i/>
-                <w:sz w:val="20"/>
-                <w:szCs w:val="20"/>
+                <w:sz w:val="24"/>
+                <w:szCs w:val="24"/>
               </w:rPr>
               <w:t>objectives</w:t>
             </w:r>
@@ -491,15 +452,15 @@
               <w:jc w:val="center"/>
               <w:rPr>
                 <w:rFonts w:ascii="Verdana" w:hAnsi="Verdana"/>
-                <w:sz w:val="20"/>
-                <w:szCs w:val="20"/>
+                <w:sz w:val="24"/>
+                <w:szCs w:val="24"/>
               </w:rPr>
             </w:pPr>
             <w:r>
               <w:rPr>
                 <w:rFonts w:ascii="Verdana" w:hAnsi="Verdana"/>
-                <w:sz w:val="20"/>
-                <w:szCs w:val="20"/>
+                <w:sz w:val="24"/>
+                <w:szCs w:val="24"/>
               </w:rPr>
               <w:t>Purpose</w:t>
             </w:r>
@@ -517,12 +478,49 @@
               <w:jc w:val="both"/>
               <w:rPr>
                 <w:rFonts w:ascii="Verdana" w:hAnsi="Verdana"/>
-                <w:sz w:val="20"/>
-                <w:szCs w:val="20"/>
+                <w:sz w:val="24"/>
+                <w:szCs w:val="24"/>
               </w:rPr>
             </w:pPr>
             <w:r>
-              <w:t>To help learners understand the process of photosynthesis and recognise its importance in plant life and the environment.</w:t>
+              <w:rPr>
+                <w:rFonts w:ascii="Verdana" w:hAnsi="Verdana"/>
+                <w:sz w:val="24"/>
+                <w:szCs w:val="24"/>
+              </w:rPr>
+              <w:t xml:space="preserve">To help </w:t>
+            </w:r>
+            <w:r>
+              <w:rPr>
+                <w:rFonts w:ascii="Verdana" w:hAnsi="Verdana"/>
+                <w:sz w:val="24"/>
+                <w:szCs w:val="24"/>
+              </w:rPr>
+              <w:t xml:space="preserve">the </w:t>
+            </w:r>
+            <w:r>
+              <w:rPr>
+                <w:rFonts w:ascii="Verdana" w:hAnsi="Verdana"/>
+                <w:sz w:val="24"/>
+                <w:szCs w:val="24"/>
+              </w:rPr>
+              <w:t xml:space="preserve">learners understand the process of photosynthesis </w:t>
+            </w:r>
+            <w:r>
+              <w:rPr>
+                <w:rFonts w:ascii="Verdana" w:hAnsi="Verdana"/>
+                <w:sz w:val="24"/>
+                <w:szCs w:val="24"/>
+              </w:rPr>
+              <w:t xml:space="preserve">and </w:t>
+            </w:r>
+            <w:r>
+              <w:rPr>
+                <w:rFonts w:ascii="Verdana" w:hAnsi="Verdana"/>
+                <w:sz w:val="24"/>
+                <w:szCs w:val="24"/>
+              </w:rPr>
+              <w:t>its importance.</w:t>
             </w:r>
           </w:p>
         </w:tc>
@@ -543,15 +541,15 @@
               <w:jc w:val="center"/>
               <w:rPr>
                 <w:rFonts w:ascii="Verdana" w:hAnsi="Verdana"/>
-                <w:sz w:val="20"/>
-                <w:szCs w:val="20"/>
+                <w:sz w:val="24"/>
+                <w:szCs w:val="24"/>
               </w:rPr>
             </w:pPr>
             <w:r>
               <w:rPr>
                 <w:rFonts w:ascii="Verdana" w:hAnsi="Verdana"/>
-                <w:sz w:val="20"/>
-                <w:szCs w:val="20"/>
+                <w:sz w:val="24"/>
+                <w:szCs w:val="24"/>
               </w:rPr>
               <w:t>objectives</w:t>
             </w:r>
@@ -569,12 +567,24 @@
                 <w:ilvl w:val="0"/>
                 <w:numId w:val="3"/>
               </w:numPr>
+              <w:ind w:left="349"/>
+              <w:rPr>
+                <w:rFonts w:ascii="Verdana" w:hAnsi="Verdana"/>
+              </w:rPr>
             </w:pPr>
             <w:r>
-              <w:t>To enable learners to understand the basic concept of photosynthesis</w:t>
-            </w:r>
-            <w:r>
-              <w:t>.</w:t>
+              <w:rPr>
+                <w:rFonts w:ascii="Verdana" w:hAnsi="Verdana"/>
+                <w:lang w:val="en-US"/>
+              </w:rPr>
+              <w:t>T</w:t>
+            </w:r>
+            <w:r>
+              <w:rPr>
+                <w:rFonts w:ascii="Verdana" w:hAnsi="Verdana"/>
+                <w:lang w:val="en-US"/>
+              </w:rPr>
+              <w:t>o describe photosynthesis as the way plants "cook" their own food.</w:t>
             </w:r>
           </w:p>
           <w:p>
@@ -584,12 +594,40 @@
                 <w:ilvl w:val="0"/>
                 <w:numId w:val="3"/>
               </w:numPr>
+              <w:ind w:left="349"/>
+              <w:rPr>
+                <w:rFonts w:ascii="Verdana" w:hAnsi="Verdana"/>
+              </w:rPr>
             </w:pPr>
             <w:r>
-              <w:t>To help learners identify the raw materials and products of photosynthesis</w:t>
-            </w:r>
-            <w:r>
-              <w:t>.</w:t>
+              <w:rPr>
+                <w:rFonts w:ascii="Verdana" w:hAnsi="Verdana"/>
+                <w:lang w:val="en-US"/>
+              </w:rPr>
+              <w:t>N</w:t>
+            </w:r>
+            <w:r>
+              <w:rPr>
+                <w:rFonts w:ascii="Verdana" w:hAnsi="Verdana"/>
+                <w:lang w:val="en-US"/>
+              </w:rPr>
+              <w:t xml:space="preserve">ame the four "ingredients" plants need (Sunlight, Water, Air, and </w:t>
+            </w:r>
+            <w:proofErr w:type="gramStart"/>
+            <w:r>
+              <w:rPr>
+                <w:rFonts w:ascii="Verdana" w:hAnsi="Verdana"/>
+                <w:lang w:val="en-US"/>
+              </w:rPr>
+              <w:t>Green</w:t>
+            </w:r>
+            <w:proofErr w:type="gramEnd"/>
+            <w:r>
+              <w:rPr>
+                <w:rFonts w:ascii="Verdana" w:hAnsi="Verdana"/>
+                <w:lang w:val="en-US"/>
+              </w:rPr>
+              <w:t xml:space="preserve"> leaves).</w:t>
             </w:r>
           </w:p>
           <w:p>
@@ -599,21 +637,23 @@
                 <w:ilvl w:val="0"/>
                 <w:numId w:val="3"/>
               </w:numPr>
+              <w:ind w:left="349"/>
+              <w:rPr>
+                <w:rFonts w:ascii="Verdana" w:hAnsi="Verdana"/>
+              </w:rPr>
             </w:pPr>
             <w:r>
-              <w:t>To encourage learners to apply the concept to real-life situations (importance of plants)</w:t>
-            </w:r>
-          </w:p>
-          <w:p>
-            <w:pPr>
-              <w:pStyle w:val="NoSpacing"/>
-              <w:jc w:val="center"/>
-              <w:rPr>
-                <w:rFonts w:ascii="Verdana" w:hAnsi="Verdana"/>
-                <w:sz w:val="20"/>
-                <w:szCs w:val="20"/>
-              </w:rPr>
-            </w:pPr>
+              <w:rPr>
+                <w:rFonts w:ascii="Verdana" w:hAnsi="Verdana"/>
+              </w:rPr>
+              <w:t>E</w:t>
+            </w:r>
+            <w:r>
+              <w:rPr>
+                <w:rFonts w:ascii="Verdana" w:hAnsi="Verdana"/>
+              </w:rPr>
+              <w:t>xplain why we need plants to survive (Oxygen and Food).</w:t>
+            </w:r>
           </w:p>
         </w:tc>
       </w:tr>
@@ -632,63 +672,54 @@
             <w:pPr>
               <w:pStyle w:val="NoSpacing"/>
               <w:rPr>
-                <w:rFonts w:ascii="Verdana" w:hAnsi="Verdana"/>
+                <w:rFonts w:ascii="Verdana" w:hAnsi="Verdana" w:cs="Times New Roman"/>
                 <w:i/>
-                <w:sz w:val="20"/>
-                <w:szCs w:val="20"/>
+                <w:sz w:val="24"/>
+                <w:szCs w:val="24"/>
               </w:rPr>
             </w:pPr>
             <w:r>
               <w:rPr>
-                <w:rFonts w:ascii="Arial Black" w:hAnsi="Arial Black"/>
+                <w:rFonts w:ascii="Verdana" w:hAnsi="Verdana" w:cs="Times New Roman"/>
                 <w:b/>
-                <w:sz w:val="20"/>
-                <w:szCs w:val="20"/>
+                <w:sz w:val="24"/>
+                <w:szCs w:val="24"/>
               </w:rPr>
               <w:t>Learning descriptions</w:t>
             </w:r>
             <w:r>
               <w:rPr>
-                <w:rFonts w:ascii="Verdana" w:hAnsi="Verdana"/>
+                <w:rFonts w:ascii="Verdana" w:hAnsi="Verdana" w:cs="Times New Roman"/>
                 <w:b/>
-                <w:sz w:val="20"/>
-                <w:szCs w:val="20"/>
+                <w:sz w:val="24"/>
+                <w:szCs w:val="24"/>
               </w:rPr>
               <w:tab/>
             </w:r>
             <w:r>
               <w:rPr>
-                <w:rFonts w:ascii="Verdana" w:hAnsi="Verdana"/>
+                <w:rFonts w:ascii="Verdana" w:hAnsi="Verdana" w:cs="Times New Roman"/>
+                <w:b/>
+                <w:sz w:val="24"/>
+                <w:szCs w:val="24"/>
+              </w:rPr>
+              <w:t xml:space="preserve">: </w:t>
+            </w:r>
+            <w:r>
+              <w:rPr>
+                <w:rFonts w:ascii="Verdana" w:hAnsi="Verdana" w:cs="Times New Roman"/>
                 <w:i/>
-                <w:sz w:val="20"/>
-                <w:szCs w:val="20"/>
-              </w:rPr>
-              <w:t>An insight into the learners</w:t>
-            </w:r>
-            <w:r>
-              <w:rPr>
-                <w:rFonts w:ascii="Verdana" w:hAnsi="Verdana"/>
-                <w:i/>
-                <w:sz w:val="20"/>
-                <w:szCs w:val="20"/>
-              </w:rPr>
-              <w:t xml:space="preserve"> and </w:t>
-            </w:r>
-            <w:r>
-              <w:rPr>
-                <w:rFonts w:ascii="Verdana" w:hAnsi="Verdana"/>
-                <w:i/>
-                <w:sz w:val="20"/>
-                <w:szCs w:val="20"/>
-              </w:rPr>
-              <w:t>learning environments</w:t>
+                <w:sz w:val="24"/>
+                <w:szCs w:val="24"/>
+              </w:rPr>
+              <w:t>An insight into the learners and learning environments</w:t>
             </w:r>
           </w:p>
         </w:tc>
       </w:tr>
       <w:tr>
         <w:trPr>
-          <w:trHeight w:val="1008"/>
+          <w:trHeight w:val="1434"/>
         </w:trPr>
         <w:tc>
           <w:tcPr>
@@ -702,15 +733,15 @@
               <w:jc w:val="center"/>
               <w:rPr>
                 <w:rFonts w:ascii="Verdana" w:hAnsi="Verdana"/>
-                <w:sz w:val="20"/>
-                <w:szCs w:val="20"/>
+                <w:sz w:val="24"/>
+                <w:szCs w:val="24"/>
               </w:rPr>
             </w:pPr>
             <w:r>
               <w:rPr>
                 <w:rFonts w:ascii="Verdana" w:hAnsi="Verdana"/>
-                <w:sz w:val="20"/>
-                <w:szCs w:val="20"/>
+                <w:sz w:val="24"/>
+                <w:szCs w:val="24"/>
               </w:rPr>
               <w:t>Pre-requisite</w:t>
             </w:r>
@@ -724,13 +755,16 @@
           </w:tcPr>
           <w:p>
             <w:pPr>
+              <w:pStyle w:val="ListParagraph"/>
               <w:numPr>
                 <w:ilvl w:val="0"/>
-                <w:numId w:val="4"/>
+                <w:numId w:val="16"/>
               </w:numPr>
               <w:spacing w:before="100" w:beforeAutospacing="1" w:after="100" w:afterAutospacing="1"/>
-              <w:rPr>
-                <w:rFonts w:ascii="Times New Roman" w:eastAsia="Times New Roman" w:hAnsi="Times New Roman" w:cs="Times New Roman"/>
+              <w:ind w:left="349"/>
+              <w:jc w:val="both"/>
+              <w:rPr>
+                <w:rFonts w:ascii="Verdana" w:eastAsia="Times New Roman" w:hAnsi="Verdana" w:cs="Times New Roman"/>
                 <w:sz w:val="24"/>
                 <w:szCs w:val="24"/>
                 <w:lang w:val="en-IN" w:eastAsia="en-IN"/>
@@ -738,23 +772,26 @@
             </w:pPr>
             <w:r>
               <w:rPr>
-                <w:rFonts w:ascii="Times New Roman" w:eastAsia="Times New Roman" w:hAnsi="Times New Roman" w:cs="Times New Roman"/>
+                <w:rFonts w:ascii="Verdana" w:eastAsia="Times New Roman" w:hAnsi="Verdana" w:cs="Times New Roman"/>
                 <w:sz w:val="24"/>
                 <w:szCs w:val="24"/>
                 <w:lang w:val="en-IN" w:eastAsia="en-IN"/>
               </w:rPr>
-              <w:t>Basic understanding of plants and their parts</w:t>
+              <w:t>Students already know the main parts of a plant (roots, stem, leaves).</w:t>
             </w:r>
           </w:p>
           <w:p>
             <w:pPr>
+              <w:pStyle w:val="ListParagraph"/>
               <w:numPr>
                 <w:ilvl w:val="0"/>
-                <w:numId w:val="4"/>
+                <w:numId w:val="16"/>
               </w:numPr>
               <w:spacing w:before="100" w:beforeAutospacing="1" w:after="100" w:afterAutospacing="1"/>
-              <w:rPr>
-                <w:rFonts w:ascii="Times New Roman" w:eastAsia="Times New Roman" w:hAnsi="Times New Roman" w:cs="Times New Roman"/>
+              <w:ind w:left="349"/>
+              <w:jc w:val="both"/>
+              <w:rPr>
+                <w:rFonts w:ascii="Verdana" w:eastAsia="Times New Roman" w:hAnsi="Verdana" w:cs="Times New Roman"/>
                 <w:sz w:val="24"/>
                 <w:szCs w:val="24"/>
                 <w:lang w:val="en-IN" w:eastAsia="en-IN"/>
@@ -762,13 +799,24 @@
             </w:pPr>
             <w:r>
               <w:rPr>
-                <w:rFonts w:ascii="Times New Roman" w:eastAsia="Times New Roman" w:hAnsi="Times New Roman" w:cs="Times New Roman"/>
+                <w:rFonts w:ascii="Verdana" w:eastAsia="Times New Roman" w:hAnsi="Verdana" w:cs="Times New Roman"/>
                 <w:sz w:val="24"/>
                 <w:szCs w:val="24"/>
                 <w:lang w:val="en-IN" w:eastAsia="en-IN"/>
               </w:rPr>
-              <w:t>Awareness that plants need sunlight and water to grow</w:t>
-            </w:r>
+              <w:t>They know that plants "grow" when we water them and give them light, but they don't know the "how" yet.</w:t>
+            </w:r>
+          </w:p>
+          <w:p>
+            <w:pPr>
+              <w:spacing w:before="100" w:beforeAutospacing="1" w:after="100" w:afterAutospacing="1"/>
+              <w:rPr>
+                <w:rFonts w:ascii="Verdana" w:eastAsia="Times New Roman" w:hAnsi="Verdana" w:cs="Times New Roman"/>
+                <w:sz w:val="24"/>
+                <w:szCs w:val="24"/>
+                <w:lang w:val="en-IN" w:eastAsia="en-IN"/>
+              </w:rPr>
+            </w:pPr>
           </w:p>
         </w:tc>
       </w:tr>
@@ -787,15 +835,15 @@
               <w:jc w:val="center"/>
               <w:rPr>
                 <w:rFonts w:ascii="Verdana" w:hAnsi="Verdana"/>
-                <w:sz w:val="20"/>
-                <w:szCs w:val="20"/>
+                <w:sz w:val="24"/>
+                <w:szCs w:val="24"/>
               </w:rPr>
             </w:pPr>
             <w:r>
               <w:rPr>
                 <w:rFonts w:ascii="Verdana" w:hAnsi="Verdana"/>
-                <w:sz w:val="20"/>
-                <w:szCs w:val="20"/>
+                <w:sz w:val="24"/>
+                <w:szCs w:val="24"/>
               </w:rPr>
               <w:t>Learning environment</w:t>
             </w:r>
@@ -811,11 +859,19 @@
               <w:pStyle w:val="NormalWeb"/>
               <w:numPr>
                 <w:ilvl w:val="0"/>
-                <w:numId w:val="5"/>
+                <w:numId w:val="17"/>
               </w:numPr>
+              <w:ind w:left="349"/>
+              <w:rPr>
+                <w:rFonts w:ascii="Verdana" w:hAnsi="Verdana"/>
+              </w:rPr>
             </w:pPr>
             <w:r>
-              <w:t>Physical classroom</w:t>
+              <w:rPr>
+                <w:rFonts w:ascii="Verdana" w:hAnsi="Verdana"/>
+                <w:lang w:val="en-US"/>
+              </w:rPr>
+              <w:t>A mix of digital (showing a short video clip) and physical (using a real potted plant in the classroom).</w:t>
             </w:r>
           </w:p>
           <w:p>
@@ -823,23 +879,26 @@
               <w:pStyle w:val="NormalWeb"/>
               <w:numPr>
                 <w:ilvl w:val="0"/>
-                <w:numId w:val="5"/>
+                <w:numId w:val="17"/>
               </w:numPr>
+              <w:ind w:left="349"/>
+              <w:rPr>
+                <w:rFonts w:ascii="Verdana" w:hAnsi="Verdana"/>
+              </w:rPr>
             </w:pPr>
             <w:r>
-              <w:t>Smart board / charts / videos</w:t>
-            </w:r>
-          </w:p>
-          <w:p>
-            <w:pPr>
-              <w:pStyle w:val="NormalWeb"/>
-              <w:numPr>
-                <w:ilvl w:val="0"/>
-                <w:numId w:val="5"/>
-              </w:numPr>
-            </w:pPr>
-            <w:r>
-              <w:t>Hands-on and activity-based setting</w:t>
+              <w:rPr>
+                <w:rFonts w:ascii="Verdana" w:hAnsi="Verdana"/>
+                <w:lang w:val="en-US"/>
+              </w:rPr>
+              <w:t>Space for kids to move around</w:t>
+            </w:r>
+            <w:r>
+              <w:rPr>
+                <w:rFonts w:ascii="Verdana" w:hAnsi="Verdana"/>
+                <w:lang w:val="en-US"/>
+              </w:rPr>
+              <w:t xml:space="preserve"> (role play activity)</w:t>
             </w:r>
           </w:p>
         </w:tc>
@@ -861,16 +920,16 @@
               <w:rPr>
                 <w:rFonts w:ascii="Verdana" w:hAnsi="Verdana"/>
                 <w:i/>
-                <w:sz w:val="20"/>
-                <w:szCs w:val="20"/>
+                <w:sz w:val="24"/>
+                <w:szCs w:val="24"/>
               </w:rPr>
             </w:pPr>
             <w:r>
               <w:rPr>
-                <w:rFonts w:ascii="Arial Black" w:hAnsi="Arial Black"/>
+                <w:rFonts w:ascii="Verdana" w:hAnsi="Verdana"/>
                 <w:b/>
-                <w:sz w:val="20"/>
-                <w:szCs w:val="20"/>
+                <w:sz w:val="24"/>
+                <w:szCs w:val="24"/>
               </w:rPr>
               <w:t>Design specifications</w:t>
             </w:r>
@@ -878,8 +937,8 @@
               <w:rPr>
                 <w:rFonts w:ascii="Verdana" w:hAnsi="Verdana"/>
                 <w:b/>
-                <w:sz w:val="20"/>
-                <w:szCs w:val="20"/>
+                <w:sz w:val="24"/>
+                <w:szCs w:val="24"/>
               </w:rPr>
               <w:tab/>
             </w:r>
@@ -888,7 +947,7 @@
       </w:tr>
       <w:tr>
         <w:trPr>
-          <w:trHeight w:val="1296"/>
+          <w:trHeight w:val="806"/>
         </w:trPr>
         <w:tc>
           <w:tcPr>
@@ -902,15 +961,15 @@
               <w:jc w:val="center"/>
               <w:rPr>
                 <w:rFonts w:ascii="Verdana" w:hAnsi="Verdana"/>
-                <w:sz w:val="20"/>
-                <w:szCs w:val="20"/>
+                <w:sz w:val="24"/>
+                <w:szCs w:val="24"/>
               </w:rPr>
             </w:pPr>
             <w:r>
               <w:rPr>
                 <w:rFonts w:ascii="Verdana" w:hAnsi="Verdana"/>
-                <w:sz w:val="20"/>
-                <w:szCs w:val="20"/>
+                <w:sz w:val="24"/>
+                <w:szCs w:val="24"/>
               </w:rPr>
               <w:t>Performance goals</w:t>
             </w:r>
@@ -924,25 +983,86 @@
           <w:p>
             <w:pPr>
               <w:pStyle w:val="NormalWeb"/>
-              <w:numPr>
-                <w:ilvl w:val="0"/>
-                <w:numId w:val="6"/>
-              </w:numPr>
+              <w:rPr>
+                <w:rFonts w:ascii="Verdana" w:hAnsi="Verdana"/>
+              </w:rPr>
             </w:pPr>
             <w:r>
-              <w:t>To develop conceptual clarity about photosynthesis</w:t>
+              <w:rPr>
+                <w:rFonts w:ascii="Verdana" w:hAnsi="Verdana"/>
+                <w:b/>
+                <w:bCs/>
+              </w:rPr>
+              <w:t>Goal 1:</w:t>
+            </w:r>
+            <w:r>
+              <w:rPr>
+                <w:rFonts w:ascii="Verdana" w:hAnsi="Verdana"/>
+              </w:rPr>
+              <w:t xml:space="preserve"> The student can explain (in their own words) that photosynthesis is how plants make food.</w:t>
             </w:r>
           </w:p>
           <w:p>
             <w:pPr>
               <w:pStyle w:val="NormalWeb"/>
-              <w:numPr>
-                <w:ilvl w:val="0"/>
-                <w:numId w:val="6"/>
-              </w:numPr>
+              <w:rPr>
+                <w:rFonts w:ascii="Verdana" w:hAnsi="Verdana"/>
+              </w:rPr>
             </w:pPr>
             <w:r>
-              <w:t>To promote environmental awareness and appreciation of plant life</w:t>
+              <w:rPr>
+                <w:rFonts w:ascii="Verdana" w:hAnsi="Verdana"/>
+                <w:b/>
+                <w:bCs/>
+              </w:rPr>
+              <w:lastRenderedPageBreak/>
+              <w:t>Goal 2:</w:t>
+            </w:r>
+            <w:r>
+              <w:rPr>
+                <w:rFonts w:ascii="Verdana" w:hAnsi="Verdana"/>
+              </w:rPr>
+              <w:t xml:space="preserve"> They can point out the 4 things a plant needs to do this (Sun, Water, CO2/Air, and Chlorophyll/Green </w:t>
+            </w:r>
+            <w:r>
+              <w:rPr>
+                <w:rFonts w:ascii="Verdana" w:hAnsi="Verdana"/>
+              </w:rPr>
+              <w:t>colour</w:t>
+            </w:r>
+            <w:r>
+              <w:rPr>
+                <w:rFonts w:ascii="Verdana" w:hAnsi="Verdana"/>
+              </w:rPr>
+              <w:t>).</w:t>
+            </w:r>
+          </w:p>
+          <w:p>
+            <w:pPr>
+              <w:pStyle w:val="NormalWeb"/>
+              <w:rPr>
+                <w:rFonts w:ascii="Verdana" w:hAnsi="Verdana"/>
+              </w:rPr>
+            </w:pPr>
+            <w:r>
+              <w:rPr>
+                <w:rFonts w:ascii="Verdana" w:hAnsi="Verdana"/>
+                <w:b/>
+                <w:bCs/>
+              </w:rPr>
+              <w:t>Goal 3:</w:t>
+            </w:r>
+            <w:r>
+              <w:rPr>
+                <w:rFonts w:ascii="Verdana" w:hAnsi="Verdana"/>
+              </w:rPr>
+              <w:t xml:space="preserve"> They can describe the "output"—that plants give us oxygen and store food for themselve</w:t>
+            </w:r>
+            <w:r>
+              <w:rPr>
+                <w:rFonts w:ascii="Verdana" w:hAnsi="Verdana"/>
+              </w:rPr>
+              <w:t>s</w:t>
             </w:r>
           </w:p>
         </w:tc>
@@ -962,25 +1082,18 @@
               <w:jc w:val="center"/>
               <w:rPr>
                 <w:rFonts w:ascii="Verdana" w:hAnsi="Verdana"/>
-                <w:sz w:val="20"/>
-                <w:szCs w:val="20"/>
+                <w:sz w:val="24"/>
+                <w:szCs w:val="24"/>
               </w:rPr>
             </w:pPr>
             <w:r>
               <w:rPr>
                 <w:rFonts w:ascii="Verdana" w:hAnsi="Verdana"/>
-                <w:sz w:val="20"/>
-                <w:szCs w:val="20"/>
-              </w:rPr>
-              <w:t xml:space="preserve">Learning </w:t>
-            </w:r>
-            <w:r>
-              <w:rPr>
-                <w:rFonts w:ascii="Verdana" w:hAnsi="Verdana"/>
-                <w:sz w:val="20"/>
-                <w:szCs w:val="20"/>
-              </w:rPr>
-              <w:t>outcomes</w:t>
+                <w:sz w:val="24"/>
+                <w:szCs w:val="24"/>
+              </w:rPr>
+              <w:lastRenderedPageBreak/>
+              <w:t>Learning outcomes</w:t>
             </w:r>
           </w:p>
         </w:tc>
@@ -991,9 +1104,16 @@
           <w:p>
             <w:pPr>
               <w:pStyle w:val="NormalWeb"/>
+              <w:jc w:val="both"/>
+              <w:rPr>
+                <w:rFonts w:ascii="Verdana" w:hAnsi="Verdana"/>
+              </w:rPr>
             </w:pPr>
             <w:r>
-              <w:t>The learner will be able to:</w:t>
+              <w:rPr>
+                <w:rFonts w:ascii="Verdana" w:hAnsi="Verdana"/>
+              </w:rPr>
+              <w:t>Children will be able to:</w:t>
             </w:r>
           </w:p>
           <w:p>
@@ -1001,11 +1121,19 @@
               <w:pStyle w:val="NormalWeb"/>
               <w:numPr>
                 <w:ilvl w:val="0"/>
-                <w:numId w:val="7"/>
+                <w:numId w:val="18"/>
               </w:numPr>
+              <w:ind w:left="349"/>
+              <w:jc w:val="both"/>
+              <w:rPr>
+                <w:rFonts w:ascii="Verdana" w:hAnsi="Verdana"/>
+              </w:rPr>
             </w:pPr>
             <w:r>
-              <w:t>Explain the meaning of photosynthesis</w:t>
+              <w:rPr>
+                <w:rFonts w:ascii="Verdana" w:hAnsi="Verdana"/>
+              </w:rPr>
+              <w:t>Define it simply: Explain that "Photosynthesis" is just the scientific name for how plants make their own food.</w:t>
             </w:r>
           </w:p>
           <w:p>
@@ -1013,11 +1141,19 @@
               <w:pStyle w:val="NormalWeb"/>
               <w:numPr>
                 <w:ilvl w:val="0"/>
-                <w:numId w:val="7"/>
+                <w:numId w:val="18"/>
               </w:numPr>
+              <w:ind w:left="349"/>
+              <w:jc w:val="both"/>
+              <w:rPr>
+                <w:rFonts w:ascii="Verdana" w:hAnsi="Verdana"/>
+              </w:rPr>
             </w:pPr>
             <w:r>
-              <w:t>Identify the requirements of photosynthesis (sunlight, water, carbon dioxide, chlorophyll)</w:t>
+              <w:rPr>
+                <w:rFonts w:ascii="Verdana" w:hAnsi="Verdana"/>
+              </w:rPr>
+              <w:t>Identify the "Ingredients": List the four things a plant must have: Sunlight, Water, Air (Carbon Dioxide), and Chlorophyll (the green part).</w:t>
             </w:r>
           </w:p>
           <w:p>
@@ -1025,12 +1161,19 @@
               <w:pStyle w:val="NormalWeb"/>
               <w:numPr>
                 <w:ilvl w:val="0"/>
-                <w:numId w:val="7"/>
+                <w:numId w:val="18"/>
               </w:numPr>
+              <w:ind w:left="349"/>
+              <w:jc w:val="both"/>
+              <w:rPr>
+                <w:rFonts w:ascii="Verdana" w:hAnsi="Verdana"/>
+              </w:rPr>
             </w:pPr>
             <w:r>
-              <w:lastRenderedPageBreak/>
-              <w:t>Describe the process of photosynthesis in simple steps</w:t>
+              <w:rPr>
+                <w:rFonts w:ascii="Verdana" w:hAnsi="Verdana"/>
+              </w:rPr>
+              <w:t>Explain the "Process": Describe in 2–3 simple steps how the leaf acts like a kitchen to mix these ingredients.</w:t>
             </w:r>
           </w:p>
           <w:p>
@@ -1038,14 +1181,19 @@
               <w:pStyle w:val="NormalWeb"/>
               <w:numPr>
                 <w:ilvl w:val="0"/>
-                <w:numId w:val="7"/>
+                <w:numId w:val="18"/>
               </w:numPr>
+              <w:ind w:left="349"/>
+              <w:jc w:val="both"/>
+              <w:rPr>
+                <w:rFonts w:ascii="Verdana" w:hAnsi="Verdana"/>
+              </w:rPr>
             </w:pPr>
             <w:r>
-              <w:t>State the importance of photosynthe</w:t>
-            </w:r>
-            <w:r>
-              <w:t>sis for plants and living beings</w:t>
+              <w:rPr>
+                <w:rFonts w:ascii="Verdana" w:hAnsi="Verdana"/>
+              </w:rPr>
+              <w:t>Connect to Life: State two reasons why this process is important for humans (it gives us Oxygen to breathe and Food to eat).</w:t>
             </w:r>
           </w:p>
         </w:tc>
@@ -1065,18 +1213,33 @@
               <w:jc w:val="center"/>
               <w:rPr>
                 <w:rFonts w:ascii="Verdana" w:hAnsi="Verdana"/>
-                <w:sz w:val="20"/>
-                <w:szCs w:val="20"/>
+                <w:sz w:val="24"/>
+                <w:szCs w:val="24"/>
               </w:rPr>
             </w:pPr>
             <w:r>
               <w:rPr>
                 <w:rFonts w:ascii="Verdana" w:hAnsi="Verdana"/>
-                <w:sz w:val="20"/>
-                <w:szCs w:val="20"/>
-              </w:rPr>
-              <w:lastRenderedPageBreak/>
-              <w:t>Delivery methods</w:t>
+                <w:sz w:val="24"/>
+                <w:szCs w:val="24"/>
+              </w:rPr>
+              <w:t xml:space="preserve">Delivery </w:t>
+            </w:r>
+            <w:r>
+              <w:rPr>
+                <w:rFonts w:ascii="Verdana" w:hAnsi="Verdana"/>
+                <w:sz w:val="24"/>
+                <w:szCs w:val="24"/>
+              </w:rPr>
+              <w:t>M</w:t>
+            </w:r>
+            <w:r>
+              <w:rPr>
+                <w:rFonts w:ascii="Verdana" w:hAnsi="Verdana"/>
+                <w:sz w:val="24"/>
+                <w:szCs w:val="24"/>
+              </w:rPr>
+              <w:t>ethods</w:t>
             </w:r>
           </w:p>
         </w:tc>
@@ -1087,412 +1250,1855 @@
           <w:p>
             <w:pPr>
               <w:pStyle w:val="NormalWeb"/>
+              <w:rPr>
+                <w:rFonts w:ascii="Verdana" w:hAnsi="Verdana"/>
+              </w:rPr>
             </w:pPr>
             <w:r>
               <w:rPr>
                 <w:rFonts w:ascii="Verdana" w:hAnsi="Verdana"/>
-                <w:szCs w:val="20"/>
               </w:rPr>
               <w:t>Stage 0</w:t>
             </w:r>
             <w:r>
               <w:rPr>
                 <w:rFonts w:ascii="Verdana" w:hAnsi="Verdana"/>
-                <w:szCs w:val="20"/>
+              </w:rPr>
+              <w:t xml:space="preserve"> (Hook Question)</w:t>
+            </w:r>
+            <w:r>
+              <w:rPr>
+                <w:rFonts w:ascii="Verdana" w:hAnsi="Verdana"/>
               </w:rPr>
               <w:t xml:space="preserve">:  </w:t>
             </w:r>
             <w:r>
+              <w:rPr>
+                <w:rFonts w:ascii="Verdana" w:hAnsi="Verdana"/>
+              </w:rPr>
               <w:t>Begin with questions like:</w:t>
             </w:r>
           </w:p>
           <w:p>
             <w:pPr>
               <w:pStyle w:val="NormalWeb"/>
-              <w:numPr>
-                <w:ilvl w:val="0"/>
-                <w:numId w:val="8"/>
-              </w:numPr>
+              <w:rPr>
+                <w:rFonts w:ascii="Verdana" w:hAnsi="Verdana"/>
+              </w:rPr>
             </w:pPr>
             <w:r>
               <w:rPr>
-                <w:rStyle w:val="Emphasis"/>
-              </w:rPr>
-              <w:t>How do plants get their food?</w:t>
+                <w:rFonts w:ascii="Verdana" w:hAnsi="Verdana"/>
+              </w:rPr>
+              <w:t>Ask the kids, "If you're hungry, you go to the kitchen. Where does a fixed-</w:t>
+            </w:r>
+            <w:r>
+              <w:rPr>
+                <w:rFonts w:ascii="Verdana" w:hAnsi="Verdana"/>
+              </w:rPr>
+              <w:t>i</w:t>
+            </w:r>
+            <w:r>
+              <w:rPr>
+                <w:rFonts w:ascii="Verdana" w:hAnsi="Verdana"/>
+              </w:rPr>
+              <w:t>n-the-ground mango tree go when it</w:t>
+            </w:r>
+            <w:r>
+              <w:rPr>
+                <w:rFonts w:ascii="Verdana" w:hAnsi="Verdana"/>
+              </w:rPr>
+              <w:t xml:space="preserve"> i</w:t>
+            </w:r>
+            <w:r>
+              <w:rPr>
+                <w:rFonts w:ascii="Verdana" w:hAnsi="Verdana"/>
+              </w:rPr>
+              <w:t>s hungry?"</w:t>
             </w:r>
           </w:p>
           <w:p>
             <w:pPr>
               <w:pStyle w:val="NormalWeb"/>
+              <w:rPr>
+                <w:rFonts w:ascii="Verdana" w:hAnsi="Verdana"/>
+              </w:rPr>
+            </w:pPr>
+            <w:r>
+              <w:rPr>
+                <w:rFonts w:ascii="Verdana" w:hAnsi="Verdana"/>
+                <w:b/>
+                <w:bCs/>
+                <w:lang w:val="en-US"/>
+              </w:rPr>
+              <w:t>Goal:</w:t>
+            </w:r>
+            <w:r>
+              <w:rPr>
+                <w:rFonts w:ascii="Verdana" w:hAnsi="Verdana"/>
+                <w:lang w:val="en-US"/>
+              </w:rPr>
+              <w:t xml:space="preserve"> To see their guesses. It helps</w:t>
+            </w:r>
+            <w:r>
+              <w:rPr>
+                <w:rFonts w:ascii="Verdana" w:hAnsi="Verdana"/>
+                <w:lang w:val="en-US"/>
+              </w:rPr>
+              <w:t xml:space="preserve"> the teacher to </w:t>
+            </w:r>
+            <w:r>
+              <w:rPr>
+                <w:rFonts w:ascii="Verdana" w:hAnsi="Verdana"/>
+                <w:lang w:val="en-US"/>
+              </w:rPr>
+              <w:t xml:space="preserve">find out if they think plants "eat" soil or "drink" food, so </w:t>
+            </w:r>
+            <w:r>
+              <w:rPr>
+                <w:rFonts w:ascii="Verdana" w:hAnsi="Verdana"/>
+                <w:lang w:val="en-US"/>
+              </w:rPr>
+              <w:t>that the teacher knows where to correct the children</w:t>
+            </w:r>
+            <w:r>
+              <w:rPr>
+                <w:rFonts w:ascii="Verdana" w:hAnsi="Verdana"/>
+                <w:lang w:val="en-US"/>
+              </w:rPr>
+              <w:t>.</w:t>
+            </w:r>
+          </w:p>
+          <w:p>
+            <w:pPr>
+              <w:pStyle w:val="Heading3"/>
+              <w:rPr>
+                <w:rFonts w:ascii="Verdana" w:hAnsi="Verdana"/>
+                <w:sz w:val="24"/>
+                <w:szCs w:val="24"/>
+              </w:rPr>
+            </w:pPr>
+            <w:r>
+              <w:rPr>
+                <w:rStyle w:val="Strong"/>
+                <w:rFonts w:ascii="Verdana" w:hAnsi="Verdana"/>
+                <w:b/>
+                <w:bCs/>
+                <w:sz w:val="24"/>
+                <w:szCs w:val="24"/>
+              </w:rPr>
+              <w:t>Stage I – Define (Identify the Learning Gap)</w:t>
+            </w:r>
+          </w:p>
+          <w:p>
+            <w:pPr>
+              <w:pStyle w:val="Heading3"/>
+              <w:rPr>
+                <w:rFonts w:ascii="Verdana" w:hAnsi="Verdana"/>
+                <w:b w:val="0"/>
+                <w:bCs w:val="0"/>
+                <w:sz w:val="24"/>
+                <w:szCs w:val="24"/>
+              </w:rPr>
+            </w:pPr>
+            <w:r>
+              <w:rPr>
+                <w:rFonts w:ascii="Verdana" w:hAnsi="Verdana"/>
+                <w:b w:val="0"/>
+                <w:bCs w:val="0"/>
+                <w:sz w:val="24"/>
+                <w:szCs w:val="24"/>
+              </w:rPr>
+              <w:t>What the students already know:</w:t>
+            </w:r>
+          </w:p>
+          <w:p>
+            <w:pPr>
+              <w:pStyle w:val="Heading3"/>
               <w:numPr>
                 <w:ilvl w:val="0"/>
-                <w:numId w:val="8"/>
+                <w:numId w:val="21"/>
               </w:numPr>
+              <w:ind w:left="349"/>
+              <w:rPr>
+                <w:rFonts w:ascii="Verdana" w:hAnsi="Verdana"/>
+                <w:b w:val="0"/>
+                <w:bCs w:val="0"/>
+                <w:sz w:val="24"/>
+                <w:szCs w:val="24"/>
+              </w:rPr>
             </w:pPr>
             <w:r>
               <w:rPr>
-                <w:rStyle w:val="Emphasis"/>
-              </w:rPr>
-              <w:t>Do plants eat like humans?</w:t>
+                <w:rFonts w:ascii="Verdana" w:hAnsi="Verdana"/>
+                <w:b w:val="0"/>
+                <w:bCs w:val="0"/>
+                <w:sz w:val="24"/>
+                <w:szCs w:val="24"/>
+              </w:rPr>
+              <w:t>They know</w:t>
+            </w:r>
+            <w:r>
+              <w:rPr>
+                <w:rFonts w:ascii="Verdana" w:hAnsi="Verdana"/>
+                <w:b w:val="0"/>
+                <w:bCs w:val="0"/>
+                <w:sz w:val="24"/>
+                <w:szCs w:val="24"/>
+              </w:rPr>
+              <w:t xml:space="preserve"> that</w:t>
+            </w:r>
+            <w:r>
+              <w:rPr>
+                <w:rFonts w:ascii="Verdana" w:hAnsi="Verdana"/>
+                <w:b w:val="0"/>
+                <w:bCs w:val="0"/>
+                <w:sz w:val="24"/>
+                <w:szCs w:val="24"/>
+              </w:rPr>
+              <w:t xml:space="preserve"> plants need water (</w:t>
+            </w:r>
+            <w:r>
+              <w:rPr>
+                <w:rFonts w:ascii="Verdana" w:hAnsi="Verdana"/>
+                <w:b w:val="0"/>
+                <w:bCs w:val="0"/>
+                <w:sz w:val="24"/>
+                <w:szCs w:val="24"/>
+              </w:rPr>
+              <w:t xml:space="preserve">since they have </w:t>
+            </w:r>
+            <w:r>
+              <w:rPr>
+                <w:rFonts w:ascii="Verdana" w:hAnsi="Verdana"/>
+                <w:b w:val="0"/>
+                <w:bCs w:val="0"/>
+                <w:sz w:val="24"/>
+                <w:szCs w:val="24"/>
+              </w:rPr>
+              <w:t>seen people water</w:t>
+            </w:r>
+            <w:r>
+              <w:rPr>
+                <w:rFonts w:ascii="Verdana" w:hAnsi="Verdana"/>
+                <w:b w:val="0"/>
+                <w:bCs w:val="0"/>
+                <w:sz w:val="24"/>
+                <w:szCs w:val="24"/>
+              </w:rPr>
+              <w:t>ing</w:t>
+            </w:r>
+            <w:r>
+              <w:rPr>
+                <w:rFonts w:ascii="Verdana" w:hAnsi="Verdana"/>
+                <w:b w:val="0"/>
+                <w:bCs w:val="0"/>
+                <w:sz w:val="24"/>
+                <w:szCs w:val="24"/>
+              </w:rPr>
+              <w:t xml:space="preserve"> them).</w:t>
+            </w:r>
+          </w:p>
+          <w:p>
+            <w:pPr>
+              <w:pStyle w:val="Heading3"/>
+              <w:numPr>
+                <w:ilvl w:val="0"/>
+                <w:numId w:val="21"/>
+              </w:numPr>
+              <w:ind w:left="349"/>
+              <w:rPr>
+                <w:rFonts w:ascii="Verdana" w:hAnsi="Verdana"/>
+                <w:b w:val="0"/>
+                <w:bCs w:val="0"/>
+                <w:sz w:val="24"/>
+                <w:szCs w:val="24"/>
+              </w:rPr>
+            </w:pPr>
+            <w:r>
+              <w:rPr>
+                <w:rFonts w:ascii="Verdana" w:hAnsi="Verdana"/>
+                <w:b w:val="0"/>
+                <w:bCs w:val="0"/>
+                <w:sz w:val="24"/>
+                <w:szCs w:val="24"/>
+              </w:rPr>
+              <w:t xml:space="preserve">They </w:t>
+            </w:r>
+            <w:r>
+              <w:rPr>
+                <w:rFonts w:ascii="Verdana" w:hAnsi="Verdana"/>
+                <w:b w:val="0"/>
+                <w:bCs w:val="0"/>
+                <w:sz w:val="24"/>
+                <w:szCs w:val="24"/>
+              </w:rPr>
+              <w:t xml:space="preserve">also </w:t>
+            </w:r>
+            <w:r>
+              <w:rPr>
+                <w:rFonts w:ascii="Verdana" w:hAnsi="Verdana"/>
+                <w:b w:val="0"/>
+                <w:bCs w:val="0"/>
+                <w:sz w:val="24"/>
+                <w:szCs w:val="24"/>
+              </w:rPr>
+              <w:t>know plants need sunlight (</w:t>
+            </w:r>
+            <w:r>
+              <w:rPr>
+                <w:rFonts w:ascii="Verdana" w:hAnsi="Verdana"/>
+                <w:b w:val="0"/>
+                <w:bCs w:val="0"/>
+                <w:sz w:val="24"/>
+                <w:szCs w:val="24"/>
+              </w:rPr>
+              <w:t xml:space="preserve">as </w:t>
+            </w:r>
+            <w:r>
+              <w:rPr>
+                <w:rFonts w:ascii="Verdana" w:hAnsi="Verdana"/>
+                <w:b w:val="0"/>
+                <w:bCs w:val="0"/>
+                <w:sz w:val="24"/>
+                <w:szCs w:val="24"/>
+              </w:rPr>
+              <w:t>they know plants do</w:t>
+            </w:r>
+            <w:r>
+              <w:rPr>
+                <w:rFonts w:ascii="Verdana" w:hAnsi="Verdana"/>
+                <w:b w:val="0"/>
+                <w:bCs w:val="0"/>
+                <w:sz w:val="24"/>
+                <w:szCs w:val="24"/>
+              </w:rPr>
+              <w:t xml:space="preserve"> </w:t>
+            </w:r>
+            <w:r>
+              <w:rPr>
+                <w:rFonts w:ascii="Verdana" w:hAnsi="Verdana"/>
+                <w:b w:val="0"/>
+                <w:bCs w:val="0"/>
+                <w:sz w:val="24"/>
+                <w:szCs w:val="24"/>
+              </w:rPr>
+              <w:t>not grow</w:t>
+            </w:r>
+            <w:r>
+              <w:rPr>
+                <w:rFonts w:ascii="Verdana" w:hAnsi="Verdana"/>
+                <w:b w:val="0"/>
+                <w:bCs w:val="0"/>
+                <w:sz w:val="24"/>
+                <w:szCs w:val="24"/>
+              </w:rPr>
+              <w:t xml:space="preserve"> well in a dark cupboard).</w:t>
+            </w:r>
+          </w:p>
+          <w:p>
+            <w:pPr>
+              <w:pStyle w:val="Heading3"/>
+              <w:ind w:left="66"/>
+              <w:rPr>
+                <w:rFonts w:ascii="Verdana" w:hAnsi="Verdana"/>
+                <w:b w:val="0"/>
+                <w:bCs w:val="0"/>
+                <w:sz w:val="24"/>
+                <w:szCs w:val="24"/>
+              </w:rPr>
+            </w:pPr>
+            <w:r>
+              <w:rPr>
+                <w:rFonts w:ascii="Verdana" w:hAnsi="Verdana"/>
+                <w:b w:val="0"/>
+                <w:bCs w:val="0"/>
+                <w:sz w:val="24"/>
+                <w:szCs w:val="24"/>
+              </w:rPr>
+              <w:t xml:space="preserve">The "Gap" (What </w:t>
+            </w:r>
+            <w:r>
+              <w:rPr>
+                <w:rFonts w:ascii="Verdana" w:hAnsi="Verdana"/>
+                <w:b w:val="0"/>
+                <w:bCs w:val="0"/>
+                <w:sz w:val="24"/>
+                <w:szCs w:val="24"/>
+              </w:rPr>
+              <w:t>children</w:t>
+            </w:r>
+            <w:r>
+              <w:rPr>
+                <w:rFonts w:ascii="Verdana" w:hAnsi="Verdana"/>
+                <w:b w:val="0"/>
+                <w:bCs w:val="0"/>
+                <w:sz w:val="24"/>
+                <w:szCs w:val="24"/>
+              </w:rPr>
+              <w:t xml:space="preserve"> are missing):</w:t>
+            </w:r>
+          </w:p>
+          <w:p>
+            <w:pPr>
+              <w:pStyle w:val="Heading3"/>
+              <w:numPr>
+                <w:ilvl w:val="0"/>
+                <w:numId w:val="22"/>
+              </w:numPr>
+              <w:tabs>
+                <w:tab w:val="clear" w:pos="720"/>
+              </w:tabs>
+              <w:ind w:left="349"/>
+              <w:rPr>
+                <w:rFonts w:ascii="Verdana" w:hAnsi="Verdana"/>
+                <w:b w:val="0"/>
+                <w:bCs w:val="0"/>
+                <w:sz w:val="24"/>
+                <w:szCs w:val="24"/>
+              </w:rPr>
+            </w:pPr>
+            <w:r>
+              <w:rPr>
+                <w:rFonts w:ascii="Verdana" w:hAnsi="Verdana"/>
+                <w:b w:val="0"/>
+                <w:bCs w:val="0"/>
+                <w:sz w:val="24"/>
+                <w:szCs w:val="24"/>
+              </w:rPr>
+              <w:lastRenderedPageBreak/>
+              <w:t>Most kids think plants "eat" soil like we eat food or they "drink" their food through the roots.</w:t>
+            </w:r>
+          </w:p>
+          <w:p>
+            <w:pPr>
+              <w:pStyle w:val="Heading3"/>
+              <w:numPr>
+                <w:ilvl w:val="0"/>
+                <w:numId w:val="22"/>
+              </w:numPr>
+              <w:tabs>
+                <w:tab w:val="clear" w:pos="720"/>
+              </w:tabs>
+              <w:ind w:left="349"/>
+              <w:rPr>
+                <w:rFonts w:ascii="Verdana" w:hAnsi="Verdana"/>
+                <w:b w:val="0"/>
+                <w:bCs w:val="0"/>
+                <w:sz w:val="24"/>
+                <w:szCs w:val="24"/>
+              </w:rPr>
+            </w:pPr>
+            <w:r>
+              <w:rPr>
+                <w:rFonts w:ascii="Verdana" w:hAnsi="Verdana"/>
+                <w:b w:val="0"/>
+                <w:bCs w:val="0"/>
+                <w:sz w:val="24"/>
+                <w:szCs w:val="24"/>
+              </w:rPr>
+              <w:t>The Goal of this lesson</w:t>
+            </w:r>
+            <w:r>
+              <w:rPr>
+                <w:rFonts w:ascii="Verdana" w:hAnsi="Verdana"/>
+                <w:b w:val="0"/>
+                <w:bCs w:val="0"/>
+                <w:sz w:val="24"/>
+                <w:szCs w:val="24"/>
+              </w:rPr>
+              <w:t xml:space="preserve"> for the teacher will be t</w:t>
+            </w:r>
+            <w:r>
+              <w:rPr>
+                <w:rFonts w:ascii="Verdana" w:hAnsi="Verdana"/>
+                <w:b w:val="0"/>
+                <w:bCs w:val="0"/>
+                <w:sz w:val="24"/>
+                <w:szCs w:val="24"/>
+              </w:rPr>
+              <w:t xml:space="preserve">o show them that the leaves are </w:t>
+            </w:r>
+            <w:proofErr w:type="gramStart"/>
+            <w:r>
+              <w:rPr>
+                <w:rFonts w:ascii="Verdana" w:hAnsi="Verdana"/>
+                <w:b w:val="0"/>
+                <w:bCs w:val="0"/>
+                <w:sz w:val="24"/>
+                <w:szCs w:val="24"/>
+              </w:rPr>
+              <w:t>actually the</w:t>
+            </w:r>
+            <w:proofErr w:type="gramEnd"/>
+            <w:r>
+              <w:rPr>
+                <w:rFonts w:ascii="Verdana" w:hAnsi="Verdana"/>
+                <w:b w:val="0"/>
+                <w:bCs w:val="0"/>
+                <w:sz w:val="24"/>
+                <w:szCs w:val="24"/>
+              </w:rPr>
+              <w:t xml:space="preserve"> "kitchen" where the food is made</w:t>
+            </w:r>
+            <w:r>
+              <w:rPr>
+                <w:rFonts w:ascii="Verdana" w:hAnsi="Verdana"/>
+                <w:b w:val="0"/>
+                <w:bCs w:val="0"/>
+                <w:sz w:val="24"/>
+                <w:szCs w:val="24"/>
+              </w:rPr>
+              <w:t xml:space="preserve"> and</w:t>
+            </w:r>
+            <w:r>
+              <w:rPr>
+                <w:rFonts w:ascii="Verdana" w:hAnsi="Verdana"/>
+                <w:b w:val="0"/>
+                <w:bCs w:val="0"/>
+                <w:sz w:val="24"/>
+                <w:szCs w:val="24"/>
+              </w:rPr>
+              <w:t xml:space="preserve"> not the roots</w:t>
+            </w:r>
+            <w:r>
+              <w:rPr>
+                <w:rFonts w:ascii="Verdana" w:hAnsi="Verdana"/>
+                <w:b w:val="0"/>
+                <w:bCs w:val="0"/>
+                <w:sz w:val="24"/>
+                <w:szCs w:val="24"/>
+              </w:rPr>
+              <w:t>.</w:t>
+            </w:r>
+          </w:p>
+          <w:p>
+            <w:pPr>
+              <w:pStyle w:val="Heading3"/>
+              <w:rPr>
+                <w:rFonts w:ascii="Verdana" w:hAnsi="Verdana"/>
+                <w:sz w:val="24"/>
+                <w:szCs w:val="24"/>
+              </w:rPr>
+            </w:pPr>
+            <w:r>
+              <w:rPr>
+                <w:rFonts w:ascii="Verdana" w:hAnsi="Verdana"/>
+                <w:sz w:val="24"/>
+                <w:szCs w:val="24"/>
+              </w:rPr>
+              <w:t xml:space="preserve">Stage II: </w:t>
+            </w:r>
+            <w:r>
+              <w:rPr>
+                <w:rStyle w:val="Strong"/>
+                <w:rFonts w:ascii="Verdana" w:hAnsi="Verdana"/>
+                <w:b/>
+                <w:bCs/>
+                <w:sz w:val="24"/>
+                <w:szCs w:val="24"/>
+              </w:rPr>
+              <w:t>Ideate (Plan Teaching Strategies)</w:t>
+            </w:r>
+          </w:p>
+          <w:p>
+            <w:pPr>
+              <w:pStyle w:val="Heading3"/>
+              <w:rPr>
+                <w:rFonts w:ascii="Verdana" w:hAnsi="Verdana"/>
+                <w:b w:val="0"/>
+                <w:bCs w:val="0"/>
+                <w:sz w:val="24"/>
+                <w:szCs w:val="24"/>
+              </w:rPr>
+            </w:pPr>
+            <w:r>
+              <w:rPr>
+                <w:rFonts w:ascii="Verdana" w:hAnsi="Verdana"/>
+                <w:b w:val="0"/>
+                <w:bCs w:val="0"/>
+                <w:sz w:val="24"/>
+                <w:szCs w:val="24"/>
+              </w:rPr>
+              <w:t xml:space="preserve">The Main Idea: </w:t>
+            </w:r>
+            <w:r>
+              <w:rPr>
+                <w:rFonts w:ascii="Verdana" w:hAnsi="Verdana"/>
+                <w:b w:val="0"/>
+                <w:bCs w:val="0"/>
+                <w:sz w:val="24"/>
+                <w:szCs w:val="24"/>
+              </w:rPr>
+              <w:t xml:space="preserve">The teacher will use </w:t>
+            </w:r>
+            <w:r>
+              <w:rPr>
+                <w:rFonts w:ascii="Verdana" w:hAnsi="Verdana"/>
+                <w:b w:val="0"/>
+                <w:bCs w:val="0"/>
+                <w:sz w:val="24"/>
+                <w:szCs w:val="24"/>
+              </w:rPr>
+              <w:t>the "Kitchen Story" to make a complex process feel familiar.</w:t>
+            </w:r>
+          </w:p>
+          <w:p>
+            <w:pPr>
+              <w:pStyle w:val="Heading3"/>
+              <w:rPr>
+                <w:rFonts w:ascii="Verdana" w:hAnsi="Verdana"/>
+                <w:b w:val="0"/>
+                <w:bCs w:val="0"/>
+                <w:sz w:val="24"/>
+                <w:szCs w:val="24"/>
+              </w:rPr>
+            </w:pPr>
+            <w:r>
+              <w:rPr>
+                <w:rFonts w:ascii="Verdana" w:hAnsi="Verdana"/>
+                <w:b w:val="0"/>
+                <w:bCs w:val="0"/>
+                <w:sz w:val="24"/>
+                <w:szCs w:val="24"/>
+              </w:rPr>
+              <w:t xml:space="preserve">The Storytelling: </w:t>
+            </w:r>
+            <w:r>
+              <w:rPr>
+                <w:rFonts w:ascii="Verdana" w:hAnsi="Verdana"/>
+                <w:b w:val="0"/>
+                <w:bCs w:val="0"/>
+                <w:sz w:val="24"/>
+                <w:szCs w:val="24"/>
+              </w:rPr>
+              <w:t xml:space="preserve">The tr.  will </w:t>
+            </w:r>
+            <w:r>
+              <w:rPr>
+                <w:rFonts w:ascii="Verdana" w:hAnsi="Verdana"/>
+                <w:b w:val="0"/>
+                <w:bCs w:val="0"/>
+                <w:sz w:val="24"/>
+                <w:szCs w:val="24"/>
+              </w:rPr>
+              <w:t>Compare the leaf to a Green Kitchen.</w:t>
+            </w:r>
+          </w:p>
+          <w:p>
+            <w:pPr>
+              <w:pStyle w:val="NoSpacing"/>
+              <w:numPr>
+                <w:ilvl w:val="0"/>
+                <w:numId w:val="24"/>
+              </w:numPr>
+              <w:ind w:left="503"/>
+              <w:rPr>
+                <w:rFonts w:ascii="Verdana" w:hAnsi="Verdana" w:cs="Times New Roman"/>
+                <w:sz w:val="24"/>
+                <w:szCs w:val="24"/>
+              </w:rPr>
+            </w:pPr>
+            <w:r>
+              <w:rPr>
+                <w:rFonts w:ascii="Verdana" w:hAnsi="Verdana" w:cs="Times New Roman"/>
+                <w:sz w:val="24"/>
+                <w:szCs w:val="24"/>
+              </w:rPr>
+              <w:t>The Stove: Sunlight (the energy).</w:t>
+            </w:r>
+          </w:p>
+          <w:p>
+            <w:pPr>
+              <w:pStyle w:val="NoSpacing"/>
+              <w:numPr>
+                <w:ilvl w:val="0"/>
+                <w:numId w:val="24"/>
+              </w:numPr>
+              <w:ind w:left="503"/>
+              <w:rPr>
+                <w:rFonts w:ascii="Verdana" w:hAnsi="Verdana" w:cs="Times New Roman"/>
+                <w:sz w:val="24"/>
+                <w:szCs w:val="24"/>
+              </w:rPr>
+            </w:pPr>
+            <w:r>
+              <w:rPr>
+                <w:rFonts w:ascii="Verdana" w:hAnsi="Verdana" w:cs="Times New Roman"/>
+                <w:sz w:val="24"/>
+                <w:szCs w:val="24"/>
+              </w:rPr>
+              <w:t>The Tap: Water (traveling up from the roots).</w:t>
+            </w:r>
+          </w:p>
+          <w:p>
+            <w:pPr>
+              <w:pStyle w:val="NoSpacing"/>
+              <w:numPr>
+                <w:ilvl w:val="0"/>
+                <w:numId w:val="24"/>
+              </w:numPr>
+              <w:ind w:left="503"/>
+              <w:rPr>
+                <w:rFonts w:ascii="Verdana" w:hAnsi="Verdana" w:cs="Times New Roman"/>
+                <w:sz w:val="24"/>
+                <w:szCs w:val="24"/>
+              </w:rPr>
+            </w:pPr>
+            <w:r>
+              <w:rPr>
+                <w:rFonts w:ascii="Verdana" w:hAnsi="Verdana" w:cs="Times New Roman"/>
+                <w:sz w:val="24"/>
+                <w:szCs w:val="24"/>
+              </w:rPr>
+              <w:t>Groceries/ingredients</w:t>
+            </w:r>
+            <w:r>
+              <w:rPr>
+                <w:rFonts w:ascii="Verdana" w:hAnsi="Verdana" w:cs="Times New Roman"/>
+                <w:sz w:val="24"/>
+                <w:szCs w:val="24"/>
+              </w:rPr>
+              <w:t>: Carbon Dioxide.</w:t>
+            </w:r>
+          </w:p>
+          <w:p>
+            <w:pPr>
+              <w:pStyle w:val="NoSpacing"/>
+              <w:numPr>
+                <w:ilvl w:val="0"/>
+                <w:numId w:val="24"/>
+              </w:numPr>
+              <w:ind w:left="503"/>
+              <w:rPr>
+                <w:rFonts w:ascii="Verdana" w:hAnsi="Verdana"/>
+                <w:sz w:val="24"/>
+                <w:szCs w:val="24"/>
+              </w:rPr>
+            </w:pPr>
+            <w:r>
+              <w:rPr>
+                <w:rFonts w:ascii="Verdana" w:hAnsi="Verdana" w:cs="Times New Roman"/>
+                <w:sz w:val="24"/>
+                <w:szCs w:val="24"/>
+              </w:rPr>
+              <w:t xml:space="preserve">The Chef: Chlorophyll (the green </w:t>
+            </w:r>
+            <w:proofErr w:type="spellStart"/>
+            <w:r>
+              <w:rPr>
+                <w:rFonts w:ascii="Verdana" w:hAnsi="Verdana" w:cs="Times New Roman"/>
+                <w:sz w:val="24"/>
+                <w:szCs w:val="24"/>
+              </w:rPr>
+              <w:t>colo</w:t>
+            </w:r>
+            <w:r>
+              <w:rPr>
+                <w:rFonts w:ascii="Verdana" w:hAnsi="Verdana" w:cs="Times New Roman"/>
+                <w:sz w:val="24"/>
+                <w:szCs w:val="24"/>
+              </w:rPr>
+              <w:t>u</w:t>
+            </w:r>
+            <w:r>
+              <w:rPr>
+                <w:rFonts w:ascii="Verdana" w:hAnsi="Verdana" w:cs="Times New Roman"/>
+                <w:sz w:val="24"/>
+                <w:szCs w:val="24"/>
+              </w:rPr>
+              <w:t>r</w:t>
+            </w:r>
+            <w:proofErr w:type="spellEnd"/>
+            <w:r>
+              <w:rPr>
+                <w:rFonts w:ascii="Verdana" w:hAnsi="Verdana" w:cs="Times New Roman"/>
+                <w:sz w:val="24"/>
+                <w:szCs w:val="24"/>
+              </w:rPr>
+              <w:t xml:space="preserve"> that does the </w:t>
+            </w:r>
+            <w:r>
+              <w:rPr>
+                <w:rFonts w:ascii="Verdana" w:hAnsi="Verdana"/>
+                <w:sz w:val="24"/>
+                <w:szCs w:val="24"/>
+              </w:rPr>
+              <w:t>"cooking").</w:t>
+            </w:r>
+          </w:p>
+          <w:p>
+            <w:pPr>
+              <w:pStyle w:val="Heading3"/>
+              <w:rPr>
+                <w:rFonts w:ascii="Verdana" w:hAnsi="Verdana"/>
+                <w:sz w:val="24"/>
+                <w:szCs w:val="24"/>
+              </w:rPr>
+            </w:pPr>
+            <w:r>
+              <w:rPr>
+                <w:rFonts w:ascii="Verdana" w:hAnsi="Verdana"/>
+                <w:sz w:val="24"/>
+                <w:szCs w:val="24"/>
+              </w:rPr>
+              <w:t>The Visuals:</w:t>
+            </w:r>
+          </w:p>
+          <w:p>
+            <w:pPr>
+              <w:pStyle w:val="NoSpacing"/>
+              <w:numPr>
+                <w:ilvl w:val="0"/>
+                <w:numId w:val="25"/>
+              </w:numPr>
+              <w:ind w:left="349"/>
+              <w:rPr>
+                <w:rFonts w:ascii="Verdana" w:hAnsi="Verdana" w:cs="Times New Roman"/>
+                <w:sz w:val="24"/>
+                <w:szCs w:val="24"/>
+              </w:rPr>
+            </w:pPr>
+            <w:r>
+              <w:rPr>
+                <w:rFonts w:ascii="Verdana" w:hAnsi="Verdana" w:cs="Times New Roman"/>
+                <w:sz w:val="24"/>
+                <w:szCs w:val="24"/>
+              </w:rPr>
+              <w:t>Draw a large, simple leaf on the board.</w:t>
+            </w:r>
+          </w:p>
+          <w:p>
+            <w:pPr>
+              <w:pStyle w:val="NoSpacing"/>
+              <w:numPr>
+                <w:ilvl w:val="0"/>
+                <w:numId w:val="25"/>
+              </w:numPr>
+              <w:ind w:left="349"/>
+              <w:rPr>
+                <w:rFonts w:ascii="Verdana" w:hAnsi="Verdana" w:cs="Times New Roman"/>
+                <w:sz w:val="24"/>
+                <w:szCs w:val="24"/>
+              </w:rPr>
+            </w:pPr>
+            <w:r>
+              <w:rPr>
+                <w:rFonts w:ascii="Verdana" w:hAnsi="Verdana" w:cs="Times New Roman"/>
+                <w:sz w:val="24"/>
+                <w:szCs w:val="24"/>
+              </w:rPr>
+              <w:t xml:space="preserve">Use </w:t>
+            </w:r>
+            <w:proofErr w:type="spellStart"/>
+            <w:r>
+              <w:rPr>
+                <w:rFonts w:ascii="Verdana" w:hAnsi="Verdana" w:cs="Times New Roman"/>
+                <w:sz w:val="24"/>
+                <w:szCs w:val="24"/>
+              </w:rPr>
+              <w:t>colo</w:t>
+            </w:r>
+            <w:r>
+              <w:rPr>
+                <w:rFonts w:ascii="Verdana" w:hAnsi="Verdana" w:cs="Times New Roman"/>
+                <w:sz w:val="24"/>
+                <w:szCs w:val="24"/>
+              </w:rPr>
+              <w:t>u</w:t>
+            </w:r>
+            <w:r>
+              <w:rPr>
+                <w:rFonts w:ascii="Verdana" w:hAnsi="Verdana" w:cs="Times New Roman"/>
+                <w:sz w:val="24"/>
+                <w:szCs w:val="24"/>
+              </w:rPr>
+              <w:t>red</w:t>
+            </w:r>
+            <w:proofErr w:type="spellEnd"/>
+            <w:r>
+              <w:rPr>
+                <w:rFonts w:ascii="Verdana" w:hAnsi="Verdana" w:cs="Times New Roman"/>
+                <w:sz w:val="24"/>
+                <w:szCs w:val="24"/>
+              </w:rPr>
+              <w:t xml:space="preserve"> chalk/markers to show arrows going into the leaf (Sun, Air, Water) and arrows coming out (Oxygen for us, Sugar for the plant).</w:t>
+            </w:r>
+          </w:p>
+          <w:p>
+            <w:pPr>
+              <w:pStyle w:val="Heading3"/>
+              <w:rPr>
+                <w:rFonts w:ascii="Verdana" w:hAnsi="Verdana"/>
+                <w:b w:val="0"/>
+                <w:bCs w:val="0"/>
+                <w:sz w:val="24"/>
+                <w:szCs w:val="24"/>
+              </w:rPr>
+            </w:pPr>
+            <w:r>
+              <w:rPr>
+                <w:rFonts w:ascii="Verdana" w:hAnsi="Verdana"/>
+                <w:b w:val="0"/>
+                <w:bCs w:val="0"/>
+                <w:sz w:val="24"/>
+                <w:szCs w:val="24"/>
+              </w:rPr>
+              <w:t>The Discussion:</w:t>
+            </w:r>
+            <w:r>
+              <w:rPr>
+                <w:rFonts w:ascii="Verdana" w:hAnsi="Verdana"/>
+                <w:b w:val="0"/>
+                <w:bCs w:val="0"/>
+                <w:sz w:val="24"/>
+                <w:szCs w:val="24"/>
+              </w:rPr>
+              <w:t xml:space="preserve"> </w:t>
+            </w:r>
+            <w:r>
+              <w:rPr>
+                <w:rFonts w:ascii="Verdana" w:hAnsi="Verdana"/>
+                <w:b w:val="0"/>
+                <w:bCs w:val="0"/>
+                <w:sz w:val="24"/>
+                <w:szCs w:val="24"/>
+              </w:rPr>
+              <w:t xml:space="preserve">The tr. will ask </w:t>
+            </w:r>
+            <w:r>
+              <w:rPr>
+                <w:rFonts w:ascii="Verdana" w:hAnsi="Verdana"/>
+                <w:b w:val="0"/>
+                <w:bCs w:val="0"/>
+                <w:sz w:val="24"/>
+                <w:szCs w:val="24"/>
+              </w:rPr>
+              <w:t>"What happens to the kitchen if we turn off the stove (no sun)?"</w:t>
+            </w:r>
+            <w:r>
+              <w:rPr>
+                <w:rFonts w:ascii="Verdana" w:hAnsi="Verdana"/>
+                <w:b w:val="0"/>
+                <w:bCs w:val="0"/>
+                <w:sz w:val="24"/>
+                <w:szCs w:val="24"/>
+              </w:rPr>
+              <w:t xml:space="preserve"> </w:t>
+            </w:r>
+            <w:r>
+              <w:rPr>
+                <w:rFonts w:ascii="Verdana" w:hAnsi="Verdana"/>
+                <w:b w:val="0"/>
+                <w:bCs w:val="0"/>
+                <w:sz w:val="24"/>
+                <w:szCs w:val="24"/>
+              </w:rPr>
+              <w:t xml:space="preserve">This </w:t>
+            </w:r>
+            <w:r>
+              <w:rPr>
+                <w:rFonts w:ascii="Verdana" w:hAnsi="Verdana"/>
+                <w:b w:val="0"/>
+                <w:bCs w:val="0"/>
+                <w:sz w:val="24"/>
+                <w:szCs w:val="24"/>
+              </w:rPr>
+              <w:t xml:space="preserve">will help them to </w:t>
+            </w:r>
+            <w:r>
+              <w:rPr>
+                <w:rFonts w:ascii="Verdana" w:hAnsi="Verdana"/>
+                <w:b w:val="0"/>
+                <w:bCs w:val="0"/>
+                <w:sz w:val="24"/>
+                <w:szCs w:val="24"/>
+              </w:rPr>
+              <w:t>realize why plants die in the dark.</w:t>
+            </w:r>
+          </w:p>
+          <w:p>
+            <w:pPr>
+              <w:pStyle w:val="Heading3"/>
+              <w:rPr>
+                <w:rFonts w:ascii="Verdana" w:hAnsi="Verdana"/>
+                <w:sz w:val="24"/>
+                <w:szCs w:val="24"/>
+              </w:rPr>
+            </w:pPr>
+            <w:r>
+              <w:rPr>
+                <w:rStyle w:val="Strong"/>
+                <w:rFonts w:ascii="Verdana" w:hAnsi="Verdana"/>
+                <w:b/>
+                <w:bCs/>
+                <w:sz w:val="24"/>
+                <w:szCs w:val="24"/>
+              </w:rPr>
+              <w:t>Stage III – Prototype (Try Small Learning Activities)</w:t>
             </w:r>
           </w:p>
           <w:p>
             <w:pPr>
               <w:pStyle w:val="NormalWeb"/>
-              <w:numPr>
-                <w:ilvl w:val="0"/>
-                <w:numId w:val="8"/>
-              </w:numPr>
+              <w:rPr>
+                <w:rFonts w:ascii="Verdana" w:hAnsi="Verdana"/>
+              </w:rPr>
             </w:pPr>
             <w:r>
-              <w:t>Show pictures or a short video of plants growing</w:t>
+              <w:rPr>
+                <w:rFonts w:ascii="Verdana" w:hAnsi="Verdana"/>
+                <w:b/>
+                <w:bCs/>
+              </w:rPr>
+              <w:t>Activity 1: The "Green Chef" Role-Play</w:t>
+            </w:r>
+          </w:p>
+          <w:p>
+            <w:pPr>
+              <w:pStyle w:val="NoSpacing"/>
+              <w:rPr>
+                <w:rFonts w:ascii="Verdana" w:hAnsi="Verdana" w:cs="Times New Roman"/>
+                <w:sz w:val="24"/>
+                <w:szCs w:val="24"/>
+              </w:rPr>
+            </w:pPr>
+            <w:r>
+              <w:rPr>
+                <w:rFonts w:ascii="Verdana" w:hAnsi="Verdana" w:cs="Times New Roman"/>
+                <w:sz w:val="24"/>
+                <w:szCs w:val="24"/>
+              </w:rPr>
+              <w:t>The tr. will make and give</w:t>
+            </w:r>
+            <w:r>
+              <w:rPr>
+                <w:rFonts w:ascii="Verdana" w:hAnsi="Verdana" w:cs="Times New Roman"/>
+                <w:b/>
+                <w:bCs/>
+                <w:sz w:val="24"/>
+                <w:szCs w:val="24"/>
+              </w:rPr>
+              <w:t xml:space="preserve"> </w:t>
+            </w:r>
+            <w:r>
+              <w:rPr>
+                <w:rFonts w:ascii="Verdana" w:hAnsi="Verdana" w:cs="Times New Roman"/>
+                <w:sz w:val="24"/>
+                <w:szCs w:val="24"/>
+              </w:rPr>
+              <w:t>four students simple props or cards.</w:t>
+            </w:r>
+          </w:p>
+          <w:p>
+            <w:pPr>
+              <w:pStyle w:val="NoSpacing"/>
+              <w:rPr>
+                <w:rFonts w:ascii="Verdana" w:hAnsi="Verdana" w:cs="Times New Roman"/>
+                <w:sz w:val="24"/>
+                <w:szCs w:val="24"/>
+              </w:rPr>
+            </w:pPr>
+            <w:r>
+              <w:rPr>
+                <w:rFonts w:ascii="Verdana" w:hAnsi="Verdana" w:cs="Times New Roman"/>
+                <w:b/>
+                <w:bCs/>
+                <w:sz w:val="24"/>
+                <w:szCs w:val="24"/>
+              </w:rPr>
+              <w:t>Student 1 (Sun):</w:t>
+            </w:r>
+            <w:r>
+              <w:rPr>
+                <w:rFonts w:ascii="Verdana" w:hAnsi="Verdana" w:cs="Times New Roman"/>
+                <w:sz w:val="24"/>
+                <w:szCs w:val="24"/>
+              </w:rPr>
+              <w:t xml:space="preserve"> Holds a yellow circle (The Energy).</w:t>
+            </w:r>
+          </w:p>
+          <w:p>
+            <w:pPr>
+              <w:pStyle w:val="NoSpacing"/>
+              <w:rPr>
+                <w:rFonts w:ascii="Verdana" w:hAnsi="Verdana" w:cs="Times New Roman"/>
+                <w:sz w:val="24"/>
+                <w:szCs w:val="24"/>
+              </w:rPr>
+            </w:pPr>
+            <w:r>
+              <w:rPr>
+                <w:rFonts w:ascii="Verdana" w:hAnsi="Verdana" w:cs="Times New Roman"/>
+                <w:b/>
+                <w:bCs/>
+                <w:sz w:val="24"/>
+                <w:szCs w:val="24"/>
+              </w:rPr>
+              <w:t>Student 2 (Water):</w:t>
+            </w:r>
+            <w:r>
+              <w:rPr>
+                <w:rFonts w:ascii="Verdana" w:hAnsi="Verdana" w:cs="Times New Roman"/>
+                <w:sz w:val="24"/>
+                <w:szCs w:val="24"/>
+              </w:rPr>
+              <w:t xml:space="preserve"> Holds a blue bottle (The Tap).</w:t>
+            </w:r>
+          </w:p>
+          <w:p>
+            <w:pPr>
+              <w:pStyle w:val="NoSpacing"/>
+              <w:rPr>
+                <w:rFonts w:ascii="Verdana" w:hAnsi="Verdana" w:cs="Times New Roman"/>
+                <w:sz w:val="24"/>
+                <w:szCs w:val="24"/>
+              </w:rPr>
+            </w:pPr>
+            <w:r>
+              <w:rPr>
+                <w:rFonts w:ascii="Verdana" w:hAnsi="Verdana" w:cs="Times New Roman"/>
+                <w:b/>
+                <w:bCs/>
+                <w:sz w:val="24"/>
+                <w:szCs w:val="24"/>
+              </w:rPr>
+              <w:t>Student 3 (Air):</w:t>
+            </w:r>
+            <w:r>
+              <w:rPr>
+                <w:rFonts w:ascii="Verdana" w:hAnsi="Verdana" w:cs="Times New Roman"/>
+                <w:sz w:val="24"/>
+                <w:szCs w:val="24"/>
+              </w:rPr>
+              <w:t xml:space="preserve"> Holds a cloud shape (The Ingredients).</w:t>
+            </w:r>
+          </w:p>
+          <w:p>
+            <w:pPr>
+              <w:pStyle w:val="NoSpacing"/>
+              <w:rPr>
+                <w:rFonts w:ascii="Verdana" w:hAnsi="Verdana"/>
+                <w:sz w:val="24"/>
+                <w:szCs w:val="24"/>
+              </w:rPr>
+            </w:pPr>
+            <w:r>
+              <w:rPr>
+                <w:rFonts w:ascii="Verdana" w:hAnsi="Verdana" w:cs="Times New Roman"/>
+                <w:b/>
+                <w:bCs/>
+                <w:sz w:val="24"/>
+                <w:szCs w:val="24"/>
+              </w:rPr>
+              <w:lastRenderedPageBreak/>
+              <w:t>Student 4 (Leaf):</w:t>
+            </w:r>
+            <w:r>
+              <w:rPr>
+                <w:rFonts w:ascii="Verdana" w:hAnsi="Verdana" w:cs="Times New Roman"/>
+                <w:sz w:val="24"/>
+                <w:szCs w:val="24"/>
+              </w:rPr>
+              <w:t xml:space="preserve"> Wears a green hat or card (The Chef).</w:t>
             </w:r>
           </w:p>
           <w:p>
             <w:pPr>
               <w:pStyle w:val="NormalWeb"/>
-              <w:numPr>
-                <w:ilvl w:val="0"/>
-                <w:numId w:val="8"/>
-              </w:numPr>
+              <w:rPr>
+                <w:rFonts w:ascii="Verdana" w:hAnsi="Verdana"/>
+              </w:rPr>
             </w:pPr>
             <w:r>
-              <w:t>Observe students’ curiosity and prior understanding</w:t>
+              <w:rPr>
+                <w:rFonts w:ascii="Verdana" w:hAnsi="Verdana"/>
+                <w:b/>
+                <w:bCs/>
+              </w:rPr>
+              <w:t>The Action:</w:t>
+            </w:r>
+            <w:r>
+              <w:rPr>
+                <w:rFonts w:ascii="Verdana" w:hAnsi="Verdana"/>
+              </w:rPr>
+              <w:t xml:space="preserve"> The Leaf "collects" the sun, water, and air to make a "snack" (sugar) and gives out a "thank you" (Oxygen) to the class.</w:t>
             </w:r>
           </w:p>
           <w:p>
             <w:pPr>
               <w:pStyle w:val="Heading3"/>
-            </w:pPr>
-            <w:r>
               <w:rPr>
                 <w:rStyle w:val="Strong"/>
+                <w:rFonts w:ascii="Verdana" w:hAnsi="Verdana"/>
                 <w:b/>
                 <w:bCs/>
-              </w:rPr>
-              <w:t>Stage I – Define (Identify the Learning Gap)</w:t>
-            </w:r>
-          </w:p>
-          <w:p>
-            <w:pPr>
-              <w:pStyle w:val="NormalWeb"/>
-              <w:numPr>
-                <w:ilvl w:val="0"/>
-                <w:numId w:val="9"/>
-              </w:numPr>
+                <w:sz w:val="24"/>
+                <w:szCs w:val="24"/>
+              </w:rPr>
             </w:pPr>
             <w:r>
-              <w:t>Identify that students:</w:t>
-            </w:r>
-          </w:p>
-          <w:p>
-            <w:pPr>
-              <w:pStyle w:val="NormalWeb"/>
-              <w:numPr>
-                <w:ilvl w:val="1"/>
-                <w:numId w:val="9"/>
-              </w:numPr>
-            </w:pPr>
-            <w:r>
-              <w:t>Know plants need sunlight and water</w:t>
-            </w:r>
-          </w:p>
-          <w:p>
-            <w:pPr>
-              <w:pStyle w:val="NormalWeb"/>
-              <w:numPr>
-                <w:ilvl w:val="1"/>
-                <w:numId w:val="9"/>
-              </w:numPr>
-            </w:pPr>
-            <w:r>
-              <w:t xml:space="preserve">Do not clearly understand </w:t>
-            </w:r>
-            <w:r>
               <w:rPr>
                 <w:rStyle w:val="Strong"/>
-              </w:rPr>
-              <w:t>how food is prepared</w:t>
+                <w:rFonts w:ascii="Verdana" w:hAnsi="Verdana"/>
+                <w:b/>
+                <w:bCs/>
+                <w:sz w:val="24"/>
+                <w:szCs w:val="24"/>
+              </w:rPr>
+              <w:t>Stage IV – Test (Formative Assessment)</w:t>
             </w:r>
           </w:p>
           <w:p>
             <w:pPr>
               <w:pStyle w:val="Heading3"/>
+              <w:rPr>
+                <w:rFonts w:ascii="Verdana" w:hAnsi="Verdana"/>
+                <w:sz w:val="24"/>
+                <w:szCs w:val="24"/>
+              </w:rPr>
             </w:pPr>
             <w:r>
               <w:rPr>
                 <w:rFonts w:ascii="Verdana" w:hAnsi="Verdana"/>
                 <w:sz w:val="24"/>
-                <w:szCs w:val="20"/>
-              </w:rPr>
-              <w:t xml:space="preserve">Stage II: </w:t>
-            </w:r>
-            <w:r>
-              <w:rPr>
-                <w:rStyle w:val="Strong"/>
-                <w:b/>
-                <w:bCs/>
-              </w:rPr>
-              <w:t>Ideate (Plan Teaching Strategies)</w:t>
-            </w:r>
-          </w:p>
-          <w:p>
-            <w:pPr>
-              <w:pStyle w:val="NormalWeb"/>
-              <w:numPr>
-                <w:ilvl w:val="0"/>
-                <w:numId w:val="10"/>
-              </w:numPr>
-            </w:pPr>
-            <w:r>
-              <w:t>Use visuals, charts, and storytelling</w:t>
-            </w:r>
-          </w:p>
-          <w:p>
-            <w:pPr>
-              <w:pStyle w:val="NormalWeb"/>
-              <w:numPr>
-                <w:ilvl w:val="0"/>
-                <w:numId w:val="10"/>
-              </w:numPr>
-            </w:pPr>
-            <w:r>
-              <w:t>Demonstrate photosynthesis using diagrams</w:t>
-            </w:r>
-          </w:p>
-          <w:p>
-            <w:pPr>
-              <w:pStyle w:val="NormalWeb"/>
-              <w:numPr>
-                <w:ilvl w:val="0"/>
-                <w:numId w:val="10"/>
-              </w:numPr>
-            </w:pPr>
-            <w:r>
-              <w:t>Encourage peer discussion and questioning</w:t>
+                <w:szCs w:val="24"/>
+              </w:rPr>
+              <w:t xml:space="preserve">1. The "In-and-Out" Check (Activity </w:t>
+            </w:r>
+            <w:r>
+              <w:rPr>
+                <w:rFonts w:ascii="Verdana" w:hAnsi="Verdana"/>
+                <w:sz w:val="24"/>
+                <w:szCs w:val="24"/>
+              </w:rPr>
+              <w:t>1</w:t>
+            </w:r>
+            <w:r>
+              <w:rPr>
+                <w:rFonts w:ascii="Verdana" w:hAnsi="Verdana"/>
+                <w:sz w:val="24"/>
+                <w:szCs w:val="24"/>
+              </w:rPr>
+              <w:t>):</w:t>
             </w:r>
           </w:p>
           <w:p>
             <w:pPr>
               <w:pStyle w:val="Heading3"/>
+              <w:jc w:val="both"/>
+              <w:rPr>
+                <w:rFonts w:ascii="Verdana" w:hAnsi="Verdana"/>
+                <w:b w:val="0"/>
+                <w:bCs w:val="0"/>
+                <w:sz w:val="24"/>
+                <w:szCs w:val="24"/>
+              </w:rPr>
             </w:pPr>
             <w:r>
               <w:rPr>
-                <w:rStyle w:val="Strong"/>
-                <w:b/>
-                <w:bCs/>
-              </w:rPr>
-              <w:t>Stage III – Prototype (Try Small Learning Activities)</w:t>
-            </w:r>
-          </w:p>
-          <w:p>
-            <w:pPr>
-              <w:pStyle w:val="NormalWeb"/>
-              <w:numPr>
-                <w:ilvl w:val="0"/>
-                <w:numId w:val="11"/>
-              </w:numPr>
-            </w:pPr>
-            <w:r>
-              <w:t>Diagram labelling activity</w:t>
-            </w:r>
-          </w:p>
-          <w:p>
-            <w:pPr>
-              <w:pStyle w:val="NormalWeb"/>
-              <w:numPr>
-                <w:ilvl w:val="0"/>
-                <w:numId w:val="11"/>
-              </w:numPr>
-            </w:pPr>
-            <w:r>
-              <w:t>Role-play (Sun, leaf, water, air)</w:t>
-            </w:r>
-          </w:p>
-          <w:p>
-            <w:pPr>
-              <w:pStyle w:val="NormalWeb"/>
-              <w:numPr>
-                <w:ilvl w:val="0"/>
-                <w:numId w:val="11"/>
-              </w:numPr>
-            </w:pPr>
-            <w:r>
-              <w:t>Match-the-following (inputs and outputs of photosynthesis)</w:t>
+                <w:rFonts w:ascii="Verdana" w:hAnsi="Verdana"/>
+                <w:b w:val="0"/>
+                <w:bCs w:val="0"/>
+                <w:sz w:val="24"/>
+                <w:szCs w:val="24"/>
+              </w:rPr>
+              <w:t>The tr. will g</w:t>
+            </w:r>
+            <w:r>
+              <w:rPr>
+                <w:rFonts w:ascii="Verdana" w:hAnsi="Verdana"/>
+                <w:b w:val="0"/>
+                <w:bCs w:val="0"/>
+                <w:sz w:val="24"/>
+                <w:szCs w:val="24"/>
+              </w:rPr>
+              <w:t>ive students a simple drawing of a leaf</w:t>
+            </w:r>
+            <w:r>
+              <w:rPr>
+                <w:rFonts w:ascii="Verdana" w:hAnsi="Verdana"/>
+                <w:b w:val="0"/>
+                <w:bCs w:val="0"/>
+                <w:sz w:val="24"/>
+                <w:szCs w:val="24"/>
+              </w:rPr>
+              <w:t xml:space="preserve"> and ask them </w:t>
+            </w:r>
+            <w:r>
+              <w:rPr>
+                <w:rFonts w:ascii="Verdana" w:hAnsi="Verdana"/>
+                <w:b w:val="0"/>
+                <w:bCs w:val="0"/>
+                <w:sz w:val="24"/>
+                <w:szCs w:val="24"/>
+              </w:rPr>
+              <w:t>to draw 3 arrows going into the leaf (Ingredients) and 2 arrows coming out (What the plant makes).</w:t>
+            </w:r>
+            <w:r>
+              <w:rPr>
+                <w:rFonts w:ascii="Verdana" w:hAnsi="Verdana"/>
+                <w:b w:val="0"/>
+                <w:bCs w:val="0"/>
+                <w:sz w:val="24"/>
+                <w:szCs w:val="24"/>
+              </w:rPr>
+              <w:t xml:space="preserve"> </w:t>
+            </w:r>
+            <w:r>
+              <w:rPr>
+                <w:rFonts w:ascii="Verdana" w:hAnsi="Verdana"/>
+                <w:b w:val="0"/>
+                <w:bCs w:val="0"/>
+                <w:i/>
+                <w:iCs/>
+                <w:sz w:val="24"/>
+                <w:szCs w:val="24"/>
+              </w:rPr>
+              <w:t>Th</w:t>
+            </w:r>
+            <w:r>
+              <w:rPr>
+                <w:rFonts w:ascii="Verdana" w:hAnsi="Verdana"/>
+                <w:b w:val="0"/>
+                <w:bCs w:val="0"/>
+                <w:i/>
+                <w:iCs/>
+                <w:sz w:val="24"/>
+                <w:szCs w:val="24"/>
+              </w:rPr>
+              <w:t>is</w:t>
+            </w:r>
+            <w:r>
+              <w:rPr>
+                <w:rFonts w:ascii="Verdana" w:hAnsi="Verdana"/>
+                <w:b w:val="0"/>
+                <w:bCs w:val="0"/>
+                <w:i/>
+                <w:iCs/>
+                <w:sz w:val="24"/>
+                <w:szCs w:val="24"/>
+              </w:rPr>
+              <w:t xml:space="preserve"> will help the tr. to understand if </w:t>
+            </w:r>
+            <w:r>
+              <w:rPr>
+                <w:rFonts w:ascii="Verdana" w:hAnsi="Verdana"/>
+                <w:b w:val="0"/>
+                <w:bCs w:val="0"/>
+                <w:sz w:val="24"/>
+                <w:szCs w:val="24"/>
+              </w:rPr>
+              <w:t xml:space="preserve">the children </w:t>
+            </w:r>
+            <w:r>
+              <w:rPr>
+                <w:rFonts w:ascii="Verdana" w:hAnsi="Verdana"/>
+                <w:b w:val="0"/>
+                <w:bCs w:val="0"/>
+                <w:sz w:val="24"/>
+                <w:szCs w:val="24"/>
+              </w:rPr>
+              <w:t>know the inputs (Sun, Water, Air) and outputs (Food, Oxygen).</w:t>
             </w:r>
           </w:p>
           <w:p>
             <w:pPr>
               <w:pStyle w:val="Heading3"/>
+              <w:rPr>
+                <w:rFonts w:ascii="Verdana" w:hAnsi="Verdana"/>
+                <w:sz w:val="24"/>
+                <w:szCs w:val="24"/>
+              </w:rPr>
             </w:pPr>
             <w:r>
               <w:rPr>
-                <w:rStyle w:val="Strong"/>
-                <w:b/>
-                <w:bCs/>
-              </w:rPr>
-              <w:t>Stage IV – Test (Formative Assessment)</w:t>
+                <w:rFonts w:ascii="Verdana" w:hAnsi="Verdana"/>
+                <w:sz w:val="24"/>
+                <w:szCs w:val="24"/>
+              </w:rPr>
+              <w:t xml:space="preserve">2. The "Kitchen Match" Game (Activity </w:t>
+            </w:r>
+            <w:r>
+              <w:rPr>
+                <w:rFonts w:ascii="Verdana" w:hAnsi="Verdana"/>
+                <w:sz w:val="24"/>
+                <w:szCs w:val="24"/>
+              </w:rPr>
+              <w:t>2</w:t>
+            </w:r>
+            <w:r>
+              <w:rPr>
+                <w:rFonts w:ascii="Verdana" w:hAnsi="Verdana"/>
+                <w:sz w:val="24"/>
+                <w:szCs w:val="24"/>
+              </w:rPr>
+              <w:t>):</w:t>
+            </w:r>
+            <w:r>
+              <w:rPr>
+                <w:rFonts w:ascii="Verdana" w:hAnsi="Verdana"/>
+                <w:sz w:val="24"/>
+                <w:szCs w:val="24"/>
+              </w:rPr>
+              <w:t xml:space="preserve"> </w:t>
+            </w:r>
+            <w:r>
+              <w:rPr>
+                <w:rFonts w:ascii="Verdana" w:hAnsi="Verdana"/>
+                <w:sz w:val="24"/>
+                <w:szCs w:val="24"/>
+              </w:rPr>
+              <w:t>A quick matching task on the board or a worksheet:</w:t>
             </w:r>
           </w:p>
           <w:p>
             <w:pPr>
-              <w:pStyle w:val="NormalWeb"/>
+              <w:pStyle w:val="NoSpacing"/>
               <w:numPr>
                 <w:ilvl w:val="0"/>
-                <w:numId w:val="12"/>
+                <w:numId w:val="30"/>
               </w:numPr>
+              <w:ind w:left="349"/>
+              <w:rPr>
+                <w:rFonts w:ascii="Verdana" w:hAnsi="Verdana"/>
+                <w:sz w:val="24"/>
+                <w:szCs w:val="24"/>
+              </w:rPr>
             </w:pPr>
             <w:r>
-              <w:t>Oral questioning</w:t>
+              <w:rPr>
+                <w:rFonts w:ascii="Verdana" w:hAnsi="Verdana"/>
+                <w:sz w:val="24"/>
+                <w:szCs w:val="24"/>
+              </w:rPr>
+              <w:t>Stove right</w:t>
+            </w:r>
+            <w:r>
+              <w:rPr>
+                <w:rFonts w:ascii="Verdana" w:hAnsi="Verdana"/>
+                <w:sz w:val="24"/>
+                <w:szCs w:val="24"/>
+              </w:rPr>
+              <w:t xml:space="preserve"> </w:t>
+            </w:r>
+            <w:r>
+              <w:rPr>
+                <w:rFonts w:ascii="Verdana" w:hAnsi="Verdana"/>
+                <w:sz w:val="24"/>
+                <w:szCs w:val="24"/>
+              </w:rPr>
+              <w:t>arrow [Sunlight]</w:t>
             </w:r>
           </w:p>
           <w:p>
             <w:pPr>
-              <w:pStyle w:val="NormalWeb"/>
+              <w:pStyle w:val="NoSpacing"/>
               <w:numPr>
                 <w:ilvl w:val="0"/>
-                <w:numId w:val="12"/>
+                <w:numId w:val="30"/>
               </w:numPr>
+              <w:ind w:left="349"/>
+              <w:rPr>
+                <w:rFonts w:ascii="Verdana" w:hAnsi="Verdana"/>
+                <w:sz w:val="24"/>
+                <w:szCs w:val="24"/>
+              </w:rPr>
             </w:pPr>
             <w:r>
-              <w:t>Exit ticket:</w:t>
+              <w:rPr>
+                <w:rFonts w:ascii="Verdana" w:hAnsi="Verdana"/>
+                <w:sz w:val="24"/>
+                <w:szCs w:val="24"/>
+              </w:rPr>
+              <w:t>Tap right</w:t>
+            </w:r>
+            <w:r>
+              <w:rPr>
+                <w:rFonts w:ascii="Verdana" w:hAnsi="Verdana"/>
+                <w:sz w:val="24"/>
+                <w:szCs w:val="24"/>
+              </w:rPr>
+              <w:t xml:space="preserve"> </w:t>
+            </w:r>
+            <w:r>
+              <w:rPr>
+                <w:rFonts w:ascii="Verdana" w:hAnsi="Verdana"/>
+                <w:sz w:val="24"/>
+                <w:szCs w:val="24"/>
+              </w:rPr>
+              <w:t>arrow [Water]</w:t>
             </w:r>
           </w:p>
           <w:p>
             <w:pPr>
-              <w:pStyle w:val="NormalWeb"/>
-              <w:numPr>
-                <w:ilvl w:val="1"/>
-                <w:numId w:val="12"/>
-              </w:numPr>
-            </w:pPr>
-            <w:r>
-              <w:rPr>
-                <w:rStyle w:val="Emphasis"/>
-              </w:rPr>
-              <w:t>Name one thing needed for photosynthesis</w:t>
-            </w:r>
-          </w:p>
-          <w:p>
-            <w:pPr>
-              <w:pStyle w:val="NormalWeb"/>
+              <w:pStyle w:val="NoSpacing"/>
               <w:numPr>
                 <w:ilvl w:val="0"/>
-                <w:numId w:val="12"/>
+                <w:numId w:val="30"/>
               </w:numPr>
+              <w:ind w:left="349"/>
+              <w:rPr>
+                <w:rFonts w:ascii="Verdana" w:hAnsi="Verdana"/>
+                <w:sz w:val="24"/>
+                <w:szCs w:val="24"/>
+              </w:rPr>
             </w:pPr>
             <w:r>
-              <w:t>Thumbs up / sideways / down for understanding</w:t>
+              <w:rPr>
+                <w:rFonts w:ascii="Verdana" w:hAnsi="Verdana"/>
+                <w:sz w:val="24"/>
+                <w:szCs w:val="24"/>
+              </w:rPr>
+              <w:t>Chef right</w:t>
+            </w:r>
+            <w:r>
+              <w:rPr>
+                <w:rFonts w:ascii="Verdana" w:hAnsi="Verdana"/>
+                <w:sz w:val="24"/>
+                <w:szCs w:val="24"/>
+              </w:rPr>
+              <w:t xml:space="preserve"> </w:t>
+            </w:r>
+            <w:r>
+              <w:rPr>
+                <w:rFonts w:ascii="Verdana" w:hAnsi="Verdana"/>
+                <w:sz w:val="24"/>
+                <w:szCs w:val="24"/>
+              </w:rPr>
+              <w:t>arrow [Green Leaf]</w:t>
             </w:r>
           </w:p>
           <w:p>
             <w:pPr>
               <w:pStyle w:val="Heading3"/>
-            </w:pPr>
-            <w:r>
               <w:rPr>
                 <w:rStyle w:val="Strong"/>
+                <w:rFonts w:ascii="Verdana" w:hAnsi="Verdana"/>
                 <w:b/>
                 <w:bCs/>
+                <w:sz w:val="24"/>
+                <w:szCs w:val="24"/>
+              </w:rPr>
+            </w:pPr>
+            <w:r>
+              <w:rPr>
+                <w:rStyle w:val="Strong"/>
+                <w:rFonts w:ascii="Verdana" w:hAnsi="Verdana"/>
+                <w:b/>
+                <w:bCs/>
+                <w:sz w:val="24"/>
+                <w:szCs w:val="24"/>
               </w:rPr>
               <w:t>Stage V – Reinforcement</w:t>
-            </w:r>
-          </w:p>
-          <w:p>
-            <w:pPr>
-              <w:pStyle w:val="NormalWeb"/>
-              <w:numPr>
-                <w:ilvl w:val="0"/>
-                <w:numId w:val="13"/>
-              </w:numPr>
-            </w:pPr>
-            <w:r>
-              <w:t>Short recap using flowchart</w:t>
-            </w:r>
-          </w:p>
-          <w:p>
-            <w:pPr>
-              <w:pStyle w:val="NormalWeb"/>
-              <w:numPr>
-                <w:ilvl w:val="0"/>
-                <w:numId w:val="13"/>
-              </w:numPr>
-            </w:pPr>
-            <w:r>
-              <w:t>Worksheet or colouring activity</w:t>
-            </w:r>
-          </w:p>
-          <w:p>
-            <w:pPr>
-              <w:pStyle w:val="NormalWeb"/>
-              <w:numPr>
-                <w:ilvl w:val="0"/>
-                <w:numId w:val="13"/>
-              </w:numPr>
-            </w:pPr>
-            <w:r>
-              <w:t>Real-life connection: importance of trees</w:t>
             </w:r>
           </w:p>
           <w:p>
             <w:pPr>
               <w:pStyle w:val="Heading3"/>
-              <w:outlineLvl w:val="2"/>
-              <w:rPr>
-                <w:rStyle w:val="Strong"/>
-                <w:b/>
-                <w:bCs/>
+              <w:numPr>
+                <w:ilvl w:val="0"/>
+                <w:numId w:val="31"/>
+              </w:numPr>
+              <w:ind w:left="349"/>
+              <w:rPr>
+                <w:rFonts w:ascii="Verdana" w:hAnsi="Verdana"/>
+                <w:b w:val="0"/>
+                <w:bCs w:val="0"/>
+                <w:sz w:val="24"/>
+                <w:szCs w:val="24"/>
               </w:rPr>
             </w:pPr>
+            <w:r>
+              <w:rPr>
+                <w:rFonts w:ascii="Verdana" w:hAnsi="Verdana"/>
+                <w:sz w:val="24"/>
+                <w:szCs w:val="24"/>
+              </w:rPr>
+              <w:t>The take-home connection:</w:t>
+            </w:r>
+            <w:r>
+              <w:rPr>
+                <w:rFonts w:ascii="Verdana" w:hAnsi="Verdana"/>
+                <w:b w:val="0"/>
+                <w:bCs w:val="0"/>
+                <w:sz w:val="24"/>
+                <w:szCs w:val="24"/>
+              </w:rPr>
+              <w:t xml:space="preserve"> </w:t>
+            </w:r>
+            <w:r>
+              <w:rPr>
+                <w:rFonts w:ascii="Verdana" w:hAnsi="Verdana"/>
+                <w:b w:val="0"/>
+                <w:bCs w:val="0"/>
+                <w:sz w:val="24"/>
+                <w:szCs w:val="24"/>
+              </w:rPr>
+              <w:t>The tr. will a</w:t>
+            </w:r>
+            <w:r>
+              <w:rPr>
+                <w:rFonts w:ascii="Verdana" w:hAnsi="Verdana"/>
+                <w:b w:val="0"/>
+                <w:bCs w:val="0"/>
+                <w:sz w:val="24"/>
+                <w:szCs w:val="24"/>
+              </w:rPr>
+              <w:t xml:space="preserve">sk the kids, "Next time </w:t>
+            </w:r>
+            <w:r>
+              <w:rPr>
+                <w:rFonts w:ascii="Verdana" w:hAnsi="Verdana"/>
+                <w:b w:val="0"/>
+                <w:bCs w:val="0"/>
+                <w:sz w:val="24"/>
+                <w:szCs w:val="24"/>
+              </w:rPr>
+              <w:t xml:space="preserve">when </w:t>
+            </w:r>
+            <w:r>
+              <w:rPr>
+                <w:rFonts w:ascii="Verdana" w:hAnsi="Verdana"/>
+                <w:b w:val="0"/>
+                <w:bCs w:val="0"/>
+                <w:sz w:val="24"/>
+                <w:szCs w:val="24"/>
+              </w:rPr>
+              <w:t>you see a leaf in your garden or on the street, what will you call it?"</w:t>
+            </w:r>
+            <w:r>
+              <w:rPr>
+                <w:rFonts w:ascii="Verdana" w:hAnsi="Verdana"/>
+                <w:b w:val="0"/>
+                <w:bCs w:val="0"/>
+                <w:sz w:val="24"/>
+                <w:szCs w:val="24"/>
+              </w:rPr>
+              <w:t xml:space="preserve"> </w:t>
+            </w:r>
+            <w:r>
+              <w:rPr>
+                <w:rFonts w:ascii="Verdana" w:hAnsi="Verdana"/>
+                <w:b w:val="0"/>
+                <w:bCs w:val="0"/>
+                <w:sz w:val="24"/>
+                <w:szCs w:val="24"/>
+              </w:rPr>
+              <w:t>The Answer: "A tiny green kitchen!"</w:t>
+            </w:r>
           </w:p>
           <w:p>
             <w:pPr>
               <w:pStyle w:val="Heading3"/>
+              <w:rPr>
+                <w:rFonts w:ascii="Verdana" w:hAnsi="Verdana"/>
+                <w:b w:val="0"/>
+                <w:bCs w:val="0"/>
+                <w:sz w:val="24"/>
+                <w:szCs w:val="24"/>
+              </w:rPr>
             </w:pPr>
             <w:r>
               <w:rPr>
                 <w:rStyle w:val="Strong"/>
-                <w:b/>
-                <w:bCs/>
-              </w:rPr>
-              <w:lastRenderedPageBreak/>
-              <w:t>Stage VI – Reflect (Retrospective)</w:t>
+                <w:rFonts w:ascii="Verdana" w:hAnsi="Verdana"/>
+                <w:sz w:val="24"/>
+                <w:szCs w:val="24"/>
+              </w:rPr>
+              <w:t xml:space="preserve">b) </w:t>
+            </w:r>
+            <w:r>
+              <w:rPr>
+                <w:rFonts w:ascii="Verdana" w:hAnsi="Verdana"/>
+                <w:sz w:val="24"/>
+                <w:szCs w:val="24"/>
+              </w:rPr>
+              <w:t>The "Oxygen Thank You":</w:t>
+            </w:r>
+            <w:r>
+              <w:rPr>
+                <w:rFonts w:ascii="Verdana" w:hAnsi="Verdana"/>
+                <w:b w:val="0"/>
+                <w:bCs w:val="0"/>
+                <w:sz w:val="24"/>
+                <w:szCs w:val="24"/>
+              </w:rPr>
+              <w:t xml:space="preserve"> </w:t>
+            </w:r>
+            <w:r>
+              <w:rPr>
+                <w:rFonts w:ascii="Verdana" w:hAnsi="Verdana"/>
+                <w:b w:val="0"/>
+                <w:bCs w:val="0"/>
+                <w:sz w:val="24"/>
+                <w:szCs w:val="24"/>
+              </w:rPr>
+              <w:t xml:space="preserve">The tr. will have </w:t>
+            </w:r>
+            <w:r>
+              <w:rPr>
+                <w:rFonts w:ascii="Verdana" w:hAnsi="Verdana"/>
+                <w:b w:val="0"/>
+                <w:bCs w:val="0"/>
+                <w:sz w:val="24"/>
+                <w:szCs w:val="24"/>
+              </w:rPr>
+              <w:t>everyone take a deep breath in and out.</w:t>
+            </w:r>
+            <w:r>
+              <w:rPr>
+                <w:rFonts w:ascii="Verdana" w:hAnsi="Verdana"/>
+                <w:b w:val="0"/>
+                <w:bCs w:val="0"/>
+                <w:sz w:val="24"/>
+                <w:szCs w:val="24"/>
+              </w:rPr>
+              <w:t xml:space="preserve"> in this way, she will re</w:t>
+            </w:r>
+            <w:r>
+              <w:rPr>
+                <w:rFonts w:ascii="Verdana" w:hAnsi="Verdana"/>
+                <w:b w:val="0"/>
+                <w:bCs w:val="0"/>
+                <w:sz w:val="24"/>
+                <w:szCs w:val="24"/>
+              </w:rPr>
+              <w:t xml:space="preserve">mind them that the "waste" the plant gives out (Oxygen) is what we need to </w:t>
+            </w:r>
+            <w:r>
+              <w:rPr>
+                <w:rFonts w:ascii="Verdana" w:hAnsi="Verdana"/>
+                <w:b w:val="0"/>
+                <w:bCs w:val="0"/>
+                <w:sz w:val="24"/>
+                <w:szCs w:val="24"/>
+              </w:rPr>
+              <w:t>breathe, and plants are not just pretty but they play a big role in keeping us alive</w:t>
+            </w:r>
+            <w:r>
+              <w:rPr>
+                <w:rFonts w:ascii="Verdana" w:hAnsi="Verdana"/>
+                <w:b w:val="0"/>
+                <w:bCs w:val="0"/>
+                <w:sz w:val="24"/>
+                <w:szCs w:val="24"/>
+              </w:rPr>
+              <w:t>.</w:t>
             </w:r>
           </w:p>
           <w:p>
             <w:pPr>
-              <w:pStyle w:val="NormalWeb"/>
-              <w:numPr>
-                <w:ilvl w:val="0"/>
-                <w:numId w:val="14"/>
-              </w:numPr>
+              <w:pStyle w:val="Heading3"/>
+              <w:rPr>
+                <w:rStyle w:val="Strong"/>
+                <w:rFonts w:ascii="Verdana" w:hAnsi="Verdana"/>
+                <w:b/>
+                <w:bCs/>
+                <w:sz w:val="24"/>
+                <w:szCs w:val="24"/>
+              </w:rPr>
             </w:pPr>
             <w:r>
-              <w:t>Observe student engagement and understanding</w:t>
+              <w:rPr>
+                <w:rStyle w:val="Strong"/>
+                <w:rFonts w:ascii="Verdana" w:hAnsi="Verdana"/>
+                <w:sz w:val="24"/>
+                <w:szCs w:val="24"/>
+              </w:rPr>
+              <w:t>St</w:t>
+            </w:r>
+            <w:r>
+              <w:rPr>
+                <w:rStyle w:val="Strong"/>
+                <w:rFonts w:ascii="Verdana" w:hAnsi="Verdana"/>
+                <w:b/>
+                <w:bCs/>
+                <w:sz w:val="24"/>
+                <w:szCs w:val="24"/>
+              </w:rPr>
+              <w:t>age VI – Reflect (Retrospective)</w:t>
+            </w:r>
+            <w:r>
+              <w:rPr>
+                <w:rStyle w:val="Strong"/>
+                <w:rFonts w:ascii="Verdana" w:hAnsi="Verdana"/>
+                <w:b/>
+                <w:bCs/>
+                <w:sz w:val="24"/>
+                <w:szCs w:val="24"/>
+              </w:rPr>
+              <w:t>: The tr. will then reflect on these points:</w:t>
             </w:r>
           </w:p>
           <w:p>
             <w:pPr>
-              <w:pStyle w:val="NormalWeb"/>
+              <w:pStyle w:val="NoSpacing"/>
               <w:numPr>
                 <w:ilvl w:val="0"/>
-                <w:numId w:val="14"/>
+                <w:numId w:val="33"/>
               </w:numPr>
+              <w:ind w:left="349"/>
+              <w:rPr>
+                <w:rFonts w:ascii="Verdana" w:hAnsi="Verdana"/>
+                <w:sz w:val="24"/>
+                <w:szCs w:val="24"/>
+              </w:rPr>
             </w:pPr>
             <w:r>
-              <w:t>Identify areas needing reinforcement</w:t>
+              <w:rPr>
+                <w:rFonts w:ascii="Verdana" w:hAnsi="Verdana"/>
+                <w:sz w:val="24"/>
+                <w:szCs w:val="24"/>
+              </w:rPr>
+              <w:t>Did the kids enjoy the "Kitchen" story?</w:t>
             </w:r>
           </w:p>
           <w:p>
             <w:pPr>
-              <w:pStyle w:val="NormalWeb"/>
+              <w:pStyle w:val="NoSpacing"/>
               <w:numPr>
                 <w:ilvl w:val="0"/>
-                <w:numId w:val="14"/>
+                <w:numId w:val="33"/>
               </w:numPr>
+              <w:ind w:left="349"/>
+              <w:rPr>
+                <w:rFonts w:ascii="Verdana" w:hAnsi="Verdana"/>
+                <w:sz w:val="24"/>
+                <w:szCs w:val="24"/>
+              </w:rPr>
             </w:pPr>
             <w:r>
-              <w:t>Modify future lessons based on learner response</w:t>
+              <w:rPr>
+                <w:rFonts w:ascii="Verdana" w:hAnsi="Verdana"/>
+                <w:sz w:val="24"/>
+                <w:szCs w:val="24"/>
+              </w:rPr>
+              <w:lastRenderedPageBreak/>
+              <w:t xml:space="preserve">Which part was confusing for them? </w:t>
+            </w:r>
+          </w:p>
+          <w:p>
+            <w:pPr>
+              <w:pStyle w:val="NoSpacing"/>
+              <w:numPr>
+                <w:ilvl w:val="0"/>
+                <w:numId w:val="33"/>
+              </w:numPr>
+              <w:ind w:left="349"/>
+              <w:rPr>
+                <w:rFonts w:ascii="Verdana" w:hAnsi="Verdana"/>
+                <w:sz w:val="24"/>
+                <w:szCs w:val="24"/>
+              </w:rPr>
+            </w:pPr>
+            <w:r>
+              <w:rPr>
+                <w:rFonts w:ascii="Verdana" w:hAnsi="Verdana"/>
+                <w:sz w:val="24"/>
+                <w:szCs w:val="24"/>
+              </w:rPr>
+              <w:t>What will I change next time to make it even clearer?</w:t>
             </w:r>
           </w:p>
         </w:tc>
@@ -1512,15 +3118,15 @@
               <w:jc w:val="center"/>
               <w:rPr>
                 <w:rFonts w:ascii="Verdana" w:hAnsi="Verdana"/>
-                <w:sz w:val="20"/>
-                <w:szCs w:val="20"/>
+                <w:sz w:val="24"/>
+                <w:szCs w:val="24"/>
               </w:rPr>
             </w:pPr>
             <w:r>
               <w:rPr>
                 <w:rFonts w:ascii="Verdana" w:hAnsi="Verdana"/>
-                <w:sz w:val="20"/>
-                <w:szCs w:val="20"/>
+                <w:sz w:val="24"/>
+                <w:szCs w:val="24"/>
               </w:rPr>
               <w:lastRenderedPageBreak/>
               <w:t>Assessment type</w:t>
@@ -1535,141 +3141,119 @@
             <w:pPr>
               <w:spacing w:before="100" w:beforeAutospacing="1" w:after="100" w:afterAutospacing="1"/>
               <w:rPr>
-                <w:rFonts w:ascii="Times New Roman" w:eastAsia="Times New Roman" w:hAnsi="Times New Roman" w:cs="Times New Roman"/>
+                <w:rFonts w:ascii="Verdana" w:eastAsia="Times New Roman" w:hAnsi="Verdana" w:cs="Times New Roman"/>
                 <w:sz w:val="24"/>
                 <w:szCs w:val="24"/>
                 <w:lang w:val="en-IN" w:eastAsia="en-IN"/>
               </w:rPr>
             </w:pPr>
-            <w:proofErr w:type="gramStart"/>
-            <w:r>
-              <w:rPr>
-                <w:rFonts w:ascii="Times New Roman" w:eastAsia="Times New Roman" w:hAnsi="Symbol" w:cs="Times New Roman"/>
+            <w:r>
+              <w:rPr>
+                <w:rFonts w:ascii="Verdana" w:eastAsia="Times New Roman" w:hAnsi="Verdana" w:cs="Times New Roman"/>
                 <w:sz w:val="24"/>
                 <w:szCs w:val="24"/>
                 <w:lang w:val="en-IN" w:eastAsia="en-IN"/>
               </w:rPr>
-              <w:t></w:t>
-            </w:r>
-            <w:r>
-              <w:rPr>
-                <w:rFonts w:ascii="Times New Roman" w:eastAsia="Times New Roman" w:hAnsi="Times New Roman" w:cs="Times New Roman"/>
+              <w:t xml:space="preserve">The Tr. will conduct formative assessment by the following ways </w:t>
+            </w:r>
+          </w:p>
+          <w:p>
+            <w:pPr>
+              <w:pStyle w:val="ListParagraph"/>
+              <w:numPr>
+                <w:ilvl w:val="0"/>
+                <w:numId w:val="35"/>
+              </w:numPr>
+              <w:spacing w:before="100" w:beforeAutospacing="1" w:after="100" w:afterAutospacing="1"/>
+              <w:ind w:left="491"/>
+              <w:rPr>
+                <w:rFonts w:ascii="Verdana" w:eastAsia="Times New Roman" w:hAnsi="Verdana" w:cs="Times New Roman"/>
                 <w:sz w:val="24"/>
                 <w:szCs w:val="24"/>
                 <w:lang w:val="en-IN" w:eastAsia="en-IN"/>
               </w:rPr>
-              <w:t xml:space="preserve">  MCQs</w:t>
-            </w:r>
-            <w:proofErr w:type="gramEnd"/>
+            </w:pPr>
+            <w:r>
+              <w:rPr>
+                <w:rFonts w:ascii="Verdana" w:eastAsia="Times New Roman" w:hAnsi="Verdana" w:cs="Times New Roman"/>
+                <w:sz w:val="24"/>
+                <w:szCs w:val="24"/>
+                <w:lang w:val="en-IN" w:eastAsia="en-IN"/>
+              </w:rPr>
+              <w:t>The</w:t>
+            </w:r>
+            <w:r>
+              <w:rPr>
+                <w:rFonts w:ascii="Verdana" w:eastAsia="Times New Roman" w:hAnsi="Verdana" w:cs="Times New Roman"/>
+                <w:sz w:val="24"/>
+                <w:szCs w:val="24"/>
+                <w:lang w:val="en-IN" w:eastAsia="en-IN"/>
+              </w:rPr>
+              <w:t xml:space="preserve"> "Leaf Kitchen" Drawing: Can they label the arrows for Sun, Water, and Air going in?</w:t>
+            </w:r>
+          </w:p>
+          <w:p>
+            <w:pPr>
+              <w:pStyle w:val="ListParagraph"/>
+              <w:numPr>
+                <w:ilvl w:val="0"/>
+                <w:numId w:val="35"/>
+              </w:numPr>
+              <w:spacing w:before="100" w:beforeAutospacing="1" w:after="100" w:afterAutospacing="1"/>
+              <w:ind w:left="491"/>
+              <w:rPr>
+                <w:rFonts w:ascii="Verdana" w:eastAsia="Times New Roman" w:hAnsi="Verdana" w:cs="Times New Roman"/>
+                <w:sz w:val="24"/>
+                <w:szCs w:val="24"/>
+                <w:lang w:val="en-IN" w:eastAsia="en-IN"/>
+              </w:rPr>
+            </w:pPr>
+            <w:r>
+              <w:rPr>
+                <w:rFonts w:ascii="Verdana" w:eastAsia="Times New Roman" w:hAnsi="Verdana" w:cs="Times New Roman"/>
+                <w:sz w:val="24"/>
+                <w:szCs w:val="24"/>
+                <w:lang w:val="en-IN" w:eastAsia="en-IN"/>
+              </w:rPr>
+              <w:t>The "Chef" Match: Can they match the plant parts to their kitchen roles (Stove, Tap, etc.)?</w:t>
+            </w:r>
+          </w:p>
+          <w:p>
+            <w:pPr>
+              <w:pStyle w:val="ListParagraph"/>
+              <w:numPr>
+                <w:ilvl w:val="0"/>
+                <w:numId w:val="35"/>
+              </w:numPr>
+              <w:spacing w:before="100" w:beforeAutospacing="1" w:after="100" w:afterAutospacing="1"/>
+              <w:ind w:left="491"/>
+              <w:rPr>
+                <w:rFonts w:ascii="Verdana" w:eastAsia="Times New Roman" w:hAnsi="Verdana" w:cs="Times New Roman"/>
+                <w:sz w:val="24"/>
+                <w:szCs w:val="24"/>
+                <w:lang w:val="en-IN" w:eastAsia="en-IN"/>
+              </w:rPr>
+            </w:pPr>
+            <w:r>
+              <w:rPr>
+                <w:rFonts w:ascii="Verdana" w:eastAsia="Times New Roman" w:hAnsi="Verdana" w:cs="Times New Roman"/>
+                <w:sz w:val="24"/>
+                <w:szCs w:val="24"/>
+                <w:lang w:val="en-IN" w:eastAsia="en-IN"/>
+              </w:rPr>
+              <w:t>Quick Quiz: 2–3 simple questions like: "What is the green 'Chef' in the leaf called?" or "What do plants give us that helps us breathe?" Thumbs Up/Down: A quick "secret" vote to see who feels confident.</w:t>
+            </w:r>
           </w:p>
           <w:p>
             <w:pPr>
               <w:spacing w:before="100" w:beforeAutospacing="1" w:after="100" w:afterAutospacing="1"/>
               <w:rPr>
-                <w:rFonts w:ascii="Times New Roman" w:eastAsia="Times New Roman" w:hAnsi="Times New Roman" w:cs="Times New Roman"/>
+                <w:rFonts w:ascii="Verdana" w:eastAsia="Times New Roman" w:hAnsi="Verdana" w:cs="Times New Roman"/>
                 <w:sz w:val="24"/>
                 <w:szCs w:val="24"/>
                 <w:lang w:val="en-IN" w:eastAsia="en-IN"/>
               </w:rPr>
             </w:pPr>
-            <w:proofErr w:type="gramStart"/>
-            <w:r>
-              <w:rPr>
-                <w:rFonts w:ascii="Times New Roman" w:eastAsia="Times New Roman" w:hAnsi="Symbol" w:cs="Times New Roman"/>
-                <w:sz w:val="24"/>
-                <w:szCs w:val="24"/>
-                <w:lang w:val="en-IN" w:eastAsia="en-IN"/>
-              </w:rPr>
-              <w:t></w:t>
-            </w:r>
-            <w:r>
-              <w:rPr>
-                <w:rFonts w:ascii="Times New Roman" w:eastAsia="Times New Roman" w:hAnsi="Times New Roman" w:cs="Times New Roman"/>
-                <w:sz w:val="24"/>
-                <w:szCs w:val="24"/>
-                <w:lang w:val="en-IN" w:eastAsia="en-IN"/>
-              </w:rPr>
-              <w:t xml:space="preserve">  Oral</w:t>
-            </w:r>
-            <w:proofErr w:type="gramEnd"/>
-            <w:r>
-              <w:rPr>
-                <w:rFonts w:ascii="Times New Roman" w:eastAsia="Times New Roman" w:hAnsi="Times New Roman" w:cs="Times New Roman"/>
-                <w:sz w:val="24"/>
-                <w:szCs w:val="24"/>
-                <w:lang w:val="en-IN" w:eastAsia="en-IN"/>
-              </w:rPr>
-              <w:t xml:space="preserve"> questioning</w:t>
-            </w:r>
-          </w:p>
-          <w:p>
-            <w:pPr>
-              <w:spacing w:before="100" w:beforeAutospacing="1" w:after="100" w:afterAutospacing="1"/>
-              <w:rPr>
-                <w:rFonts w:ascii="Times New Roman" w:eastAsia="Times New Roman" w:hAnsi="Times New Roman" w:cs="Times New Roman"/>
-                <w:sz w:val="24"/>
-                <w:szCs w:val="24"/>
-                <w:lang w:val="en-IN" w:eastAsia="en-IN"/>
-              </w:rPr>
-            </w:pPr>
-            <w:proofErr w:type="gramStart"/>
-            <w:r>
-              <w:rPr>
-                <w:rFonts w:ascii="Times New Roman" w:eastAsia="Times New Roman" w:hAnsi="Symbol" w:cs="Times New Roman"/>
-                <w:sz w:val="24"/>
-                <w:szCs w:val="24"/>
-                <w:lang w:val="en-IN" w:eastAsia="en-IN"/>
-              </w:rPr>
-              <w:t></w:t>
-            </w:r>
-            <w:r>
-              <w:rPr>
-                <w:rFonts w:ascii="Times New Roman" w:eastAsia="Times New Roman" w:hAnsi="Times New Roman" w:cs="Times New Roman"/>
-                <w:sz w:val="24"/>
-                <w:szCs w:val="24"/>
-                <w:lang w:val="en-IN" w:eastAsia="en-IN"/>
-              </w:rPr>
-              <w:t xml:space="preserve">  Diagram</w:t>
-            </w:r>
-            <w:proofErr w:type="gramEnd"/>
-            <w:r>
-              <w:rPr>
-                <w:rFonts w:ascii="Times New Roman" w:eastAsia="Times New Roman" w:hAnsi="Times New Roman" w:cs="Times New Roman"/>
-                <w:sz w:val="24"/>
-                <w:szCs w:val="24"/>
-                <w:lang w:val="en-IN" w:eastAsia="en-IN"/>
-              </w:rPr>
-              <w:t xml:space="preserve"> labelling</w:t>
-            </w:r>
-          </w:p>
-          <w:p>
-            <w:pPr>
-              <w:spacing w:before="100" w:beforeAutospacing="1" w:after="100" w:afterAutospacing="1"/>
-              <w:rPr>
-                <w:rFonts w:ascii="Times New Roman" w:eastAsia="Times New Roman" w:hAnsi="Times New Roman" w:cs="Times New Roman"/>
-                <w:sz w:val="24"/>
-                <w:szCs w:val="24"/>
-                <w:lang w:val="en-IN" w:eastAsia="en-IN"/>
-              </w:rPr>
-            </w:pPr>
-            <w:r>
-              <w:rPr>
-                <w:rFonts w:ascii="Times New Roman" w:eastAsia="Times New Roman" w:hAnsi="Symbol" w:cs="Times New Roman"/>
-                <w:sz w:val="24"/>
-                <w:szCs w:val="24"/>
-                <w:lang w:val="en-IN" w:eastAsia="en-IN"/>
-              </w:rPr>
-              <w:t></w:t>
-            </w:r>
-            <w:r>
-              <w:rPr>
-                <w:rFonts w:ascii="Times New Roman" w:eastAsia="Times New Roman" w:hAnsi="Times New Roman" w:cs="Times New Roman"/>
-                <w:sz w:val="24"/>
-                <w:szCs w:val="24"/>
-                <w:lang w:val="en-IN" w:eastAsia="en-IN"/>
-              </w:rPr>
-              <w:t xml:space="preserve">  Short answer questions</w:t>
-            </w:r>
           </w:p>
         </w:tc>
       </w:tr>
@@ -1688,25 +3272,17 @@
               <w:jc w:val="center"/>
               <w:rPr>
                 <w:rFonts w:ascii="Verdana" w:hAnsi="Verdana"/>
-                <w:sz w:val="20"/>
-                <w:szCs w:val="20"/>
+                <w:sz w:val="24"/>
+                <w:szCs w:val="24"/>
               </w:rPr>
             </w:pPr>
             <w:r>
               <w:rPr>
                 <w:rFonts w:ascii="Verdana" w:hAnsi="Verdana"/>
-                <w:sz w:val="20"/>
-                <w:szCs w:val="20"/>
-              </w:rPr>
-              <w:t>Assessment</w:t>
-            </w:r>
-            <w:r>
-              <w:rPr>
-                <w:rFonts w:ascii="Verdana" w:hAnsi="Verdana"/>
-                <w:sz w:val="20"/>
-                <w:szCs w:val="20"/>
-              </w:rPr>
-              <w:t xml:space="preserve"> level</w:t>
+                <w:sz w:val="24"/>
+                <w:szCs w:val="24"/>
+              </w:rPr>
+              <w:t>Assessment level</w:t>
             </w:r>
           </w:p>
         </w:tc>
@@ -1718,126 +3294,114 @@
             <w:pPr>
               <w:spacing w:before="100" w:beforeAutospacing="1" w:after="100" w:afterAutospacing="1"/>
               <w:rPr>
-                <w:rFonts w:ascii="Times New Roman" w:eastAsia="Times New Roman" w:hAnsi="Times New Roman" w:cs="Times New Roman"/>
-                <w:sz w:val="24"/>
-                <w:szCs w:val="24"/>
-                <w:lang w:val="en-IN" w:eastAsia="en-IN"/>
+                <w:rFonts w:ascii="Verdana" w:hAnsi="Verdana" w:cs="Times New Roman"/>
+                <w:sz w:val="24"/>
+                <w:szCs w:val="24"/>
+                <w:lang w:val="en-IN"/>
               </w:rPr>
             </w:pPr>
-            <w:proofErr w:type="gramStart"/>
-            <w:r>
-              <w:rPr>
-                <w:rFonts w:ascii="Times New Roman" w:eastAsia="Times New Roman" w:hAnsi="Symbol" w:cs="Times New Roman"/>
-                <w:sz w:val="24"/>
-                <w:szCs w:val="24"/>
-                <w:lang w:val="en-IN" w:eastAsia="en-IN"/>
-              </w:rPr>
-              <w:t></w:t>
-            </w:r>
-            <w:r>
-              <w:rPr>
-                <w:rFonts w:ascii="Times New Roman" w:eastAsia="Times New Roman" w:hAnsi="Times New Roman" w:cs="Times New Roman"/>
-                <w:sz w:val="24"/>
-                <w:szCs w:val="24"/>
-                <w:lang w:val="en-IN" w:eastAsia="en-IN"/>
-              </w:rPr>
-              <w:t xml:space="preserve">  Bloom’s</w:t>
-            </w:r>
-            <w:proofErr w:type="gramEnd"/>
-            <w:r>
-              <w:rPr>
-                <w:rFonts w:ascii="Times New Roman" w:eastAsia="Times New Roman" w:hAnsi="Times New Roman" w:cs="Times New Roman"/>
-                <w:sz w:val="24"/>
-                <w:szCs w:val="24"/>
-                <w:lang w:val="en-IN" w:eastAsia="en-IN"/>
-              </w:rPr>
-              <w:t xml:space="preserve"> Level: </w:t>
-            </w:r>
-            <w:r>
-              <w:rPr>
-                <w:rFonts w:ascii="Times New Roman" w:eastAsia="Times New Roman" w:hAnsi="Times New Roman" w:cs="Times New Roman"/>
+            <w:r>
+              <w:rPr>
+                <w:rFonts w:ascii="Verdana" w:hAnsi="Verdana" w:cs="Times New Roman"/>
                 <w:b/>
                 <w:bCs/>
                 <w:sz w:val="24"/>
                 <w:szCs w:val="24"/>
-                <w:lang w:val="en-IN" w:eastAsia="en-IN"/>
-              </w:rPr>
-              <w:t>BL2 – Understanding</w:t>
+                <w:lang w:val="en-IN"/>
+              </w:rPr>
+              <w:t>Bloom’s Level:</w:t>
+            </w:r>
+            <w:r>
+              <w:rPr>
+                <w:rFonts w:ascii="Verdana" w:hAnsi="Verdana" w:cs="Times New Roman"/>
+                <w:sz w:val="24"/>
+                <w:szCs w:val="24"/>
+                <w:lang w:val="en-IN"/>
+              </w:rPr>
+              <w:t xml:space="preserve"> Understanding (BL2): They can explain the "how" and "why" of photosynthesis in their own words.</w:t>
             </w:r>
           </w:p>
           <w:p>
             <w:pPr>
               <w:spacing w:before="100" w:beforeAutospacing="1" w:after="100" w:afterAutospacing="1"/>
               <w:rPr>
-                <w:rStyle w:val="Hyperlink"/>
-                <w:rFonts w:ascii="Times New Roman" w:eastAsia="Times New Roman" w:hAnsi="Times New Roman" w:cs="Times New Roman"/>
-                <w:color w:val="auto"/>
-                <w:sz w:val="24"/>
-                <w:szCs w:val="24"/>
-                <w:u w:val="none"/>
-                <w:lang w:val="en-IN" w:eastAsia="en-IN"/>
+                <w:rFonts w:ascii="Verdana" w:hAnsi="Verdana" w:cs="Times New Roman"/>
+                <w:sz w:val="24"/>
+                <w:szCs w:val="24"/>
+                <w:lang w:val="en-IN"/>
               </w:rPr>
             </w:pPr>
-            <w:proofErr w:type="gramStart"/>
-            <w:r>
-              <w:rPr>
-                <w:rFonts w:ascii="Times New Roman" w:eastAsia="Times New Roman" w:hAnsi="Symbol" w:cs="Times New Roman"/>
-                <w:sz w:val="24"/>
-                <w:szCs w:val="24"/>
-                <w:lang w:val="en-IN" w:eastAsia="en-IN"/>
-              </w:rPr>
-              <w:t></w:t>
-            </w:r>
-            <w:r>
-              <w:rPr>
-                <w:rFonts w:ascii="Times New Roman" w:eastAsia="Times New Roman" w:hAnsi="Times New Roman" w:cs="Times New Roman"/>
-                <w:sz w:val="24"/>
-                <w:szCs w:val="24"/>
-                <w:lang w:val="en-IN" w:eastAsia="en-IN"/>
-              </w:rPr>
-              <w:t xml:space="preserve">  Progressing</w:t>
-            </w:r>
-            <w:proofErr w:type="gramEnd"/>
-            <w:r>
-              <w:rPr>
-                <w:rFonts w:ascii="Times New Roman" w:eastAsia="Times New Roman" w:hAnsi="Times New Roman" w:cs="Times New Roman"/>
-                <w:sz w:val="24"/>
-                <w:szCs w:val="24"/>
-                <w:lang w:val="en-IN" w:eastAsia="en-IN"/>
-              </w:rPr>
-              <w:t xml:space="preserve"> towards </w:t>
-            </w:r>
-            <w:r>
-              <w:rPr>
-                <w:rFonts w:ascii="Times New Roman" w:eastAsia="Times New Roman" w:hAnsi="Times New Roman" w:cs="Times New Roman"/>
+            <w:r>
+              <w:rPr>
+                <w:rFonts w:ascii="Verdana" w:hAnsi="Verdana" w:cs="Times New Roman"/>
                 <w:b/>
                 <w:bCs/>
                 <w:sz w:val="24"/>
                 <w:szCs w:val="24"/>
-                <w:lang w:val="en-IN" w:eastAsia="en-IN"/>
-              </w:rPr>
-              <w:t>BL3 – Application</w:t>
+                <w:lang w:val="en-IN"/>
+              </w:rPr>
+              <w:t>M</w:t>
+            </w:r>
+            <w:r>
+              <w:rPr>
+                <w:rFonts w:ascii="Verdana" w:hAnsi="Verdana" w:cs="Times New Roman"/>
+                <w:b/>
+                <w:bCs/>
+                <w:sz w:val="24"/>
+                <w:szCs w:val="24"/>
+                <w:lang w:val="en-IN"/>
+              </w:rPr>
+              <w:t>oving toward Application (BL3):</w:t>
+            </w:r>
+            <w:r>
+              <w:rPr>
+                <w:rFonts w:ascii="Verdana" w:hAnsi="Verdana" w:cs="Times New Roman"/>
+                <w:sz w:val="24"/>
+                <w:szCs w:val="24"/>
+                <w:lang w:val="en-IN"/>
+              </w:rPr>
+              <w:t xml:space="preserve"> They can tell you why a plant in a dark room won't grow (applying the "Sunlight" rule to a new problem).</w:t>
             </w:r>
           </w:p>
           <w:p>
             <w:pPr>
-              <w:pStyle w:val="NoSpacing"/>
-              <w:jc w:val="center"/>
-              <w:rPr>
-                <w:rFonts w:ascii="Verdana" w:hAnsi="Verdana"/>
-                <w:sz w:val="20"/>
-                <w:szCs w:val="20"/>
+              <w:spacing w:before="100" w:beforeAutospacing="1" w:after="100" w:afterAutospacing="1"/>
+              <w:rPr>
+                <w:rFonts w:ascii="Verdana" w:hAnsi="Verdana" w:cs="Times New Roman"/>
+                <w:sz w:val="24"/>
+                <w:szCs w:val="24"/>
               </w:rPr>
             </w:pPr>
           </w:p>
         </w:tc>
       </w:tr>
     </w:tbl>
-    <w:p/>
-    <w:p/>
     <w:p>
-      <w:bookmarkStart w:id="1" w:name="_GoBack"/>
-      <w:bookmarkEnd w:id="1"/>
+      <w:pPr>
+        <w:rPr>
+          <w:rFonts w:ascii="Verdana" w:hAnsi="Verdana"/>
+          <w:sz w:val="24"/>
+          <w:szCs w:val="24"/>
+        </w:rPr>
+      </w:pPr>
+    </w:p>
+    <w:p>
+      <w:pPr>
+        <w:rPr>
+          <w:rFonts w:ascii="Verdana" w:hAnsi="Verdana"/>
+          <w:sz w:val="24"/>
+          <w:szCs w:val="24"/>
+        </w:rPr>
+      </w:pPr>
+    </w:p>
+    <w:p>
+      <w:pPr>
+        <w:rPr>
+          <w:rFonts w:ascii="Verdana" w:hAnsi="Verdana"/>
+          <w:sz w:val="24"/>
+          <w:szCs w:val="24"/>
+        </w:rPr>
+      </w:pPr>
     </w:p>
     <w:sectPr>
       <w:footerReference w:type="even" r:id="rId8"/>
@@ -1853,7 +3417,7 @@
 </file>
 
 <file path=word/endnotes.xml><?xml version="1.0" encoding="utf-8"?>
-<w:endnotes xmlns:wpc="http://schemas.microsoft.com/office/word/2010/wordprocessingCanvas" xmlns:cx="http://schemas.microsoft.com/office/drawing/2014/chartex" xmlns:mc="http://schemas.openxmlformats.org/markup-compatibility/2006" xmlns:o="urn:schemas-microsoft-com:office:office" xmlns:r="http://schemas.openxmlformats.org/officeDocument/2006/relationships" xmlns:m="http://schemas.openxmlformats.org/officeDocument/2006/math" xmlns:v="urn:schemas-microsoft-com:vml" xmlns:wp14="http://schemas.microsoft.com/office/word/2010/wordprocessingDrawing" xmlns:wp="http://schemas.openxmlformats.org/drawingml/2006/wordprocessingDrawing" xmlns:w10="urn:schemas-microsoft-com:office:word" xmlns:w="http://schemas.openxmlformats.org/wordprocessingml/2006/main" xmlns:w14="http://schemas.microsoft.com/office/word/2010/wordml" xmlns:w15="http://schemas.microsoft.com/office/word/2012/wordml" xmlns:w16se="http://schemas.microsoft.com/office/word/2015/wordml/symex" xmlns:wpg="http://schemas.microsoft.com/office/word/2010/wordprocessingGroup" xmlns:wpi="http://schemas.microsoft.com/office/word/2010/wordprocessingInk" xmlns:wne="http://schemas.microsoft.com/office/word/2006/wordml" xmlns:wps="http://schemas.microsoft.com/office/word/2010/wordprocessingShape" mc:Ignorable="w14 w15 w16se wp14">
+<w:endnotes xmlns:wpc="http://schemas.microsoft.com/office/word/2010/wordprocessingCanvas" xmlns:cx="http://schemas.microsoft.com/office/drawing/2014/chartex" xmlns:cx1="http://schemas.microsoft.com/office/drawing/2015/9/8/chartex" xmlns:cx2="http://schemas.microsoft.com/office/drawing/2015/10/21/chartex" xmlns:cx3="http://schemas.microsoft.com/office/drawing/2016/5/9/chartex" xmlns:cx4="http://schemas.microsoft.com/office/drawing/2016/5/10/chartex" xmlns:cx5="http://schemas.microsoft.com/office/drawing/2016/5/11/chartex" xmlns:cx6="http://schemas.microsoft.com/office/drawing/2016/5/12/chartex" xmlns:cx7="http://schemas.microsoft.com/office/drawing/2016/5/13/chartex" xmlns:cx8="http://schemas.microsoft.com/office/drawing/2016/5/14/chartex" xmlns:mc="http://schemas.openxmlformats.org/markup-compatibility/2006" xmlns:aink="http://schemas.microsoft.com/office/drawing/2016/ink" xmlns:am3d="http://schemas.microsoft.com/office/drawing/2017/model3d" xmlns:o="urn:schemas-microsoft-com:office:office" xmlns:oel="http://schemas.microsoft.com/office/2019/extlst" xmlns:r="http://schemas.openxmlformats.org/officeDocument/2006/relationships" xmlns:m="http://schemas.openxmlformats.org/officeDocument/2006/math" xmlns:v="urn:schemas-microsoft-com:vml" xmlns:wp14="http://schemas.microsoft.com/office/word/2010/wordprocessingDrawing" xmlns:wp="http://schemas.openxmlformats.org/drawingml/2006/wordprocessingDrawing" xmlns:w10="urn:schemas-microsoft-com:office:word" xmlns:w="http://schemas.openxmlformats.org/wordprocessingml/2006/main" xmlns:w14="http://schemas.microsoft.com/office/word/2010/wordml" xmlns:w15="http://schemas.microsoft.com/office/word/2012/wordml" xmlns:w16cex="http://schemas.microsoft.com/office/word/2018/wordml/cex" xmlns:w16cid="http://schemas.microsoft.com/office/word/2016/wordml/cid" xmlns:w16="http://schemas.microsoft.com/office/word/2018/wordml" xmlns:w16du="http://schemas.microsoft.com/office/word/2023/wordml/word16du" xmlns:w16sdtdh="http://schemas.microsoft.com/office/word/2020/wordml/sdtdatahash" xmlns:w16sdtfl="http://schemas.microsoft.com/office/word/2024/wordml/sdtformatlock" xmlns:w16se="http://schemas.microsoft.com/office/word/2015/wordml/symex" xmlns:wpg="http://schemas.microsoft.com/office/word/2010/wordprocessingGroup" xmlns:wpi="http://schemas.microsoft.com/office/word/2010/wordprocessingInk" xmlns:wne="http://schemas.microsoft.com/office/word/2006/wordml" xmlns:wps="http://schemas.microsoft.com/office/word/2010/wordprocessingShape" mc:Ignorable="w14 w15 w16se w16cid w16 w16cex w16sdtdh w16sdtfl w16du wp14">
   <w:endnote w:type="separator" w:id="-1">
     <w:p>
       <w:pPr>
@@ -1878,7 +3442,7 @@
 </file>
 
 <file path=word/footer1.xml><?xml version="1.0" encoding="utf-8"?>
-<w:ftr xmlns:wpc="http://schemas.microsoft.com/office/word/2010/wordprocessingCanvas" xmlns:cx="http://schemas.microsoft.com/office/drawing/2014/chartex" xmlns:mc="http://schemas.openxmlformats.org/markup-compatibility/2006" xmlns:o="urn:schemas-microsoft-com:office:office" xmlns:r="http://schemas.openxmlformats.org/officeDocument/2006/relationships" xmlns:m="http://schemas.openxmlformats.org/officeDocument/2006/math" xmlns:v="urn:schemas-microsoft-com:vml" xmlns:wp14="http://schemas.microsoft.com/office/word/2010/wordprocessingDrawing" xmlns:wp="http://schemas.openxmlformats.org/drawingml/2006/wordprocessingDrawing" xmlns:w10="urn:schemas-microsoft-com:office:word" xmlns:w="http://schemas.openxmlformats.org/wordprocessingml/2006/main" xmlns:w14="http://schemas.microsoft.com/office/word/2010/wordml" xmlns:w15="http://schemas.microsoft.com/office/word/2012/wordml" xmlns:w16se="http://schemas.microsoft.com/office/word/2015/wordml/symex" xmlns:wpg="http://schemas.microsoft.com/office/word/2010/wordprocessingGroup" xmlns:wpi="http://schemas.microsoft.com/office/word/2010/wordprocessingInk" xmlns:wne="http://schemas.microsoft.com/office/word/2006/wordml" xmlns:wps="http://schemas.microsoft.com/office/word/2010/wordprocessingShape" mc:Ignorable="w14 w15 w16se wp14">
+<w:ftr xmlns:wpc="http://schemas.microsoft.com/office/word/2010/wordprocessingCanvas" xmlns:cx="http://schemas.microsoft.com/office/drawing/2014/chartex" xmlns:cx1="http://schemas.microsoft.com/office/drawing/2015/9/8/chartex" xmlns:cx2="http://schemas.microsoft.com/office/drawing/2015/10/21/chartex" xmlns:cx3="http://schemas.microsoft.com/office/drawing/2016/5/9/chartex" xmlns:cx4="http://schemas.microsoft.com/office/drawing/2016/5/10/chartex" xmlns:cx5="http://schemas.microsoft.com/office/drawing/2016/5/11/chartex" xmlns:cx6="http://schemas.microsoft.com/office/drawing/2016/5/12/chartex" xmlns:cx7="http://schemas.microsoft.com/office/drawing/2016/5/13/chartex" xmlns:cx8="http://schemas.microsoft.com/office/drawing/2016/5/14/chartex" xmlns:mc="http://schemas.openxmlformats.org/markup-compatibility/2006" xmlns:aink="http://schemas.microsoft.com/office/drawing/2016/ink" xmlns:am3d="http://schemas.microsoft.com/office/drawing/2017/model3d" xmlns:o="urn:schemas-microsoft-com:office:office" xmlns:oel="http://schemas.microsoft.com/office/2019/extlst" xmlns:r="http://schemas.openxmlformats.org/officeDocument/2006/relationships" xmlns:m="http://schemas.openxmlformats.org/officeDocument/2006/math" xmlns:v="urn:schemas-microsoft-com:vml" xmlns:wp14="http://schemas.microsoft.com/office/word/2010/wordprocessingDrawing" xmlns:wp="http://schemas.openxmlformats.org/drawingml/2006/wordprocessingDrawing" xmlns:w10="urn:schemas-microsoft-com:office:word" xmlns:w="http://schemas.openxmlformats.org/wordprocessingml/2006/main" xmlns:w14="http://schemas.microsoft.com/office/word/2010/wordml" xmlns:w15="http://schemas.microsoft.com/office/word/2012/wordml" xmlns:w16cex="http://schemas.microsoft.com/office/word/2018/wordml/cex" xmlns:w16cid="http://schemas.microsoft.com/office/word/2016/wordml/cid" xmlns:w16="http://schemas.microsoft.com/office/word/2018/wordml" xmlns:w16du="http://schemas.microsoft.com/office/word/2023/wordml/word16du" xmlns:w16sdtdh="http://schemas.microsoft.com/office/word/2020/wordml/sdtdatahash" xmlns:w16sdtfl="http://schemas.microsoft.com/office/word/2024/wordml/sdtformatlock" xmlns:w16se="http://schemas.microsoft.com/office/word/2015/wordml/symex" xmlns:wpg="http://schemas.microsoft.com/office/word/2010/wordprocessingGroup" xmlns:wpi="http://schemas.microsoft.com/office/word/2010/wordprocessingInk" xmlns:wne="http://schemas.microsoft.com/office/word/2006/wordml" xmlns:wps="http://schemas.microsoft.com/office/word/2010/wordprocessingShape" mc:Ignorable="w14 w15 w16se w16cid w16 w16cex w16sdtdh w16sdtfl w16du wp14">
   <w:p>
     <w:pPr>
       <w:pStyle w:val="Footer"/>
@@ -1905,7 +3469,7 @@
               <wp:docPr id="1962978757" name="Text Box 2" descr="Sensitivity: LNT Construction Internal Use">
                 <a:extLst xmlns:a="http://schemas.openxmlformats.org/drawingml/2006/main">
                   <a:ext uri="{5AE41FA2-C0FF-4470-9BD4-5FADCA87CBE2}">
-                    <aclsh:classification xmlns:aclsh="http://schemas.microsoft.com/office/drawing/2020/classificationShape" xmlns:w16sdtfl="http://schemas.microsoft.com/office/word/2024/wordml/sdtformatlock" xmlns:w16sdtdh="http://schemas.microsoft.com/office/word/2020/wordml/sdtdatahash" xmlns:w16du="http://schemas.microsoft.com/office/word/2023/wordml/word16du" xmlns:w16="http://schemas.microsoft.com/office/word/2018/wordml" xmlns:w16cid="http://schemas.microsoft.com/office/word/2016/wordml/cid" xmlns:w16cex="http://schemas.microsoft.com/office/word/2018/wordml/cex" xmlns:w="http://schemas.openxmlformats.org/wordprocessingml/2006/main" xmlns:w10="urn:schemas-microsoft-com:office:word" xmlns:v="urn:schemas-microsoft-com:vml" xmlns:oel="http://schemas.microsoft.com/office/2019/extlst" xmlns:o="urn:schemas-microsoft-com:office:office" xmlns:am3d="http://schemas.microsoft.com/office/drawing/2017/model3d" xmlns:aink="http://schemas.microsoft.com/office/drawing/2016/ink" xmlns:cx8="http://schemas.microsoft.com/office/drawing/2016/5/14/chartex" xmlns:cx7="http://schemas.microsoft.com/office/drawing/2016/5/13/chartex" xmlns:cx6="http://schemas.microsoft.com/office/drawing/2016/5/12/chartex" xmlns:cx5="http://schemas.microsoft.com/office/drawing/2016/5/11/chartex" xmlns:cx4="http://schemas.microsoft.com/office/drawing/2016/5/10/chartex" xmlns:cx3="http://schemas.microsoft.com/office/drawing/2016/5/9/chartex" xmlns:cx2="http://schemas.microsoft.com/office/drawing/2015/10/21/chartex" xmlns:cx1="http://schemas.microsoft.com/office/drawing/2015/9/8/chartex" xmlns="" classificationOutcomeType="ftr"/>
+                    <aclsh:classification xmlns:aclsh="http://schemas.microsoft.com/office/drawing/2020/classificationShape" classificationOutcomeType="ftr"/>
                   </a:ext>
                 </a:extLst>
               </wp:docPr>
@@ -1971,7 +3535,7 @@
               <v:stroke joinstyle="miter"/>
               <v:path gradientshapeok="t" o:connecttype="rect"/>
             </v:shapetype>
-            <v:shape id="Text Box 2" o:spid="_x0000_s1026" type="#_x0000_t202" alt="Sensitivity: LNT Construction Internal Use" style="position:absolute;margin-left:0;margin-top:0;width:163.2pt;height:25.55pt;z-index:251659264;visibility:visible;mso-wrap-style:none;mso-wrap-distance-left:0;mso-wrap-distance-top:0;mso-wrap-distance-right:0;mso-wrap-distance-bottom:0;mso-position-horizontal:left;mso-position-horizontal-relative:page;mso-position-vertical:bottom;mso-position-vertical-relative:page;v-text-anchor:bottom" o:gfxdata="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" filled="f" stroked="f">
+            <v:shape id="Text Box 2" o:spid="_x0000_s1026" type="#_x0000_t202" alt="Sensitivity: LNT Construction Internal Use" style="position:absolute;margin-left:0;margin-top:0;width:163.2pt;height:25.55pt;z-index:251659264;visibility:visible;mso-wrap-style:none;mso-wrap-distance-left:0;mso-wrap-distance-top:0;mso-wrap-distance-right:0;mso-wrap-distance-bottom:0;mso-position-horizontal:left;mso-position-horizontal-relative:page;mso-position-vertical:bottom;mso-position-vertical-relative:page;v-text-anchor:bottom" o:gfxdata="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" filled="f" stroked="f">
               <v:textbox style="mso-fit-shape-to-text:t" inset="20pt,0,0,15pt">
                 <w:txbxContent>
                   <w:p>
@@ -2009,7 +3573,7 @@
 </file>
 
 <file path=word/footer2.xml><?xml version="1.0" encoding="utf-8"?>
-<w:ftr xmlns:wpc="http://schemas.microsoft.com/office/word/2010/wordprocessingCanvas" xmlns:cx="http://schemas.microsoft.com/office/drawing/2014/chartex" xmlns:mc="http://schemas.openxmlformats.org/markup-compatibility/2006" xmlns:o="urn:schemas-microsoft-com:office:office" xmlns:r="http://schemas.openxmlformats.org/officeDocument/2006/relationships" xmlns:m="http://schemas.openxmlformats.org/officeDocument/2006/math" xmlns:v="urn:schemas-microsoft-com:vml" xmlns:wp14="http://schemas.microsoft.com/office/word/2010/wordprocessingDrawing" xmlns:wp="http://schemas.openxmlformats.org/drawingml/2006/wordprocessingDrawing" xmlns:w10="urn:schemas-microsoft-com:office:word" xmlns:w="http://schemas.openxmlformats.org/wordprocessingml/2006/main" xmlns:w14="http://schemas.microsoft.com/office/word/2010/wordml" xmlns:w15="http://schemas.microsoft.com/office/word/2012/wordml" xmlns:w16se="http://schemas.microsoft.com/office/word/2015/wordml/symex" xmlns:wpg="http://schemas.microsoft.com/office/word/2010/wordprocessingGroup" xmlns:wpi="http://schemas.microsoft.com/office/word/2010/wordprocessingInk" xmlns:wne="http://schemas.microsoft.com/office/word/2006/wordml" xmlns:wps="http://schemas.microsoft.com/office/word/2010/wordprocessingShape" mc:Ignorable="w14 w15 w16se wp14">
+<w:ftr xmlns:wpc="http://schemas.microsoft.com/office/word/2010/wordprocessingCanvas" xmlns:cx="http://schemas.microsoft.com/office/drawing/2014/chartex" xmlns:cx1="http://schemas.microsoft.com/office/drawing/2015/9/8/chartex" xmlns:cx2="http://schemas.microsoft.com/office/drawing/2015/10/21/chartex" xmlns:cx3="http://schemas.microsoft.com/office/drawing/2016/5/9/chartex" xmlns:cx4="http://schemas.microsoft.com/office/drawing/2016/5/10/chartex" xmlns:cx5="http://schemas.microsoft.com/office/drawing/2016/5/11/chartex" xmlns:cx6="http://schemas.microsoft.com/office/drawing/2016/5/12/chartex" xmlns:cx7="http://schemas.microsoft.com/office/drawing/2016/5/13/chartex" xmlns:cx8="http://schemas.microsoft.com/office/drawing/2016/5/14/chartex" xmlns:mc="http://schemas.openxmlformats.org/markup-compatibility/2006" xmlns:aink="http://schemas.microsoft.com/office/drawing/2016/ink" xmlns:am3d="http://schemas.microsoft.com/office/drawing/2017/model3d" xmlns:o="urn:schemas-microsoft-com:office:office" xmlns:oel="http://schemas.microsoft.com/office/2019/extlst" xmlns:r="http://schemas.openxmlformats.org/officeDocument/2006/relationships" xmlns:m="http://schemas.openxmlformats.org/officeDocument/2006/math" xmlns:v="urn:schemas-microsoft-com:vml" xmlns:wp14="http://schemas.microsoft.com/office/word/2010/wordprocessingDrawing" xmlns:wp="http://schemas.openxmlformats.org/drawingml/2006/wordprocessingDrawing" xmlns:w10="urn:schemas-microsoft-com:office:word" xmlns:w="http://schemas.openxmlformats.org/wordprocessingml/2006/main" xmlns:w14="http://schemas.microsoft.com/office/word/2010/wordml" xmlns:w15="http://schemas.microsoft.com/office/word/2012/wordml" xmlns:w16cex="http://schemas.microsoft.com/office/word/2018/wordml/cex" xmlns:w16cid="http://schemas.microsoft.com/office/word/2016/wordml/cid" xmlns:w16="http://schemas.microsoft.com/office/word/2018/wordml" xmlns:w16du="http://schemas.microsoft.com/office/word/2023/wordml/word16du" xmlns:w16sdtdh="http://schemas.microsoft.com/office/word/2020/wordml/sdtdatahash" xmlns:w16sdtfl="http://schemas.microsoft.com/office/word/2024/wordml/sdtformatlock" xmlns:w16se="http://schemas.microsoft.com/office/word/2015/wordml/symex" xmlns:wpg="http://schemas.microsoft.com/office/word/2010/wordprocessingGroup" xmlns:wpi="http://schemas.microsoft.com/office/word/2010/wordprocessingInk" xmlns:wne="http://schemas.microsoft.com/office/word/2006/wordml" xmlns:wps="http://schemas.microsoft.com/office/word/2010/wordprocessingShape" mc:Ignorable="w14 w15 w16se w16cid w16 w16cex w16sdtdh w16sdtfl w16du wp14">
   <w:p>
     <w:pPr>
       <w:pStyle w:val="Footer"/>
@@ -2036,7 +3600,7 @@
               <wp:docPr id="1660368242" name="Text Box 3" descr="Sensitivity: LNT Construction Internal Use">
                 <a:extLst xmlns:a="http://schemas.openxmlformats.org/drawingml/2006/main">
                   <a:ext uri="{5AE41FA2-C0FF-4470-9BD4-5FADCA87CBE2}">
-                    <aclsh:classification xmlns:aclsh="http://schemas.microsoft.com/office/drawing/2020/classificationShape" xmlns:w16sdtfl="http://schemas.microsoft.com/office/word/2024/wordml/sdtformatlock" xmlns:w16sdtdh="http://schemas.microsoft.com/office/word/2020/wordml/sdtdatahash" xmlns:w16du="http://schemas.microsoft.com/office/word/2023/wordml/word16du" xmlns:w16="http://schemas.microsoft.com/office/word/2018/wordml" xmlns:w16cid="http://schemas.microsoft.com/office/word/2016/wordml/cid" xmlns:w16cex="http://schemas.microsoft.com/office/word/2018/wordml/cex" xmlns:w="http://schemas.openxmlformats.org/wordprocessingml/2006/main" xmlns:w10="urn:schemas-microsoft-com:office:word" xmlns:v="urn:schemas-microsoft-com:vml" xmlns:oel="http://schemas.microsoft.com/office/2019/extlst" xmlns:o="urn:schemas-microsoft-com:office:office" xmlns:am3d="http://schemas.microsoft.com/office/drawing/2017/model3d" xmlns:aink="http://schemas.microsoft.com/office/drawing/2016/ink" xmlns:cx8="http://schemas.microsoft.com/office/drawing/2016/5/14/chartex" xmlns:cx7="http://schemas.microsoft.com/office/drawing/2016/5/13/chartex" xmlns:cx6="http://schemas.microsoft.com/office/drawing/2016/5/12/chartex" xmlns:cx5="http://schemas.microsoft.com/office/drawing/2016/5/11/chartex" xmlns:cx4="http://schemas.microsoft.com/office/drawing/2016/5/10/chartex" xmlns:cx3="http://schemas.microsoft.com/office/drawing/2016/5/9/chartex" xmlns:cx2="http://schemas.microsoft.com/office/drawing/2015/10/21/chartex" xmlns:cx1="http://schemas.microsoft.com/office/drawing/2015/9/8/chartex" xmlns="" classificationOutcomeType="ftr"/>
+                    <aclsh:classification xmlns:aclsh="http://schemas.microsoft.com/office/drawing/2020/classificationShape" classificationOutcomeType="ftr"/>
                   </a:ext>
                 </a:extLst>
               </wp:docPr>
@@ -2102,7 +3666,7 @@
               <v:stroke joinstyle="miter"/>
               <v:path gradientshapeok="t" o:connecttype="rect"/>
             </v:shapetype>
-            <v:shape id="Text Box 3" o:spid="_x0000_s1027" type="#_x0000_t202" alt="Sensitivity: LNT Construction Internal Use" style="position:absolute;margin-left:0;margin-top:0;width:163.2pt;height:25.55pt;z-index:251660288;visibility:visible;mso-wrap-style:none;mso-wrap-distance-left:0;mso-wrap-distance-top:0;mso-wrap-distance-right:0;mso-wrap-distance-bottom:0;mso-position-horizontal:left;mso-position-horizontal-relative:page;mso-position-vertical:bottom;mso-position-vertical-relative:page;v-text-anchor:bottom" o:gfxdata="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" filled="f" stroked="f">
+            <v:shape id="Text Box 3" o:spid="_x0000_s1027" type="#_x0000_t202" alt="Sensitivity: LNT Construction Internal Use" style="position:absolute;margin-left:0;margin-top:0;width:163.2pt;height:25.55pt;z-index:251660288;visibility:visible;mso-wrap-style:none;mso-wrap-distance-left:0;mso-wrap-distance-top:0;mso-wrap-distance-right:0;mso-wrap-distance-bottom:0;mso-position-horizontal:left;mso-position-horizontal-relative:page;mso-position-vertical:bottom;mso-position-vertical-relative:page;v-text-anchor:bottom" o:gfxdata="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" filled="f" stroked="f">
               <v:textbox style="mso-fit-shape-to-text:t" inset="20pt,0,0,15pt">
                 <w:txbxContent>
                   <w:p>
@@ -2140,7 +3704,7 @@
 </file>
 
 <file path=word/footer3.xml><?xml version="1.0" encoding="utf-8"?>
-<w:ftr xmlns:wpc="http://schemas.microsoft.com/office/word/2010/wordprocessingCanvas" xmlns:cx="http://schemas.microsoft.com/office/drawing/2014/chartex" xmlns:mc="http://schemas.openxmlformats.org/markup-compatibility/2006" xmlns:o="urn:schemas-microsoft-com:office:office" xmlns:r="http://schemas.openxmlformats.org/officeDocument/2006/relationships" xmlns:m="http://schemas.openxmlformats.org/officeDocument/2006/math" xmlns:v="urn:schemas-microsoft-com:vml" xmlns:wp14="http://schemas.microsoft.com/office/word/2010/wordprocessingDrawing" xmlns:wp="http://schemas.openxmlformats.org/drawingml/2006/wordprocessingDrawing" xmlns:w10="urn:schemas-microsoft-com:office:word" xmlns:w="http://schemas.openxmlformats.org/wordprocessingml/2006/main" xmlns:w14="http://schemas.microsoft.com/office/word/2010/wordml" xmlns:w15="http://schemas.microsoft.com/office/word/2012/wordml" xmlns:w16se="http://schemas.microsoft.com/office/word/2015/wordml/symex" xmlns:wpg="http://schemas.microsoft.com/office/word/2010/wordprocessingGroup" xmlns:wpi="http://schemas.microsoft.com/office/word/2010/wordprocessingInk" xmlns:wne="http://schemas.microsoft.com/office/word/2006/wordml" xmlns:wps="http://schemas.microsoft.com/office/word/2010/wordprocessingShape" mc:Ignorable="w14 w15 w16se wp14">
+<w:ftr xmlns:wpc="http://schemas.microsoft.com/office/word/2010/wordprocessingCanvas" xmlns:cx="http://schemas.microsoft.com/office/drawing/2014/chartex" xmlns:cx1="http://schemas.microsoft.com/office/drawing/2015/9/8/chartex" xmlns:cx2="http://schemas.microsoft.com/office/drawing/2015/10/21/chartex" xmlns:cx3="http://schemas.microsoft.com/office/drawing/2016/5/9/chartex" xmlns:cx4="http://schemas.microsoft.com/office/drawing/2016/5/10/chartex" xmlns:cx5="http://schemas.microsoft.com/office/drawing/2016/5/11/chartex" xmlns:cx6="http://schemas.microsoft.com/office/drawing/2016/5/12/chartex" xmlns:cx7="http://schemas.microsoft.com/office/drawing/2016/5/13/chartex" xmlns:cx8="http://schemas.microsoft.com/office/drawing/2016/5/14/chartex" xmlns:mc="http://schemas.openxmlformats.org/markup-compatibility/2006" xmlns:aink="http://schemas.microsoft.com/office/drawing/2016/ink" xmlns:am3d="http://schemas.microsoft.com/office/drawing/2017/model3d" xmlns:o="urn:schemas-microsoft-com:office:office" xmlns:oel="http://schemas.microsoft.com/office/2019/extlst" xmlns:r="http://schemas.openxmlformats.org/officeDocument/2006/relationships" xmlns:m="http://schemas.openxmlformats.org/officeDocument/2006/math" xmlns:v="urn:schemas-microsoft-com:vml" xmlns:wp14="http://schemas.microsoft.com/office/word/2010/wordprocessingDrawing" xmlns:wp="http://schemas.openxmlformats.org/drawingml/2006/wordprocessingDrawing" xmlns:w10="urn:schemas-microsoft-com:office:word" xmlns:w="http://schemas.openxmlformats.org/wordprocessingml/2006/main" xmlns:w14="http://schemas.microsoft.com/office/word/2010/wordml" xmlns:w15="http://schemas.microsoft.com/office/word/2012/wordml" xmlns:w16cex="http://schemas.microsoft.com/office/word/2018/wordml/cex" xmlns:w16cid="http://schemas.microsoft.com/office/word/2016/wordml/cid" xmlns:w16="http://schemas.microsoft.com/office/word/2018/wordml" xmlns:w16du="http://schemas.microsoft.com/office/word/2023/wordml/word16du" xmlns:w16sdtdh="http://schemas.microsoft.com/office/word/2020/wordml/sdtdatahash" xmlns:w16sdtfl="http://schemas.microsoft.com/office/word/2024/wordml/sdtformatlock" xmlns:w16se="http://schemas.microsoft.com/office/word/2015/wordml/symex" xmlns:wpg="http://schemas.microsoft.com/office/word/2010/wordprocessingGroup" xmlns:wpi="http://schemas.microsoft.com/office/word/2010/wordprocessingInk" xmlns:wne="http://schemas.microsoft.com/office/word/2006/wordml" xmlns:wps="http://schemas.microsoft.com/office/word/2010/wordprocessingShape" mc:Ignorable="w14 w15 w16se w16cid w16 w16cex w16sdtdh w16sdtfl w16du wp14">
   <w:p>
     <w:pPr>
       <w:pStyle w:val="Footer"/>
@@ -2167,7 +3731,7 @@
               <wp:docPr id="2076783724" name="Text Box 1" descr="Sensitivity: LNT Construction Internal Use">
                 <a:extLst xmlns:a="http://schemas.openxmlformats.org/drawingml/2006/main">
                   <a:ext uri="{5AE41FA2-C0FF-4470-9BD4-5FADCA87CBE2}">
-                    <aclsh:classification xmlns:aclsh="http://schemas.microsoft.com/office/drawing/2020/classificationShape" xmlns:w16sdtfl="http://schemas.microsoft.com/office/word/2024/wordml/sdtformatlock" xmlns:w16sdtdh="http://schemas.microsoft.com/office/word/2020/wordml/sdtdatahash" xmlns:w16du="http://schemas.microsoft.com/office/word/2023/wordml/word16du" xmlns:w16="http://schemas.microsoft.com/office/word/2018/wordml" xmlns:w16cid="http://schemas.microsoft.com/office/word/2016/wordml/cid" xmlns:w16cex="http://schemas.microsoft.com/office/word/2018/wordml/cex" xmlns:w="http://schemas.openxmlformats.org/wordprocessingml/2006/main" xmlns:w10="urn:schemas-microsoft-com:office:word" xmlns:v="urn:schemas-microsoft-com:vml" xmlns:oel="http://schemas.microsoft.com/office/2019/extlst" xmlns:o="urn:schemas-microsoft-com:office:office" xmlns:am3d="http://schemas.microsoft.com/office/drawing/2017/model3d" xmlns:aink="http://schemas.microsoft.com/office/drawing/2016/ink" xmlns:cx8="http://schemas.microsoft.com/office/drawing/2016/5/14/chartex" xmlns:cx7="http://schemas.microsoft.com/office/drawing/2016/5/13/chartex" xmlns:cx6="http://schemas.microsoft.com/office/drawing/2016/5/12/chartex" xmlns:cx5="http://schemas.microsoft.com/office/drawing/2016/5/11/chartex" xmlns:cx4="http://schemas.microsoft.com/office/drawing/2016/5/10/chartex" xmlns:cx3="http://schemas.microsoft.com/office/drawing/2016/5/9/chartex" xmlns:cx2="http://schemas.microsoft.com/office/drawing/2015/10/21/chartex" xmlns:cx1="http://schemas.microsoft.com/office/drawing/2015/9/8/chartex" xmlns="" classificationOutcomeType="ftr"/>
+                    <aclsh:classification xmlns:aclsh="http://schemas.microsoft.com/office/drawing/2020/classificationShape" classificationOutcomeType="ftr"/>
                   </a:ext>
                 </a:extLst>
               </wp:docPr>
@@ -2233,7 +3797,7 @@
               <v:stroke joinstyle="miter"/>
               <v:path gradientshapeok="t" o:connecttype="rect"/>
             </v:shapetype>
-            <v:shape id="Text Box 1" o:spid="_x0000_s1028" type="#_x0000_t202" alt="Sensitivity: LNT Construction Internal Use" style="position:absolute;margin-left:0;margin-top:0;width:163.2pt;height:25.55pt;z-index:251658240;visibility:visible;mso-wrap-style:none;mso-wrap-distance-left:0;mso-wrap-distance-top:0;mso-wrap-distance-right:0;mso-wrap-distance-bottom:0;mso-position-horizontal:left;mso-position-horizontal-relative:page;mso-position-vertical:bottom;mso-position-vertical-relative:page;v-text-anchor:bottom" o:gfxdata="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" filled="f" stroked="f">
+            <v:shape id="Text Box 1" o:spid="_x0000_s1028" type="#_x0000_t202" alt="Sensitivity: LNT Construction Internal Use" style="position:absolute;margin-left:0;margin-top:0;width:163.2pt;height:25.55pt;z-index:251658240;visibility:visible;mso-wrap-style:none;mso-wrap-distance-left:0;mso-wrap-distance-top:0;mso-wrap-distance-right:0;mso-wrap-distance-bottom:0;mso-position-horizontal:left;mso-position-horizontal-relative:page;mso-position-vertical:bottom;mso-position-vertical-relative:page;v-text-anchor:bottom" o:gfxdata="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" filled="f" stroked="f">
               <v:textbox style="mso-fit-shape-to-text:t" inset="20pt,0,0,15pt">
                 <w:txbxContent>
                   <w:p>
@@ -2271,7 +3835,7 @@
 </file>
 
 <file path=word/footnotes.xml><?xml version="1.0" encoding="utf-8"?>
-<w:footnotes xmlns:wpc="http://schemas.microsoft.com/office/word/2010/wordprocessingCanvas" xmlns:cx="http://schemas.microsoft.com/office/drawing/2014/chartex" xmlns:mc="http://schemas.openxmlformats.org/markup-compatibility/2006" xmlns:o="urn:schemas-microsoft-com:office:office" xmlns:r="http://schemas.openxmlformats.org/officeDocument/2006/relationships" xmlns:m="http://schemas.openxmlformats.org/officeDocument/2006/math" xmlns:v="urn:schemas-microsoft-com:vml" xmlns:wp14="http://schemas.microsoft.com/office/word/2010/wordprocessingDrawing" xmlns:wp="http://schemas.openxmlformats.org/drawingml/2006/wordprocessingDrawing" xmlns:w10="urn:schemas-microsoft-com:office:word" xmlns:w="http://schemas.openxmlformats.org/wordprocessingml/2006/main" xmlns:w14="http://schemas.microsoft.com/office/word/2010/wordml" xmlns:w15="http://schemas.microsoft.com/office/word/2012/wordml" xmlns:w16se="http://schemas.microsoft.com/office/word/2015/wordml/symex" xmlns:wpg="http://schemas.microsoft.com/office/word/2010/wordprocessingGroup" xmlns:wpi="http://schemas.microsoft.com/office/word/2010/wordprocessingInk" xmlns:wne="http://schemas.microsoft.com/office/word/2006/wordml" xmlns:wps="http://schemas.microsoft.com/office/word/2010/wordprocessingShape" mc:Ignorable="w14 w15 w16se wp14">
+<w:footnotes xmlns:wpc="http://schemas.microsoft.com/office/word/2010/wordprocessingCanvas" xmlns:cx="http://schemas.microsoft.com/office/drawing/2014/chartex" xmlns:cx1="http://schemas.microsoft.com/office/drawing/2015/9/8/chartex" xmlns:cx2="http://schemas.microsoft.com/office/drawing/2015/10/21/chartex" xmlns:cx3="http://schemas.microsoft.com/office/drawing/2016/5/9/chartex" xmlns:cx4="http://schemas.microsoft.com/office/drawing/2016/5/10/chartex" xmlns:cx5="http://schemas.microsoft.com/office/drawing/2016/5/11/chartex" xmlns:cx6="http://schemas.microsoft.com/office/drawing/2016/5/12/chartex" xmlns:cx7="http://schemas.microsoft.com/office/drawing/2016/5/13/chartex" xmlns:cx8="http://schemas.microsoft.com/office/drawing/2016/5/14/chartex" xmlns:mc="http://schemas.openxmlformats.org/markup-compatibility/2006" xmlns:aink="http://schemas.microsoft.com/office/drawing/2016/ink" xmlns:am3d="http://schemas.microsoft.com/office/drawing/2017/model3d" xmlns:o="urn:schemas-microsoft-com:office:office" xmlns:oel="http://schemas.microsoft.com/office/2019/extlst" xmlns:r="http://schemas.openxmlformats.org/officeDocument/2006/relationships" xmlns:m="http://schemas.openxmlformats.org/officeDocument/2006/math" xmlns:v="urn:schemas-microsoft-com:vml" xmlns:wp14="http://schemas.microsoft.com/office/word/2010/wordprocessingDrawing" xmlns:wp="http://schemas.openxmlformats.org/drawingml/2006/wordprocessingDrawing" xmlns:w10="urn:schemas-microsoft-com:office:word" xmlns:w="http://schemas.openxmlformats.org/wordprocessingml/2006/main" xmlns:w14="http://schemas.microsoft.com/office/word/2010/wordml" xmlns:w15="http://schemas.microsoft.com/office/word/2012/wordml" xmlns:w16cex="http://schemas.microsoft.com/office/word/2018/wordml/cex" xmlns:w16cid="http://schemas.microsoft.com/office/word/2016/wordml/cid" xmlns:w16="http://schemas.microsoft.com/office/word/2018/wordml" xmlns:w16du="http://schemas.microsoft.com/office/word/2023/wordml/word16du" xmlns:w16sdtdh="http://schemas.microsoft.com/office/word/2020/wordml/sdtdatahash" xmlns:w16sdtfl="http://schemas.microsoft.com/office/word/2024/wordml/sdtformatlock" xmlns:w16se="http://schemas.microsoft.com/office/word/2015/wordml/symex" xmlns:wpg="http://schemas.microsoft.com/office/word/2010/wordprocessingGroup" xmlns:wpi="http://schemas.microsoft.com/office/word/2010/wordprocessingInk" xmlns:wne="http://schemas.microsoft.com/office/word/2006/wordml" xmlns:wps="http://schemas.microsoft.com/office/word/2010/wordprocessingShape" mc:Ignorable="w14 w15 w16se w16cid w16 w16cex w16sdtdh w16sdtfl w16du wp14">
   <w:footnote w:type="separator" w:id="-1">
     <w:p>
       <w:pPr>
@@ -2296,8 +3860,97 @@
 </file>
 
 <file path=word/numbering.xml><?xml version="1.0" encoding="utf-8"?>
-<w:numbering xmlns:wpc="http://schemas.microsoft.com/office/word/2010/wordprocessingCanvas" xmlns:cx="http://schemas.microsoft.com/office/drawing/2014/chartex" xmlns:mc="http://schemas.openxmlformats.org/markup-compatibility/2006" xmlns:o="urn:schemas-microsoft-com:office:office" xmlns:r="http://schemas.openxmlformats.org/officeDocument/2006/relationships" xmlns:m="http://schemas.openxmlformats.org/officeDocument/2006/math" xmlns:v="urn:schemas-microsoft-com:vml" xmlns:wp14="http://schemas.microsoft.com/office/word/2010/wordprocessingDrawing" xmlns:wp="http://schemas.openxmlformats.org/drawingml/2006/wordprocessingDrawing" xmlns:w10="urn:schemas-microsoft-com:office:word" xmlns:w="http://schemas.openxmlformats.org/wordprocessingml/2006/main" xmlns:w14="http://schemas.microsoft.com/office/word/2010/wordml" xmlns:w15="http://schemas.microsoft.com/office/word/2012/wordml" xmlns:w16se="http://schemas.microsoft.com/office/word/2015/wordml/symex" xmlns:wpg="http://schemas.microsoft.com/office/word/2010/wordprocessingGroup" xmlns:wpi="http://schemas.microsoft.com/office/word/2010/wordprocessingInk" xmlns:wne="http://schemas.microsoft.com/office/word/2006/wordml" xmlns:wps="http://schemas.microsoft.com/office/word/2010/wordprocessingShape" mc:Ignorable="w14 w15 w16se wp14">
+<w:numbering xmlns:wpc="http://schemas.microsoft.com/office/word/2010/wordprocessingCanvas" xmlns:cx="http://schemas.microsoft.com/office/drawing/2014/chartex" xmlns:cx1="http://schemas.microsoft.com/office/drawing/2015/9/8/chartex" xmlns:cx2="http://schemas.microsoft.com/office/drawing/2015/10/21/chartex" xmlns:cx3="http://schemas.microsoft.com/office/drawing/2016/5/9/chartex" xmlns:cx4="http://schemas.microsoft.com/office/drawing/2016/5/10/chartex" xmlns:cx5="http://schemas.microsoft.com/office/drawing/2016/5/11/chartex" xmlns:cx6="http://schemas.microsoft.com/office/drawing/2016/5/12/chartex" xmlns:cx7="http://schemas.microsoft.com/office/drawing/2016/5/13/chartex" xmlns:cx8="http://schemas.microsoft.com/office/drawing/2016/5/14/chartex" xmlns:mc="http://schemas.openxmlformats.org/markup-compatibility/2006" xmlns:aink="http://schemas.microsoft.com/office/drawing/2016/ink" xmlns:am3d="http://schemas.microsoft.com/office/drawing/2017/model3d" xmlns:o="urn:schemas-microsoft-com:office:office" xmlns:oel="http://schemas.microsoft.com/office/2019/extlst" xmlns:r="http://schemas.openxmlformats.org/officeDocument/2006/relationships" xmlns:m="http://schemas.openxmlformats.org/officeDocument/2006/math" xmlns:v="urn:schemas-microsoft-com:vml" xmlns:wp14="http://schemas.microsoft.com/office/word/2010/wordprocessingDrawing" xmlns:wp="http://schemas.openxmlformats.org/drawingml/2006/wordprocessingDrawing" xmlns:w10="urn:schemas-microsoft-com:office:word" xmlns:w="http://schemas.openxmlformats.org/wordprocessingml/2006/main" xmlns:w14="http://schemas.microsoft.com/office/word/2010/wordml" xmlns:w15="http://schemas.microsoft.com/office/word/2012/wordml" xmlns:w16cex="http://schemas.microsoft.com/office/word/2018/wordml/cex" xmlns:w16cid="http://schemas.microsoft.com/office/word/2016/wordml/cid" xmlns:w16="http://schemas.microsoft.com/office/word/2018/wordml" xmlns:w16du="http://schemas.microsoft.com/office/word/2023/wordml/word16du" xmlns:w16sdtdh="http://schemas.microsoft.com/office/word/2020/wordml/sdtdatahash" xmlns:w16sdtfl="http://schemas.microsoft.com/office/word/2024/wordml/sdtformatlock" xmlns:w16se="http://schemas.microsoft.com/office/word/2015/wordml/symex" xmlns:wpg="http://schemas.microsoft.com/office/word/2010/wordprocessingGroup" xmlns:wpi="http://schemas.microsoft.com/office/word/2010/wordprocessingInk" xmlns:wne="http://schemas.microsoft.com/office/word/2006/wordml" xmlns:wps="http://schemas.microsoft.com/office/word/2010/wordprocessingShape" mc:Ignorable="w14 w15 w16se w16cid w16 w16cex w16sdtdh w16sdtfl w16du wp14">
   <w:abstractNum w:abstractNumId="0" w15:restartNumberingAfterBreak="0">
+    <w:nsid w:val="078243EC"/>
+    <w:multiLevelType w:val="hybridMultilevel"/>
+    <w:tmpl w:val="08DC5EAC"/>
+    <w:lvl w:ilvl="0" w:tplc="4009000F">
+      <w:start w:val="1"/>
+      <w:numFmt w:val="decimal"/>
+      <w:lvlText w:val="%1."/>
+      <w:lvlJc w:val="left"/>
+      <w:pPr>
+        <w:ind w:left="720" w:hanging="360"/>
+      </w:pPr>
+      <w:rPr>
+        <w:rFonts w:hint="default"/>
+      </w:rPr>
+    </w:lvl>
+    <w:lvl w:ilvl="1" w:tplc="40090019" w:tentative="1">
+      <w:start w:val="1"/>
+      <w:numFmt w:val="lowerLetter"/>
+      <w:lvlText w:val="%2."/>
+      <w:lvlJc w:val="left"/>
+      <w:pPr>
+        <w:ind w:left="1440" w:hanging="360"/>
+      </w:pPr>
+    </w:lvl>
+    <w:lvl w:ilvl="2" w:tplc="4009001B" w:tentative="1">
+      <w:start w:val="1"/>
+      <w:numFmt w:val="lowerRoman"/>
+      <w:lvlText w:val="%3."/>
+      <w:lvlJc w:val="right"/>
+      <w:pPr>
+        <w:ind w:left="2160" w:hanging="180"/>
+      </w:pPr>
+    </w:lvl>
+    <w:lvl w:ilvl="3" w:tplc="4009000F" w:tentative="1">
+      <w:start w:val="1"/>
+      <w:numFmt w:val="decimal"/>
+      <w:lvlText w:val="%4."/>
+      <w:lvlJc w:val="left"/>
+      <w:pPr>
+        <w:ind w:left="2880" w:hanging="360"/>
+      </w:pPr>
+    </w:lvl>
+    <w:lvl w:ilvl="4" w:tplc="40090019" w:tentative="1">
+      <w:start w:val="1"/>
+      <w:numFmt w:val="lowerLetter"/>
+      <w:lvlText w:val="%5."/>
+      <w:lvlJc w:val="left"/>
+      <w:pPr>
+        <w:ind w:left="3600" w:hanging="360"/>
+      </w:pPr>
+    </w:lvl>
+    <w:lvl w:ilvl="5" w:tplc="4009001B" w:tentative="1">
+      <w:start w:val="1"/>
+      <w:numFmt w:val="lowerRoman"/>
+      <w:lvlText w:val="%6."/>
+      <w:lvlJc w:val="right"/>
+      <w:pPr>
+        <w:ind w:left="4320" w:hanging="180"/>
+      </w:pPr>
+    </w:lvl>
+    <w:lvl w:ilvl="6" w:tplc="4009000F" w:tentative="1">
+      <w:start w:val="1"/>
+      <w:numFmt w:val="decimal"/>
+      <w:lvlText w:val="%7."/>
+      <w:lvlJc w:val="left"/>
+      <w:pPr>
+        <w:ind w:left="5040" w:hanging="360"/>
+      </w:pPr>
+    </w:lvl>
+    <w:lvl w:ilvl="7" w:tplc="40090019" w:tentative="1">
+      <w:start w:val="1"/>
+      <w:numFmt w:val="lowerLetter"/>
+      <w:lvlText w:val="%8."/>
+      <w:lvlJc w:val="left"/>
+      <w:pPr>
+        <w:ind w:left="5760" w:hanging="360"/>
+      </w:pPr>
+    </w:lvl>
+    <w:lvl w:ilvl="8" w:tplc="4009001B" w:tentative="1">
+      <w:start w:val="1"/>
+      <w:numFmt w:val="lowerRoman"/>
+      <w:lvlText w:val="%9."/>
+      <w:lvlJc w:val="right"/>
+      <w:pPr>
+        <w:ind w:left="6480" w:hanging="180"/>
+      </w:pPr>
+    </w:lvl>
+  </w:abstractNum>
+  <w:abstractNum w:abstractNumId="1" w15:restartNumberingAfterBreak="0">
     <w:nsid w:val="0D150295"/>
     <w:multiLevelType w:val="multilevel"/>
     <w:tmpl w:val="63681448"/>
@@ -2446,7 +4099,7 @@
       </w:rPr>
     </w:lvl>
   </w:abstractNum>
-  <w:abstractNum w:abstractNumId="1" w15:restartNumberingAfterBreak="0">
+  <w:abstractNum w:abstractNumId="2" w15:restartNumberingAfterBreak="0">
     <w:nsid w:val="10B93FE9"/>
     <w:multiLevelType w:val="multilevel"/>
     <w:tmpl w:val="FB860742"/>
@@ -2595,7 +4248,7 @@
       </w:rPr>
     </w:lvl>
   </w:abstractNum>
-  <w:abstractNum w:abstractNumId="2" w15:restartNumberingAfterBreak="0">
+  <w:abstractNum w:abstractNumId="3" w15:restartNumberingAfterBreak="0">
     <w:nsid w:val="129F2010"/>
     <w:multiLevelType w:val="hybridMultilevel"/>
     <w:tmpl w:val="E2706734"/>
@@ -2684,7 +4337,93 @@
       </w:pPr>
     </w:lvl>
   </w:abstractNum>
-  <w:abstractNum w:abstractNumId="3" w15:restartNumberingAfterBreak="0">
+  <w:abstractNum w:abstractNumId="4" w15:restartNumberingAfterBreak="0">
+    <w:nsid w:val="153370CC"/>
+    <w:multiLevelType w:val="hybridMultilevel"/>
+    <w:tmpl w:val="1D884A96"/>
+    <w:lvl w:ilvl="0" w:tplc="4009000F">
+      <w:start w:val="1"/>
+      <w:numFmt w:val="decimal"/>
+      <w:lvlText w:val="%1."/>
+      <w:lvlJc w:val="left"/>
+      <w:pPr>
+        <w:ind w:left="720" w:hanging="360"/>
+      </w:pPr>
+    </w:lvl>
+    <w:lvl w:ilvl="1" w:tplc="40090019" w:tentative="1">
+      <w:start w:val="1"/>
+      <w:numFmt w:val="lowerLetter"/>
+      <w:lvlText w:val="%2."/>
+      <w:lvlJc w:val="left"/>
+      <w:pPr>
+        <w:ind w:left="1440" w:hanging="360"/>
+      </w:pPr>
+    </w:lvl>
+    <w:lvl w:ilvl="2" w:tplc="4009001B" w:tentative="1">
+      <w:start w:val="1"/>
+      <w:numFmt w:val="lowerRoman"/>
+      <w:lvlText w:val="%3."/>
+      <w:lvlJc w:val="right"/>
+      <w:pPr>
+        <w:ind w:left="2160" w:hanging="180"/>
+      </w:pPr>
+    </w:lvl>
+    <w:lvl w:ilvl="3" w:tplc="4009000F" w:tentative="1">
+      <w:start w:val="1"/>
+      <w:numFmt w:val="decimal"/>
+      <w:lvlText w:val="%4."/>
+      <w:lvlJc w:val="left"/>
+      <w:pPr>
+        <w:ind w:left="2880" w:hanging="360"/>
+      </w:pPr>
+    </w:lvl>
+    <w:lvl w:ilvl="4" w:tplc="40090019" w:tentative="1">
+      <w:start w:val="1"/>
+      <w:numFmt w:val="lowerLetter"/>
+      <w:lvlText w:val="%5."/>
+      <w:lvlJc w:val="left"/>
+      <w:pPr>
+        <w:ind w:left="3600" w:hanging="360"/>
+      </w:pPr>
+    </w:lvl>
+    <w:lvl w:ilvl="5" w:tplc="4009001B" w:tentative="1">
+      <w:start w:val="1"/>
+      <w:numFmt w:val="lowerRoman"/>
+      <w:lvlText w:val="%6."/>
+      <w:lvlJc w:val="right"/>
+      <w:pPr>
+        <w:ind w:left="4320" w:hanging="180"/>
+      </w:pPr>
+    </w:lvl>
+    <w:lvl w:ilvl="6" w:tplc="4009000F" w:tentative="1">
+      <w:start w:val="1"/>
+      <w:numFmt w:val="decimal"/>
+      <w:lvlText w:val="%7."/>
+      <w:lvlJc w:val="left"/>
+      <w:pPr>
+        <w:ind w:left="5040" w:hanging="360"/>
+      </w:pPr>
+    </w:lvl>
+    <w:lvl w:ilvl="7" w:tplc="40090019" w:tentative="1">
+      <w:start w:val="1"/>
+      <w:numFmt w:val="lowerLetter"/>
+      <w:lvlText w:val="%8."/>
+      <w:lvlJc w:val="left"/>
+      <w:pPr>
+        <w:ind w:left="5760" w:hanging="360"/>
+      </w:pPr>
+    </w:lvl>
+    <w:lvl w:ilvl="8" w:tplc="4009001B" w:tentative="1">
+      <w:start w:val="1"/>
+      <w:numFmt w:val="lowerRoman"/>
+      <w:lvlText w:val="%9."/>
+      <w:lvlJc w:val="right"/>
+      <w:pPr>
+        <w:ind w:left="6480" w:hanging="180"/>
+      </w:pPr>
+    </w:lvl>
+  </w:abstractNum>
+  <w:abstractNum w:abstractNumId="5" w15:restartNumberingAfterBreak="0">
     <w:nsid w:val="17944810"/>
     <w:multiLevelType w:val="multilevel"/>
     <w:tmpl w:val="82B862DA"/>
@@ -2833,7 +4572,7 @@
       </w:rPr>
     </w:lvl>
   </w:abstractNum>
-  <w:abstractNum w:abstractNumId="4" w15:restartNumberingAfterBreak="0">
+  <w:abstractNum w:abstractNumId="6" w15:restartNumberingAfterBreak="0">
     <w:nsid w:val="185D7022"/>
     <w:multiLevelType w:val="multilevel"/>
     <w:tmpl w:val="13BE9EFA"/>
@@ -2982,7 +4721,7 @@
       </w:rPr>
     </w:lvl>
   </w:abstractNum>
-  <w:abstractNum w:abstractNumId="5" w15:restartNumberingAfterBreak="0">
+  <w:abstractNum w:abstractNumId="7" w15:restartNumberingAfterBreak="0">
     <w:nsid w:val="1BC15E8A"/>
     <w:multiLevelType w:val="multilevel"/>
     <w:tmpl w:val="1B2A86EA"/>
@@ -3131,7 +4870,656 @@
       </w:rPr>
     </w:lvl>
   </w:abstractNum>
-  <w:abstractNum w:abstractNumId="6" w15:restartNumberingAfterBreak="0">
+  <w:abstractNum w:abstractNumId="8" w15:restartNumberingAfterBreak="0">
+    <w:nsid w:val="1EFB432F"/>
+    <w:multiLevelType w:val="multilevel"/>
+    <w:tmpl w:val="3A1CC5F4"/>
+    <w:lvl w:ilvl="0">
+      <w:start w:val="1"/>
+      <w:numFmt w:val="bullet"/>
+      <w:lvlText w:val=""/>
+      <w:lvlJc w:val="left"/>
+      <w:pPr>
+        <w:tabs>
+          <w:tab w:val="num" w:pos="720"/>
+        </w:tabs>
+        <w:ind w:left="720" w:hanging="360"/>
+      </w:pPr>
+      <w:rPr>
+        <w:rFonts w:ascii="Symbol" w:hAnsi="Symbol" w:hint="default"/>
+        <w:sz w:val="20"/>
+      </w:rPr>
+    </w:lvl>
+    <w:lvl w:ilvl="1" w:tentative="1">
+      <w:start w:val="1"/>
+      <w:numFmt w:val="bullet"/>
+      <w:lvlText w:val="o"/>
+      <w:lvlJc w:val="left"/>
+      <w:pPr>
+        <w:tabs>
+          <w:tab w:val="num" w:pos="1440"/>
+        </w:tabs>
+        <w:ind w:left="1440" w:hanging="360"/>
+      </w:pPr>
+      <w:rPr>
+        <w:rFonts w:ascii="Courier New" w:hAnsi="Courier New" w:hint="default"/>
+        <w:sz w:val="20"/>
+      </w:rPr>
+    </w:lvl>
+    <w:lvl w:ilvl="2" w:tentative="1">
+      <w:start w:val="1"/>
+      <w:numFmt w:val="bullet"/>
+      <w:lvlText w:val=""/>
+      <w:lvlJc w:val="left"/>
+      <w:pPr>
+        <w:tabs>
+          <w:tab w:val="num" w:pos="2160"/>
+        </w:tabs>
+        <w:ind w:left="2160" w:hanging="360"/>
+      </w:pPr>
+      <w:rPr>
+        <w:rFonts w:ascii="Wingdings" w:hAnsi="Wingdings" w:hint="default"/>
+        <w:sz w:val="20"/>
+      </w:rPr>
+    </w:lvl>
+    <w:lvl w:ilvl="3" w:tentative="1">
+      <w:start w:val="1"/>
+      <w:numFmt w:val="bullet"/>
+      <w:lvlText w:val=""/>
+      <w:lvlJc w:val="left"/>
+      <w:pPr>
+        <w:tabs>
+          <w:tab w:val="num" w:pos="2880"/>
+        </w:tabs>
+        <w:ind w:left="2880" w:hanging="360"/>
+      </w:pPr>
+      <w:rPr>
+        <w:rFonts w:ascii="Wingdings" w:hAnsi="Wingdings" w:hint="default"/>
+        <w:sz w:val="20"/>
+      </w:rPr>
+    </w:lvl>
+    <w:lvl w:ilvl="4" w:tentative="1">
+      <w:start w:val="1"/>
+      <w:numFmt w:val="bullet"/>
+      <w:lvlText w:val=""/>
+      <w:lvlJc w:val="left"/>
+      <w:pPr>
+        <w:tabs>
+          <w:tab w:val="num" w:pos="3600"/>
+        </w:tabs>
+        <w:ind w:left="3600" w:hanging="360"/>
+      </w:pPr>
+      <w:rPr>
+        <w:rFonts w:ascii="Wingdings" w:hAnsi="Wingdings" w:hint="default"/>
+        <w:sz w:val="20"/>
+      </w:rPr>
+    </w:lvl>
+    <w:lvl w:ilvl="5" w:tentative="1">
+      <w:start w:val="1"/>
+      <w:numFmt w:val="bullet"/>
+      <w:lvlText w:val=""/>
+      <w:lvlJc w:val="left"/>
+      <w:pPr>
+        <w:tabs>
+          <w:tab w:val="num" w:pos="4320"/>
+        </w:tabs>
+        <w:ind w:left="4320" w:hanging="360"/>
+      </w:pPr>
+      <w:rPr>
+        <w:rFonts w:ascii="Wingdings" w:hAnsi="Wingdings" w:hint="default"/>
+        <w:sz w:val="20"/>
+      </w:rPr>
+    </w:lvl>
+    <w:lvl w:ilvl="6" w:tentative="1">
+      <w:start w:val="1"/>
+      <w:numFmt w:val="bullet"/>
+      <w:lvlText w:val=""/>
+      <w:lvlJc w:val="left"/>
+      <w:pPr>
+        <w:tabs>
+          <w:tab w:val="num" w:pos="5040"/>
+        </w:tabs>
+        <w:ind w:left="5040" w:hanging="360"/>
+      </w:pPr>
+      <w:rPr>
+        <w:rFonts w:ascii="Wingdings" w:hAnsi="Wingdings" w:hint="default"/>
+        <w:sz w:val="20"/>
+      </w:rPr>
+    </w:lvl>
+    <w:lvl w:ilvl="7" w:tentative="1">
+      <w:start w:val="1"/>
+      <w:numFmt w:val="bullet"/>
+      <w:lvlText w:val=""/>
+      <w:lvlJc w:val="left"/>
+      <w:pPr>
+        <w:tabs>
+          <w:tab w:val="num" w:pos="5760"/>
+        </w:tabs>
+        <w:ind w:left="5760" w:hanging="360"/>
+      </w:pPr>
+      <w:rPr>
+        <w:rFonts w:ascii="Wingdings" w:hAnsi="Wingdings" w:hint="default"/>
+        <w:sz w:val="20"/>
+      </w:rPr>
+    </w:lvl>
+    <w:lvl w:ilvl="8" w:tentative="1">
+      <w:start w:val="1"/>
+      <w:numFmt w:val="bullet"/>
+      <w:lvlText w:val=""/>
+      <w:lvlJc w:val="left"/>
+      <w:pPr>
+        <w:tabs>
+          <w:tab w:val="num" w:pos="6480"/>
+        </w:tabs>
+        <w:ind w:left="6480" w:hanging="360"/>
+      </w:pPr>
+      <w:rPr>
+        <w:rFonts w:ascii="Wingdings" w:hAnsi="Wingdings" w:hint="default"/>
+        <w:sz w:val="20"/>
+      </w:rPr>
+    </w:lvl>
+  </w:abstractNum>
+  <w:abstractNum w:abstractNumId="9" w15:restartNumberingAfterBreak="0">
+    <w:nsid w:val="1F4719EC"/>
+    <w:multiLevelType w:val="multilevel"/>
+    <w:tmpl w:val="745699D8"/>
+    <w:lvl w:ilvl="0">
+      <w:start w:val="1"/>
+      <w:numFmt w:val="bullet"/>
+      <w:lvlText w:val=""/>
+      <w:lvlJc w:val="left"/>
+      <w:pPr>
+        <w:tabs>
+          <w:tab w:val="num" w:pos="720"/>
+        </w:tabs>
+        <w:ind w:left="720" w:hanging="360"/>
+      </w:pPr>
+      <w:rPr>
+        <w:rFonts w:ascii="Symbol" w:hAnsi="Symbol" w:hint="default"/>
+        <w:sz w:val="20"/>
+      </w:rPr>
+    </w:lvl>
+    <w:lvl w:ilvl="1">
+      <w:start w:val="1"/>
+      <w:numFmt w:val="bullet"/>
+      <w:lvlText w:val="o"/>
+      <w:lvlJc w:val="left"/>
+      <w:pPr>
+        <w:tabs>
+          <w:tab w:val="num" w:pos="1440"/>
+        </w:tabs>
+        <w:ind w:left="1440" w:hanging="360"/>
+      </w:pPr>
+      <w:rPr>
+        <w:rFonts w:ascii="Courier New" w:hAnsi="Courier New" w:hint="default"/>
+        <w:sz w:val="20"/>
+      </w:rPr>
+    </w:lvl>
+    <w:lvl w:ilvl="2" w:tentative="1">
+      <w:start w:val="1"/>
+      <w:numFmt w:val="bullet"/>
+      <w:lvlText w:val=""/>
+      <w:lvlJc w:val="left"/>
+      <w:pPr>
+        <w:tabs>
+          <w:tab w:val="num" w:pos="2160"/>
+        </w:tabs>
+        <w:ind w:left="2160" w:hanging="360"/>
+      </w:pPr>
+      <w:rPr>
+        <w:rFonts w:ascii="Wingdings" w:hAnsi="Wingdings" w:hint="default"/>
+        <w:sz w:val="20"/>
+      </w:rPr>
+    </w:lvl>
+    <w:lvl w:ilvl="3" w:tentative="1">
+      <w:start w:val="1"/>
+      <w:numFmt w:val="bullet"/>
+      <w:lvlText w:val=""/>
+      <w:lvlJc w:val="left"/>
+      <w:pPr>
+        <w:tabs>
+          <w:tab w:val="num" w:pos="2880"/>
+        </w:tabs>
+        <w:ind w:left="2880" w:hanging="360"/>
+      </w:pPr>
+      <w:rPr>
+        <w:rFonts w:ascii="Wingdings" w:hAnsi="Wingdings" w:hint="default"/>
+        <w:sz w:val="20"/>
+      </w:rPr>
+    </w:lvl>
+    <w:lvl w:ilvl="4" w:tentative="1">
+      <w:start w:val="1"/>
+      <w:numFmt w:val="bullet"/>
+      <w:lvlText w:val=""/>
+      <w:lvlJc w:val="left"/>
+      <w:pPr>
+        <w:tabs>
+          <w:tab w:val="num" w:pos="3600"/>
+        </w:tabs>
+        <w:ind w:left="3600" w:hanging="360"/>
+      </w:pPr>
+      <w:rPr>
+        <w:rFonts w:ascii="Wingdings" w:hAnsi="Wingdings" w:hint="default"/>
+        <w:sz w:val="20"/>
+      </w:rPr>
+    </w:lvl>
+    <w:lvl w:ilvl="5" w:tentative="1">
+      <w:start w:val="1"/>
+      <w:numFmt w:val="bullet"/>
+      <w:lvlText w:val=""/>
+      <w:lvlJc w:val="left"/>
+      <w:pPr>
+        <w:tabs>
+          <w:tab w:val="num" w:pos="4320"/>
+        </w:tabs>
+        <w:ind w:left="4320" w:hanging="360"/>
+      </w:pPr>
+      <w:rPr>
+        <w:rFonts w:ascii="Wingdings" w:hAnsi="Wingdings" w:hint="default"/>
+        <w:sz w:val="20"/>
+      </w:rPr>
+    </w:lvl>
+    <w:lvl w:ilvl="6" w:tentative="1">
+      <w:start w:val="1"/>
+      <w:numFmt w:val="bullet"/>
+      <w:lvlText w:val=""/>
+      <w:lvlJc w:val="left"/>
+      <w:pPr>
+        <w:tabs>
+          <w:tab w:val="num" w:pos="5040"/>
+        </w:tabs>
+        <w:ind w:left="5040" w:hanging="360"/>
+      </w:pPr>
+      <w:rPr>
+        <w:rFonts w:ascii="Wingdings" w:hAnsi="Wingdings" w:hint="default"/>
+        <w:sz w:val="20"/>
+      </w:rPr>
+    </w:lvl>
+    <w:lvl w:ilvl="7" w:tentative="1">
+      <w:start w:val="1"/>
+      <w:numFmt w:val="bullet"/>
+      <w:lvlText w:val=""/>
+      <w:lvlJc w:val="left"/>
+      <w:pPr>
+        <w:tabs>
+          <w:tab w:val="num" w:pos="5760"/>
+        </w:tabs>
+        <w:ind w:left="5760" w:hanging="360"/>
+      </w:pPr>
+      <w:rPr>
+        <w:rFonts w:ascii="Wingdings" w:hAnsi="Wingdings" w:hint="default"/>
+        <w:sz w:val="20"/>
+      </w:rPr>
+    </w:lvl>
+    <w:lvl w:ilvl="8" w:tentative="1">
+      <w:start w:val="1"/>
+      <w:numFmt w:val="bullet"/>
+      <w:lvlText w:val=""/>
+      <w:lvlJc w:val="left"/>
+      <w:pPr>
+        <w:tabs>
+          <w:tab w:val="num" w:pos="6480"/>
+        </w:tabs>
+        <w:ind w:left="6480" w:hanging="360"/>
+      </w:pPr>
+      <w:rPr>
+        <w:rFonts w:ascii="Wingdings" w:hAnsi="Wingdings" w:hint="default"/>
+        <w:sz w:val="20"/>
+      </w:rPr>
+    </w:lvl>
+  </w:abstractNum>
+  <w:abstractNum w:abstractNumId="10" w15:restartNumberingAfterBreak="0">
+    <w:nsid w:val="2D4D2FF5"/>
+    <w:multiLevelType w:val="multilevel"/>
+    <w:tmpl w:val="EF9CE622"/>
+    <w:lvl w:ilvl="0">
+      <w:start w:val="1"/>
+      <w:numFmt w:val="decimal"/>
+      <w:lvlText w:val="%1."/>
+      <w:lvlJc w:val="left"/>
+      <w:pPr>
+        <w:tabs>
+          <w:tab w:val="num" w:pos="720"/>
+        </w:tabs>
+        <w:ind w:left="720" w:hanging="360"/>
+      </w:pPr>
+    </w:lvl>
+    <w:lvl w:ilvl="1" w:tentative="1">
+      <w:start w:val="1"/>
+      <w:numFmt w:val="decimal"/>
+      <w:lvlText w:val="%2."/>
+      <w:lvlJc w:val="left"/>
+      <w:pPr>
+        <w:tabs>
+          <w:tab w:val="num" w:pos="1440"/>
+        </w:tabs>
+        <w:ind w:left="1440" w:hanging="360"/>
+      </w:pPr>
+    </w:lvl>
+    <w:lvl w:ilvl="2" w:tentative="1">
+      <w:start w:val="1"/>
+      <w:numFmt w:val="decimal"/>
+      <w:lvlText w:val="%3."/>
+      <w:lvlJc w:val="left"/>
+      <w:pPr>
+        <w:tabs>
+          <w:tab w:val="num" w:pos="2160"/>
+        </w:tabs>
+        <w:ind w:left="2160" w:hanging="360"/>
+      </w:pPr>
+    </w:lvl>
+    <w:lvl w:ilvl="3" w:tentative="1">
+      <w:start w:val="1"/>
+      <w:numFmt w:val="decimal"/>
+      <w:lvlText w:val="%4."/>
+      <w:lvlJc w:val="left"/>
+      <w:pPr>
+        <w:tabs>
+          <w:tab w:val="num" w:pos="2880"/>
+        </w:tabs>
+        <w:ind w:left="2880" w:hanging="360"/>
+      </w:pPr>
+    </w:lvl>
+    <w:lvl w:ilvl="4" w:tentative="1">
+      <w:start w:val="1"/>
+      <w:numFmt w:val="decimal"/>
+      <w:lvlText w:val="%5."/>
+      <w:lvlJc w:val="left"/>
+      <w:pPr>
+        <w:tabs>
+          <w:tab w:val="num" w:pos="3600"/>
+        </w:tabs>
+        <w:ind w:left="3600" w:hanging="360"/>
+      </w:pPr>
+    </w:lvl>
+    <w:lvl w:ilvl="5" w:tentative="1">
+      <w:start w:val="1"/>
+      <w:numFmt w:val="decimal"/>
+      <w:lvlText w:val="%6."/>
+      <w:lvlJc w:val="left"/>
+      <w:pPr>
+        <w:tabs>
+          <w:tab w:val="num" w:pos="4320"/>
+        </w:tabs>
+        <w:ind w:left="4320" w:hanging="360"/>
+      </w:pPr>
+    </w:lvl>
+    <w:lvl w:ilvl="6" w:tentative="1">
+      <w:start w:val="1"/>
+      <w:numFmt w:val="decimal"/>
+      <w:lvlText w:val="%7."/>
+      <w:lvlJc w:val="left"/>
+      <w:pPr>
+        <w:tabs>
+          <w:tab w:val="num" w:pos="5040"/>
+        </w:tabs>
+        <w:ind w:left="5040" w:hanging="360"/>
+      </w:pPr>
+    </w:lvl>
+    <w:lvl w:ilvl="7" w:tentative="1">
+      <w:start w:val="1"/>
+      <w:numFmt w:val="decimal"/>
+      <w:lvlText w:val="%8."/>
+      <w:lvlJc w:val="left"/>
+      <w:pPr>
+        <w:tabs>
+          <w:tab w:val="num" w:pos="5760"/>
+        </w:tabs>
+        <w:ind w:left="5760" w:hanging="360"/>
+      </w:pPr>
+    </w:lvl>
+    <w:lvl w:ilvl="8" w:tentative="1">
+      <w:start w:val="1"/>
+      <w:numFmt w:val="decimal"/>
+      <w:lvlText w:val="%9."/>
+      <w:lvlJc w:val="left"/>
+      <w:pPr>
+        <w:tabs>
+          <w:tab w:val="num" w:pos="6480"/>
+        </w:tabs>
+        <w:ind w:left="6480" w:hanging="360"/>
+      </w:pPr>
+    </w:lvl>
+  </w:abstractNum>
+  <w:abstractNum w:abstractNumId="11" w15:restartNumberingAfterBreak="0">
+    <w:nsid w:val="30264F86"/>
+    <w:multiLevelType w:val="hybridMultilevel"/>
+    <w:tmpl w:val="6FDA95FC"/>
+    <w:lvl w:ilvl="0" w:tplc="4009000F">
+      <w:start w:val="1"/>
+      <w:numFmt w:val="decimal"/>
+      <w:lvlText w:val="%1."/>
+      <w:lvlJc w:val="left"/>
+      <w:pPr>
+        <w:ind w:left="720" w:hanging="360"/>
+      </w:pPr>
+      <w:rPr>
+        <w:rFonts w:hint="default"/>
+      </w:rPr>
+    </w:lvl>
+    <w:lvl w:ilvl="1" w:tplc="40090019" w:tentative="1">
+      <w:start w:val="1"/>
+      <w:numFmt w:val="lowerLetter"/>
+      <w:lvlText w:val="%2."/>
+      <w:lvlJc w:val="left"/>
+      <w:pPr>
+        <w:ind w:left="1440" w:hanging="360"/>
+      </w:pPr>
+    </w:lvl>
+    <w:lvl w:ilvl="2" w:tplc="4009001B" w:tentative="1">
+      <w:start w:val="1"/>
+      <w:numFmt w:val="lowerRoman"/>
+      <w:lvlText w:val="%3."/>
+      <w:lvlJc w:val="right"/>
+      <w:pPr>
+        <w:ind w:left="2160" w:hanging="180"/>
+      </w:pPr>
+    </w:lvl>
+    <w:lvl w:ilvl="3" w:tplc="4009000F" w:tentative="1">
+      <w:start w:val="1"/>
+      <w:numFmt w:val="decimal"/>
+      <w:lvlText w:val="%4."/>
+      <w:lvlJc w:val="left"/>
+      <w:pPr>
+        <w:ind w:left="2880" w:hanging="360"/>
+      </w:pPr>
+    </w:lvl>
+    <w:lvl w:ilvl="4" w:tplc="40090019" w:tentative="1">
+      <w:start w:val="1"/>
+      <w:numFmt w:val="lowerLetter"/>
+      <w:lvlText w:val="%5."/>
+      <w:lvlJc w:val="left"/>
+      <w:pPr>
+        <w:ind w:left="3600" w:hanging="360"/>
+      </w:pPr>
+    </w:lvl>
+    <w:lvl w:ilvl="5" w:tplc="4009001B" w:tentative="1">
+      <w:start w:val="1"/>
+      <w:numFmt w:val="lowerRoman"/>
+      <w:lvlText w:val="%6."/>
+      <w:lvlJc w:val="right"/>
+      <w:pPr>
+        <w:ind w:left="4320" w:hanging="180"/>
+      </w:pPr>
+    </w:lvl>
+    <w:lvl w:ilvl="6" w:tplc="4009000F" w:tentative="1">
+      <w:start w:val="1"/>
+      <w:numFmt w:val="decimal"/>
+      <w:lvlText w:val="%7."/>
+      <w:lvlJc w:val="left"/>
+      <w:pPr>
+        <w:ind w:left="5040" w:hanging="360"/>
+      </w:pPr>
+    </w:lvl>
+    <w:lvl w:ilvl="7" w:tplc="40090019" w:tentative="1">
+      <w:start w:val="1"/>
+      <w:numFmt w:val="lowerLetter"/>
+      <w:lvlText w:val="%8."/>
+      <w:lvlJc w:val="left"/>
+      <w:pPr>
+        <w:ind w:left="5760" w:hanging="360"/>
+      </w:pPr>
+    </w:lvl>
+    <w:lvl w:ilvl="8" w:tplc="4009001B" w:tentative="1">
+      <w:start w:val="1"/>
+      <w:numFmt w:val="lowerRoman"/>
+      <w:lvlText w:val="%9."/>
+      <w:lvlJc w:val="right"/>
+      <w:pPr>
+        <w:ind w:left="6480" w:hanging="180"/>
+      </w:pPr>
+    </w:lvl>
+  </w:abstractNum>
+  <w:abstractNum w:abstractNumId="12" w15:restartNumberingAfterBreak="0">
+    <w:nsid w:val="32CE564B"/>
+    <w:multiLevelType w:val="multilevel"/>
+    <w:tmpl w:val="6D4EB256"/>
+    <w:lvl w:ilvl="0">
+      <w:start w:val="1"/>
+      <w:numFmt w:val="bullet"/>
+      <w:lvlText w:val=""/>
+      <w:lvlJc w:val="left"/>
+      <w:pPr>
+        <w:tabs>
+          <w:tab w:val="num" w:pos="720"/>
+        </w:tabs>
+        <w:ind w:left="720" w:hanging="360"/>
+      </w:pPr>
+      <w:rPr>
+        <w:rFonts w:ascii="Symbol" w:hAnsi="Symbol" w:hint="default"/>
+        <w:sz w:val="20"/>
+      </w:rPr>
+    </w:lvl>
+    <w:lvl w:ilvl="1" w:tentative="1">
+      <w:start w:val="1"/>
+      <w:numFmt w:val="bullet"/>
+      <w:lvlText w:val="o"/>
+      <w:lvlJc w:val="left"/>
+      <w:pPr>
+        <w:tabs>
+          <w:tab w:val="num" w:pos="1440"/>
+        </w:tabs>
+        <w:ind w:left="1440" w:hanging="360"/>
+      </w:pPr>
+      <w:rPr>
+        <w:rFonts w:ascii="Courier New" w:hAnsi="Courier New" w:hint="default"/>
+        <w:sz w:val="20"/>
+      </w:rPr>
+    </w:lvl>
+    <w:lvl w:ilvl="2" w:tentative="1">
+      <w:start w:val="1"/>
+      <w:numFmt w:val="bullet"/>
+      <w:lvlText w:val=""/>
+      <w:lvlJc w:val="left"/>
+      <w:pPr>
+        <w:tabs>
+          <w:tab w:val="num" w:pos="2160"/>
+        </w:tabs>
+        <w:ind w:left="2160" w:hanging="360"/>
+      </w:pPr>
+      <w:rPr>
+        <w:rFonts w:ascii="Wingdings" w:hAnsi="Wingdings" w:hint="default"/>
+        <w:sz w:val="20"/>
+      </w:rPr>
+    </w:lvl>
+    <w:lvl w:ilvl="3" w:tentative="1">
+      <w:start w:val="1"/>
+      <w:numFmt w:val="bullet"/>
+      <w:lvlText w:val=""/>
+      <w:lvlJc w:val="left"/>
+      <w:pPr>
+        <w:tabs>
+          <w:tab w:val="num" w:pos="2880"/>
+        </w:tabs>
+        <w:ind w:left="2880" w:hanging="360"/>
+      </w:pPr>
+      <w:rPr>
+        <w:rFonts w:ascii="Wingdings" w:hAnsi="Wingdings" w:hint="default"/>
+        <w:sz w:val="20"/>
+      </w:rPr>
+    </w:lvl>
+    <w:lvl w:ilvl="4" w:tentative="1">
+      <w:start w:val="1"/>
+      <w:numFmt w:val="bullet"/>
+      <w:lvlText w:val=""/>
+      <w:lvlJc w:val="left"/>
+      <w:pPr>
+        <w:tabs>
+          <w:tab w:val="num" w:pos="3600"/>
+        </w:tabs>
+        <w:ind w:left="3600" w:hanging="360"/>
+      </w:pPr>
+      <w:rPr>
+        <w:rFonts w:ascii="Wingdings" w:hAnsi="Wingdings" w:hint="default"/>
+        <w:sz w:val="20"/>
+      </w:rPr>
+    </w:lvl>
+    <w:lvl w:ilvl="5" w:tentative="1">
+      <w:start w:val="1"/>
+      <w:numFmt w:val="bullet"/>
+      <w:lvlText w:val=""/>
+      <w:lvlJc w:val="left"/>
+      <w:pPr>
+        <w:tabs>
+          <w:tab w:val="num" w:pos="4320"/>
+        </w:tabs>
+        <w:ind w:left="4320" w:hanging="360"/>
+      </w:pPr>
+      <w:rPr>
+        <w:rFonts w:ascii="Wingdings" w:hAnsi="Wingdings" w:hint="default"/>
+        <w:sz w:val="20"/>
+      </w:rPr>
+    </w:lvl>
+    <w:lvl w:ilvl="6" w:tentative="1">
+      <w:start w:val="1"/>
+      <w:numFmt w:val="bullet"/>
+      <w:lvlText w:val=""/>
+      <w:lvlJc w:val="left"/>
+      <w:pPr>
+        <w:tabs>
+          <w:tab w:val="num" w:pos="5040"/>
+        </w:tabs>
+        <w:ind w:left="5040" w:hanging="360"/>
+      </w:pPr>
+      <w:rPr>
+        <w:rFonts w:ascii="Wingdings" w:hAnsi="Wingdings" w:hint="default"/>
+        <w:sz w:val="20"/>
+      </w:rPr>
+    </w:lvl>
+    <w:lvl w:ilvl="7" w:tentative="1">
+      <w:start w:val="1"/>
+      <w:numFmt w:val="bullet"/>
+      <w:lvlText w:val=""/>
+      <w:lvlJc w:val="left"/>
+      <w:pPr>
+        <w:tabs>
+          <w:tab w:val="num" w:pos="5760"/>
+        </w:tabs>
+        <w:ind w:left="5760" w:hanging="360"/>
+      </w:pPr>
+      <w:rPr>
+        <w:rFonts w:ascii="Wingdings" w:hAnsi="Wingdings" w:hint="default"/>
+        <w:sz w:val="20"/>
+      </w:rPr>
+    </w:lvl>
+    <w:lvl w:ilvl="8" w:tentative="1">
+      <w:start w:val="1"/>
+      <w:numFmt w:val="bullet"/>
+      <w:lvlText w:val=""/>
+      <w:lvlJc w:val="left"/>
+      <w:pPr>
+        <w:tabs>
+          <w:tab w:val="num" w:pos="6480"/>
+        </w:tabs>
+        <w:ind w:left="6480" w:hanging="360"/>
+      </w:pPr>
+      <w:rPr>
+        <w:rFonts w:ascii="Wingdings" w:hAnsi="Wingdings" w:hint="default"/>
+        <w:sz w:val="20"/>
+      </w:rPr>
+    </w:lvl>
+  </w:abstractNum>
+  <w:abstractNum w:abstractNumId="13" w15:restartNumberingAfterBreak="0">
     <w:nsid w:val="37E92C16"/>
     <w:multiLevelType w:val="hybridMultilevel"/>
     <w:tmpl w:val="07D6FB54"/>
@@ -3217,7 +5605,589 @@
       </w:pPr>
     </w:lvl>
   </w:abstractNum>
-  <w:abstractNum w:abstractNumId="7" w15:restartNumberingAfterBreak="0">
+  <w:abstractNum w:abstractNumId="14" w15:restartNumberingAfterBreak="0">
+    <w:nsid w:val="39D30249"/>
+    <w:multiLevelType w:val="hybridMultilevel"/>
+    <w:tmpl w:val="CB564BBC"/>
+    <w:lvl w:ilvl="0" w:tplc="4009000F">
+      <w:start w:val="1"/>
+      <w:numFmt w:val="decimal"/>
+      <w:lvlText w:val="%1."/>
+      <w:lvlJc w:val="left"/>
+      <w:pPr>
+        <w:ind w:left="720" w:hanging="360"/>
+      </w:pPr>
+    </w:lvl>
+    <w:lvl w:ilvl="1" w:tplc="40090019" w:tentative="1">
+      <w:start w:val="1"/>
+      <w:numFmt w:val="lowerLetter"/>
+      <w:lvlText w:val="%2."/>
+      <w:lvlJc w:val="left"/>
+      <w:pPr>
+        <w:ind w:left="1440" w:hanging="360"/>
+      </w:pPr>
+    </w:lvl>
+    <w:lvl w:ilvl="2" w:tplc="4009001B" w:tentative="1">
+      <w:start w:val="1"/>
+      <w:numFmt w:val="lowerRoman"/>
+      <w:lvlText w:val="%3."/>
+      <w:lvlJc w:val="right"/>
+      <w:pPr>
+        <w:ind w:left="2160" w:hanging="180"/>
+      </w:pPr>
+    </w:lvl>
+    <w:lvl w:ilvl="3" w:tplc="4009000F" w:tentative="1">
+      <w:start w:val="1"/>
+      <w:numFmt w:val="decimal"/>
+      <w:lvlText w:val="%4."/>
+      <w:lvlJc w:val="left"/>
+      <w:pPr>
+        <w:ind w:left="2880" w:hanging="360"/>
+      </w:pPr>
+    </w:lvl>
+    <w:lvl w:ilvl="4" w:tplc="40090019" w:tentative="1">
+      <w:start w:val="1"/>
+      <w:numFmt w:val="lowerLetter"/>
+      <w:lvlText w:val="%5."/>
+      <w:lvlJc w:val="left"/>
+      <w:pPr>
+        <w:ind w:left="3600" w:hanging="360"/>
+      </w:pPr>
+    </w:lvl>
+    <w:lvl w:ilvl="5" w:tplc="4009001B" w:tentative="1">
+      <w:start w:val="1"/>
+      <w:numFmt w:val="lowerRoman"/>
+      <w:lvlText w:val="%6."/>
+      <w:lvlJc w:val="right"/>
+      <w:pPr>
+        <w:ind w:left="4320" w:hanging="180"/>
+      </w:pPr>
+    </w:lvl>
+    <w:lvl w:ilvl="6" w:tplc="4009000F" w:tentative="1">
+      <w:start w:val="1"/>
+      <w:numFmt w:val="decimal"/>
+      <w:lvlText w:val="%7."/>
+      <w:lvlJc w:val="left"/>
+      <w:pPr>
+        <w:ind w:left="5040" w:hanging="360"/>
+      </w:pPr>
+    </w:lvl>
+    <w:lvl w:ilvl="7" w:tplc="40090019" w:tentative="1">
+      <w:start w:val="1"/>
+      <w:numFmt w:val="lowerLetter"/>
+      <w:lvlText w:val="%8."/>
+      <w:lvlJc w:val="left"/>
+      <w:pPr>
+        <w:ind w:left="5760" w:hanging="360"/>
+      </w:pPr>
+    </w:lvl>
+    <w:lvl w:ilvl="8" w:tplc="4009001B" w:tentative="1">
+      <w:start w:val="1"/>
+      <w:numFmt w:val="lowerRoman"/>
+      <w:lvlText w:val="%9."/>
+      <w:lvlJc w:val="right"/>
+      <w:pPr>
+        <w:ind w:left="6480" w:hanging="180"/>
+      </w:pPr>
+    </w:lvl>
+  </w:abstractNum>
+  <w:abstractNum w:abstractNumId="15" w15:restartNumberingAfterBreak="0">
+    <w:nsid w:val="4060611B"/>
+    <w:multiLevelType w:val="hybridMultilevel"/>
+    <w:tmpl w:val="3CD4DD54"/>
+    <w:lvl w:ilvl="0" w:tplc="4009000F">
+      <w:start w:val="1"/>
+      <w:numFmt w:val="decimal"/>
+      <w:lvlText w:val="%1."/>
+      <w:lvlJc w:val="left"/>
+      <w:pPr>
+        <w:ind w:left="720" w:hanging="360"/>
+      </w:pPr>
+    </w:lvl>
+    <w:lvl w:ilvl="1" w:tplc="40090019" w:tentative="1">
+      <w:start w:val="1"/>
+      <w:numFmt w:val="lowerLetter"/>
+      <w:lvlText w:val="%2."/>
+      <w:lvlJc w:val="left"/>
+      <w:pPr>
+        <w:ind w:left="1440" w:hanging="360"/>
+      </w:pPr>
+    </w:lvl>
+    <w:lvl w:ilvl="2" w:tplc="4009001B" w:tentative="1">
+      <w:start w:val="1"/>
+      <w:numFmt w:val="lowerRoman"/>
+      <w:lvlText w:val="%3."/>
+      <w:lvlJc w:val="right"/>
+      <w:pPr>
+        <w:ind w:left="2160" w:hanging="180"/>
+      </w:pPr>
+    </w:lvl>
+    <w:lvl w:ilvl="3" w:tplc="4009000F" w:tentative="1">
+      <w:start w:val="1"/>
+      <w:numFmt w:val="decimal"/>
+      <w:lvlText w:val="%4."/>
+      <w:lvlJc w:val="left"/>
+      <w:pPr>
+        <w:ind w:left="2880" w:hanging="360"/>
+      </w:pPr>
+    </w:lvl>
+    <w:lvl w:ilvl="4" w:tplc="40090019" w:tentative="1">
+      <w:start w:val="1"/>
+      <w:numFmt w:val="lowerLetter"/>
+      <w:lvlText w:val="%5."/>
+      <w:lvlJc w:val="left"/>
+      <w:pPr>
+        <w:ind w:left="3600" w:hanging="360"/>
+      </w:pPr>
+    </w:lvl>
+    <w:lvl w:ilvl="5" w:tplc="4009001B" w:tentative="1">
+      <w:start w:val="1"/>
+      <w:numFmt w:val="lowerRoman"/>
+      <w:lvlText w:val="%6."/>
+      <w:lvlJc w:val="right"/>
+      <w:pPr>
+        <w:ind w:left="4320" w:hanging="180"/>
+      </w:pPr>
+    </w:lvl>
+    <w:lvl w:ilvl="6" w:tplc="4009000F" w:tentative="1">
+      <w:start w:val="1"/>
+      <w:numFmt w:val="decimal"/>
+      <w:lvlText w:val="%7."/>
+      <w:lvlJc w:val="left"/>
+      <w:pPr>
+        <w:ind w:left="5040" w:hanging="360"/>
+      </w:pPr>
+    </w:lvl>
+    <w:lvl w:ilvl="7" w:tplc="40090019" w:tentative="1">
+      <w:start w:val="1"/>
+      <w:numFmt w:val="lowerLetter"/>
+      <w:lvlText w:val="%8."/>
+      <w:lvlJc w:val="left"/>
+      <w:pPr>
+        <w:ind w:left="5760" w:hanging="360"/>
+      </w:pPr>
+    </w:lvl>
+    <w:lvl w:ilvl="8" w:tplc="4009001B" w:tentative="1">
+      <w:start w:val="1"/>
+      <w:numFmt w:val="lowerRoman"/>
+      <w:lvlText w:val="%9."/>
+      <w:lvlJc w:val="right"/>
+      <w:pPr>
+        <w:ind w:left="6480" w:hanging="180"/>
+      </w:pPr>
+    </w:lvl>
+  </w:abstractNum>
+  <w:abstractNum w:abstractNumId="16" w15:restartNumberingAfterBreak="0">
+    <w:nsid w:val="40D27A10"/>
+    <w:multiLevelType w:val="hybridMultilevel"/>
+    <w:tmpl w:val="0150ADC6"/>
+    <w:lvl w:ilvl="0" w:tplc="4009000F">
+      <w:start w:val="1"/>
+      <w:numFmt w:val="decimal"/>
+      <w:lvlText w:val="%1."/>
+      <w:lvlJc w:val="left"/>
+      <w:pPr>
+        <w:ind w:left="1211" w:hanging="360"/>
+      </w:pPr>
+    </w:lvl>
+    <w:lvl w:ilvl="1" w:tplc="40090019" w:tentative="1">
+      <w:start w:val="1"/>
+      <w:numFmt w:val="lowerLetter"/>
+      <w:lvlText w:val="%2."/>
+      <w:lvlJc w:val="left"/>
+      <w:pPr>
+        <w:ind w:left="1931" w:hanging="360"/>
+      </w:pPr>
+    </w:lvl>
+    <w:lvl w:ilvl="2" w:tplc="4009001B" w:tentative="1">
+      <w:start w:val="1"/>
+      <w:numFmt w:val="lowerRoman"/>
+      <w:lvlText w:val="%3."/>
+      <w:lvlJc w:val="right"/>
+      <w:pPr>
+        <w:ind w:left="2651" w:hanging="180"/>
+      </w:pPr>
+    </w:lvl>
+    <w:lvl w:ilvl="3" w:tplc="4009000F" w:tentative="1">
+      <w:start w:val="1"/>
+      <w:numFmt w:val="decimal"/>
+      <w:lvlText w:val="%4."/>
+      <w:lvlJc w:val="left"/>
+      <w:pPr>
+        <w:ind w:left="3371" w:hanging="360"/>
+      </w:pPr>
+    </w:lvl>
+    <w:lvl w:ilvl="4" w:tplc="40090019" w:tentative="1">
+      <w:start w:val="1"/>
+      <w:numFmt w:val="lowerLetter"/>
+      <w:lvlText w:val="%5."/>
+      <w:lvlJc w:val="left"/>
+      <w:pPr>
+        <w:ind w:left="4091" w:hanging="360"/>
+      </w:pPr>
+    </w:lvl>
+    <w:lvl w:ilvl="5" w:tplc="4009001B" w:tentative="1">
+      <w:start w:val="1"/>
+      <w:numFmt w:val="lowerRoman"/>
+      <w:lvlText w:val="%6."/>
+      <w:lvlJc w:val="right"/>
+      <w:pPr>
+        <w:ind w:left="4811" w:hanging="180"/>
+      </w:pPr>
+    </w:lvl>
+    <w:lvl w:ilvl="6" w:tplc="4009000F" w:tentative="1">
+      <w:start w:val="1"/>
+      <w:numFmt w:val="decimal"/>
+      <w:lvlText w:val="%7."/>
+      <w:lvlJc w:val="left"/>
+      <w:pPr>
+        <w:ind w:left="5531" w:hanging="360"/>
+      </w:pPr>
+    </w:lvl>
+    <w:lvl w:ilvl="7" w:tplc="40090019" w:tentative="1">
+      <w:start w:val="1"/>
+      <w:numFmt w:val="lowerLetter"/>
+      <w:lvlText w:val="%8."/>
+      <w:lvlJc w:val="left"/>
+      <w:pPr>
+        <w:ind w:left="6251" w:hanging="360"/>
+      </w:pPr>
+    </w:lvl>
+    <w:lvl w:ilvl="8" w:tplc="4009001B" w:tentative="1">
+      <w:start w:val="1"/>
+      <w:numFmt w:val="lowerRoman"/>
+      <w:lvlText w:val="%9."/>
+      <w:lvlJc w:val="right"/>
+      <w:pPr>
+        <w:ind w:left="6971" w:hanging="180"/>
+      </w:pPr>
+    </w:lvl>
+  </w:abstractNum>
+  <w:abstractNum w:abstractNumId="17" w15:restartNumberingAfterBreak="0">
+    <w:nsid w:val="40F657E0"/>
+    <w:multiLevelType w:val="hybridMultilevel"/>
+    <w:tmpl w:val="E468EC6E"/>
+    <w:lvl w:ilvl="0" w:tplc="4009000F">
+      <w:start w:val="1"/>
+      <w:numFmt w:val="decimal"/>
+      <w:lvlText w:val="%1."/>
+      <w:lvlJc w:val="left"/>
+      <w:pPr>
+        <w:ind w:left="720" w:hanging="360"/>
+      </w:pPr>
+    </w:lvl>
+    <w:lvl w:ilvl="1" w:tplc="40090019" w:tentative="1">
+      <w:start w:val="1"/>
+      <w:numFmt w:val="lowerLetter"/>
+      <w:lvlText w:val="%2."/>
+      <w:lvlJc w:val="left"/>
+      <w:pPr>
+        <w:ind w:left="1440" w:hanging="360"/>
+      </w:pPr>
+    </w:lvl>
+    <w:lvl w:ilvl="2" w:tplc="4009001B" w:tentative="1">
+      <w:start w:val="1"/>
+      <w:numFmt w:val="lowerRoman"/>
+      <w:lvlText w:val="%3."/>
+      <w:lvlJc w:val="right"/>
+      <w:pPr>
+        <w:ind w:left="2160" w:hanging="180"/>
+      </w:pPr>
+    </w:lvl>
+    <w:lvl w:ilvl="3" w:tplc="4009000F" w:tentative="1">
+      <w:start w:val="1"/>
+      <w:numFmt w:val="decimal"/>
+      <w:lvlText w:val="%4."/>
+      <w:lvlJc w:val="left"/>
+      <w:pPr>
+        <w:ind w:left="2880" w:hanging="360"/>
+      </w:pPr>
+    </w:lvl>
+    <w:lvl w:ilvl="4" w:tplc="40090019" w:tentative="1">
+      <w:start w:val="1"/>
+      <w:numFmt w:val="lowerLetter"/>
+      <w:lvlText w:val="%5."/>
+      <w:lvlJc w:val="left"/>
+      <w:pPr>
+        <w:ind w:left="3600" w:hanging="360"/>
+      </w:pPr>
+    </w:lvl>
+    <w:lvl w:ilvl="5" w:tplc="4009001B" w:tentative="1">
+      <w:start w:val="1"/>
+      <w:numFmt w:val="lowerRoman"/>
+      <w:lvlText w:val="%6."/>
+      <w:lvlJc w:val="right"/>
+      <w:pPr>
+        <w:ind w:left="4320" w:hanging="180"/>
+      </w:pPr>
+    </w:lvl>
+    <w:lvl w:ilvl="6" w:tplc="4009000F" w:tentative="1">
+      <w:start w:val="1"/>
+      <w:numFmt w:val="decimal"/>
+      <w:lvlText w:val="%7."/>
+      <w:lvlJc w:val="left"/>
+      <w:pPr>
+        <w:ind w:left="5040" w:hanging="360"/>
+      </w:pPr>
+    </w:lvl>
+    <w:lvl w:ilvl="7" w:tplc="40090019" w:tentative="1">
+      <w:start w:val="1"/>
+      <w:numFmt w:val="lowerLetter"/>
+      <w:lvlText w:val="%8."/>
+      <w:lvlJc w:val="left"/>
+      <w:pPr>
+        <w:ind w:left="5760" w:hanging="360"/>
+      </w:pPr>
+    </w:lvl>
+    <w:lvl w:ilvl="8" w:tplc="4009001B" w:tentative="1">
+      <w:start w:val="1"/>
+      <w:numFmt w:val="lowerRoman"/>
+      <w:lvlText w:val="%9."/>
+      <w:lvlJc w:val="right"/>
+      <w:pPr>
+        <w:ind w:left="6480" w:hanging="180"/>
+      </w:pPr>
+    </w:lvl>
+  </w:abstractNum>
+  <w:abstractNum w:abstractNumId="18" w15:restartNumberingAfterBreak="0">
+    <w:nsid w:val="49AD26A3"/>
+    <w:multiLevelType w:val="multilevel"/>
+    <w:tmpl w:val="6EF299AA"/>
+    <w:lvl w:ilvl="0">
+      <w:start w:val="1"/>
+      <w:numFmt w:val="decimal"/>
+      <w:lvlText w:val="%1."/>
+      <w:lvlJc w:val="left"/>
+      <w:pPr>
+        <w:tabs>
+          <w:tab w:val="num" w:pos="720"/>
+        </w:tabs>
+        <w:ind w:left="720" w:hanging="360"/>
+      </w:pPr>
+      <w:rPr>
+        <w:rFonts w:hint="default"/>
+        <w:sz w:val="20"/>
+      </w:rPr>
+    </w:lvl>
+    <w:lvl w:ilvl="1" w:tentative="1">
+      <w:start w:val="1"/>
+      <w:numFmt w:val="bullet"/>
+      <w:lvlText w:val="o"/>
+      <w:lvlJc w:val="left"/>
+      <w:pPr>
+        <w:tabs>
+          <w:tab w:val="num" w:pos="1440"/>
+        </w:tabs>
+        <w:ind w:left="1440" w:hanging="360"/>
+      </w:pPr>
+      <w:rPr>
+        <w:rFonts w:ascii="Courier New" w:hAnsi="Courier New" w:hint="default"/>
+        <w:sz w:val="20"/>
+      </w:rPr>
+    </w:lvl>
+    <w:lvl w:ilvl="2" w:tentative="1">
+      <w:start w:val="1"/>
+      <w:numFmt w:val="bullet"/>
+      <w:lvlText w:val=""/>
+      <w:lvlJc w:val="left"/>
+      <w:pPr>
+        <w:tabs>
+          <w:tab w:val="num" w:pos="2160"/>
+        </w:tabs>
+        <w:ind w:left="2160" w:hanging="360"/>
+      </w:pPr>
+      <w:rPr>
+        <w:rFonts w:ascii="Wingdings" w:hAnsi="Wingdings" w:hint="default"/>
+        <w:sz w:val="20"/>
+      </w:rPr>
+    </w:lvl>
+    <w:lvl w:ilvl="3" w:tentative="1">
+      <w:start w:val="1"/>
+      <w:numFmt w:val="bullet"/>
+      <w:lvlText w:val=""/>
+      <w:lvlJc w:val="left"/>
+      <w:pPr>
+        <w:tabs>
+          <w:tab w:val="num" w:pos="2880"/>
+        </w:tabs>
+        <w:ind w:left="2880" w:hanging="360"/>
+      </w:pPr>
+      <w:rPr>
+        <w:rFonts w:ascii="Wingdings" w:hAnsi="Wingdings" w:hint="default"/>
+        <w:sz w:val="20"/>
+      </w:rPr>
+    </w:lvl>
+    <w:lvl w:ilvl="4" w:tentative="1">
+      <w:start w:val="1"/>
+      <w:numFmt w:val="bullet"/>
+      <w:lvlText w:val=""/>
+      <w:lvlJc w:val="left"/>
+      <w:pPr>
+        <w:tabs>
+          <w:tab w:val="num" w:pos="3600"/>
+        </w:tabs>
+        <w:ind w:left="3600" w:hanging="360"/>
+      </w:pPr>
+      <w:rPr>
+        <w:rFonts w:ascii="Wingdings" w:hAnsi="Wingdings" w:hint="default"/>
+        <w:sz w:val="20"/>
+      </w:rPr>
+    </w:lvl>
+    <w:lvl w:ilvl="5" w:tentative="1">
+      <w:start w:val="1"/>
+      <w:numFmt w:val="bullet"/>
+      <w:lvlText w:val=""/>
+      <w:lvlJc w:val="left"/>
+      <w:pPr>
+        <w:tabs>
+          <w:tab w:val="num" w:pos="4320"/>
+        </w:tabs>
+        <w:ind w:left="4320" w:hanging="360"/>
+      </w:pPr>
+      <w:rPr>
+        <w:rFonts w:ascii="Wingdings" w:hAnsi="Wingdings" w:hint="default"/>
+        <w:sz w:val="20"/>
+      </w:rPr>
+    </w:lvl>
+    <w:lvl w:ilvl="6" w:tentative="1">
+      <w:start w:val="1"/>
+      <w:numFmt w:val="bullet"/>
+      <w:lvlText w:val=""/>
+      <w:lvlJc w:val="left"/>
+      <w:pPr>
+        <w:tabs>
+          <w:tab w:val="num" w:pos="5040"/>
+        </w:tabs>
+        <w:ind w:left="5040" w:hanging="360"/>
+      </w:pPr>
+      <w:rPr>
+        <w:rFonts w:ascii="Wingdings" w:hAnsi="Wingdings" w:hint="default"/>
+        <w:sz w:val="20"/>
+      </w:rPr>
+    </w:lvl>
+    <w:lvl w:ilvl="7" w:tentative="1">
+      <w:start w:val="1"/>
+      <w:numFmt w:val="bullet"/>
+      <w:lvlText w:val=""/>
+      <w:lvlJc w:val="left"/>
+      <w:pPr>
+        <w:tabs>
+          <w:tab w:val="num" w:pos="5760"/>
+        </w:tabs>
+        <w:ind w:left="5760" w:hanging="360"/>
+      </w:pPr>
+      <w:rPr>
+        <w:rFonts w:ascii="Wingdings" w:hAnsi="Wingdings" w:hint="default"/>
+        <w:sz w:val="20"/>
+      </w:rPr>
+    </w:lvl>
+    <w:lvl w:ilvl="8" w:tentative="1">
+      <w:start w:val="1"/>
+      <w:numFmt w:val="bullet"/>
+      <w:lvlText w:val=""/>
+      <w:lvlJc w:val="left"/>
+      <w:pPr>
+        <w:tabs>
+          <w:tab w:val="num" w:pos="6480"/>
+        </w:tabs>
+        <w:ind w:left="6480" w:hanging="360"/>
+      </w:pPr>
+      <w:rPr>
+        <w:rFonts w:ascii="Wingdings" w:hAnsi="Wingdings" w:hint="default"/>
+        <w:sz w:val="20"/>
+      </w:rPr>
+    </w:lvl>
+  </w:abstractNum>
+  <w:abstractNum w:abstractNumId="19" w15:restartNumberingAfterBreak="0">
+    <w:nsid w:val="501D23FF"/>
+    <w:multiLevelType w:val="hybridMultilevel"/>
+    <w:tmpl w:val="BC549A72"/>
+    <w:lvl w:ilvl="0" w:tplc="4009000F">
+      <w:start w:val="1"/>
+      <w:numFmt w:val="decimal"/>
+      <w:lvlText w:val="%1."/>
+      <w:lvlJc w:val="left"/>
+      <w:pPr>
+        <w:ind w:left="720" w:hanging="360"/>
+      </w:pPr>
+      <w:rPr>
+        <w:rFonts w:hint="default"/>
+      </w:rPr>
+    </w:lvl>
+    <w:lvl w:ilvl="1" w:tplc="40090019" w:tentative="1">
+      <w:start w:val="1"/>
+      <w:numFmt w:val="lowerLetter"/>
+      <w:lvlText w:val="%2."/>
+      <w:lvlJc w:val="left"/>
+      <w:pPr>
+        <w:ind w:left="1440" w:hanging="360"/>
+      </w:pPr>
+    </w:lvl>
+    <w:lvl w:ilvl="2" w:tplc="4009001B" w:tentative="1">
+      <w:start w:val="1"/>
+      <w:numFmt w:val="lowerRoman"/>
+      <w:lvlText w:val="%3."/>
+      <w:lvlJc w:val="right"/>
+      <w:pPr>
+        <w:ind w:left="2160" w:hanging="180"/>
+      </w:pPr>
+    </w:lvl>
+    <w:lvl w:ilvl="3" w:tplc="4009000F" w:tentative="1">
+      <w:start w:val="1"/>
+      <w:numFmt w:val="decimal"/>
+      <w:lvlText w:val="%4."/>
+      <w:lvlJc w:val="left"/>
+      <w:pPr>
+        <w:ind w:left="2880" w:hanging="360"/>
+      </w:pPr>
+    </w:lvl>
+    <w:lvl w:ilvl="4" w:tplc="40090019" w:tentative="1">
+      <w:start w:val="1"/>
+      <w:numFmt w:val="lowerLetter"/>
+      <w:lvlText w:val="%5."/>
+      <w:lvlJc w:val="left"/>
+      <w:pPr>
+        <w:ind w:left="3600" w:hanging="360"/>
+      </w:pPr>
+    </w:lvl>
+    <w:lvl w:ilvl="5" w:tplc="4009001B" w:tentative="1">
+      <w:start w:val="1"/>
+      <w:numFmt w:val="lowerRoman"/>
+      <w:lvlText w:val="%6."/>
+      <w:lvlJc w:val="right"/>
+      <w:pPr>
+        <w:ind w:left="4320" w:hanging="180"/>
+      </w:pPr>
+    </w:lvl>
+    <w:lvl w:ilvl="6" w:tplc="4009000F" w:tentative="1">
+      <w:start w:val="1"/>
+      <w:numFmt w:val="decimal"/>
+      <w:lvlText w:val="%7."/>
+      <w:lvlJc w:val="left"/>
+      <w:pPr>
+        <w:ind w:left="5040" w:hanging="360"/>
+      </w:pPr>
+    </w:lvl>
+    <w:lvl w:ilvl="7" w:tplc="40090019" w:tentative="1">
+      <w:start w:val="1"/>
+      <w:numFmt w:val="lowerLetter"/>
+      <w:lvlText w:val="%8."/>
+      <w:lvlJc w:val="left"/>
+      <w:pPr>
+        <w:ind w:left="5760" w:hanging="360"/>
+      </w:pPr>
+    </w:lvl>
+    <w:lvl w:ilvl="8" w:tplc="4009001B" w:tentative="1">
+      <w:start w:val="1"/>
+      <w:numFmt w:val="lowerRoman"/>
+      <w:lvlText w:val="%9."/>
+      <w:lvlJc w:val="right"/>
+      <w:pPr>
+        <w:ind w:left="6480" w:hanging="180"/>
+      </w:pPr>
+    </w:lvl>
+  </w:abstractNum>
+  <w:abstractNum w:abstractNumId="20" w15:restartNumberingAfterBreak="0">
     <w:nsid w:val="54934A65"/>
     <w:multiLevelType w:val="hybridMultilevel"/>
     <w:tmpl w:val="3402A95A"/>
@@ -3306,7 +6276,7 @@
       </w:pPr>
     </w:lvl>
   </w:abstractNum>
-  <w:abstractNum w:abstractNumId="8" w15:restartNumberingAfterBreak="0">
+  <w:abstractNum w:abstractNumId="21" w15:restartNumberingAfterBreak="0">
     <w:nsid w:val="54DC40BC"/>
     <w:multiLevelType w:val="multilevel"/>
     <w:tmpl w:val="5CA0C21C"/>
@@ -3419,7 +6389,305 @@
       </w:pPr>
     </w:lvl>
   </w:abstractNum>
-  <w:abstractNum w:abstractNumId="9" w15:restartNumberingAfterBreak="0">
+  <w:abstractNum w:abstractNumId="22" w15:restartNumberingAfterBreak="0">
+    <w:nsid w:val="55403BE9"/>
+    <w:multiLevelType w:val="multilevel"/>
+    <w:tmpl w:val="5844924E"/>
+    <w:lvl w:ilvl="0">
+      <w:start w:val="1"/>
+      <w:numFmt w:val="bullet"/>
+      <w:lvlText w:val=""/>
+      <w:lvlJc w:val="left"/>
+      <w:pPr>
+        <w:tabs>
+          <w:tab w:val="num" w:pos="720"/>
+        </w:tabs>
+        <w:ind w:left="720" w:hanging="360"/>
+      </w:pPr>
+      <w:rPr>
+        <w:rFonts w:ascii="Symbol" w:hAnsi="Symbol" w:hint="default"/>
+        <w:sz w:val="20"/>
+      </w:rPr>
+    </w:lvl>
+    <w:lvl w:ilvl="1">
+      <w:start w:val="1"/>
+      <w:numFmt w:val="bullet"/>
+      <w:lvlText w:val="o"/>
+      <w:lvlJc w:val="left"/>
+      <w:pPr>
+        <w:tabs>
+          <w:tab w:val="num" w:pos="1440"/>
+        </w:tabs>
+        <w:ind w:left="1440" w:hanging="360"/>
+      </w:pPr>
+      <w:rPr>
+        <w:rFonts w:ascii="Courier New" w:hAnsi="Courier New" w:hint="default"/>
+        <w:sz w:val="20"/>
+      </w:rPr>
+    </w:lvl>
+    <w:lvl w:ilvl="2" w:tentative="1">
+      <w:start w:val="1"/>
+      <w:numFmt w:val="bullet"/>
+      <w:lvlText w:val=""/>
+      <w:lvlJc w:val="left"/>
+      <w:pPr>
+        <w:tabs>
+          <w:tab w:val="num" w:pos="2160"/>
+        </w:tabs>
+        <w:ind w:left="2160" w:hanging="360"/>
+      </w:pPr>
+      <w:rPr>
+        <w:rFonts w:ascii="Wingdings" w:hAnsi="Wingdings" w:hint="default"/>
+        <w:sz w:val="20"/>
+      </w:rPr>
+    </w:lvl>
+    <w:lvl w:ilvl="3" w:tentative="1">
+      <w:start w:val="1"/>
+      <w:numFmt w:val="bullet"/>
+      <w:lvlText w:val=""/>
+      <w:lvlJc w:val="left"/>
+      <w:pPr>
+        <w:tabs>
+          <w:tab w:val="num" w:pos="2880"/>
+        </w:tabs>
+        <w:ind w:left="2880" w:hanging="360"/>
+      </w:pPr>
+      <w:rPr>
+        <w:rFonts w:ascii="Wingdings" w:hAnsi="Wingdings" w:hint="default"/>
+        <w:sz w:val="20"/>
+      </w:rPr>
+    </w:lvl>
+    <w:lvl w:ilvl="4" w:tentative="1">
+      <w:start w:val="1"/>
+      <w:numFmt w:val="bullet"/>
+      <w:lvlText w:val=""/>
+      <w:lvlJc w:val="left"/>
+      <w:pPr>
+        <w:tabs>
+          <w:tab w:val="num" w:pos="3600"/>
+        </w:tabs>
+        <w:ind w:left="3600" w:hanging="360"/>
+      </w:pPr>
+      <w:rPr>
+        <w:rFonts w:ascii="Wingdings" w:hAnsi="Wingdings" w:hint="default"/>
+        <w:sz w:val="20"/>
+      </w:rPr>
+    </w:lvl>
+    <w:lvl w:ilvl="5" w:tentative="1">
+      <w:start w:val="1"/>
+      <w:numFmt w:val="bullet"/>
+      <w:lvlText w:val=""/>
+      <w:lvlJc w:val="left"/>
+      <w:pPr>
+        <w:tabs>
+          <w:tab w:val="num" w:pos="4320"/>
+        </w:tabs>
+        <w:ind w:left="4320" w:hanging="360"/>
+      </w:pPr>
+      <w:rPr>
+        <w:rFonts w:ascii="Wingdings" w:hAnsi="Wingdings" w:hint="default"/>
+        <w:sz w:val="20"/>
+      </w:rPr>
+    </w:lvl>
+    <w:lvl w:ilvl="6" w:tentative="1">
+      <w:start w:val="1"/>
+      <w:numFmt w:val="bullet"/>
+      <w:lvlText w:val=""/>
+      <w:lvlJc w:val="left"/>
+      <w:pPr>
+        <w:tabs>
+          <w:tab w:val="num" w:pos="5040"/>
+        </w:tabs>
+        <w:ind w:left="5040" w:hanging="360"/>
+      </w:pPr>
+      <w:rPr>
+        <w:rFonts w:ascii="Wingdings" w:hAnsi="Wingdings" w:hint="default"/>
+        <w:sz w:val="20"/>
+      </w:rPr>
+    </w:lvl>
+    <w:lvl w:ilvl="7" w:tentative="1">
+      <w:start w:val="1"/>
+      <w:numFmt w:val="bullet"/>
+      <w:lvlText w:val=""/>
+      <w:lvlJc w:val="left"/>
+      <w:pPr>
+        <w:tabs>
+          <w:tab w:val="num" w:pos="5760"/>
+        </w:tabs>
+        <w:ind w:left="5760" w:hanging="360"/>
+      </w:pPr>
+      <w:rPr>
+        <w:rFonts w:ascii="Wingdings" w:hAnsi="Wingdings" w:hint="default"/>
+        <w:sz w:val="20"/>
+      </w:rPr>
+    </w:lvl>
+    <w:lvl w:ilvl="8" w:tentative="1">
+      <w:start w:val="1"/>
+      <w:numFmt w:val="bullet"/>
+      <w:lvlText w:val=""/>
+      <w:lvlJc w:val="left"/>
+      <w:pPr>
+        <w:tabs>
+          <w:tab w:val="num" w:pos="6480"/>
+        </w:tabs>
+        <w:ind w:left="6480" w:hanging="360"/>
+      </w:pPr>
+      <w:rPr>
+        <w:rFonts w:ascii="Wingdings" w:hAnsi="Wingdings" w:hint="default"/>
+        <w:sz w:val="20"/>
+      </w:rPr>
+    </w:lvl>
+  </w:abstractNum>
+  <w:abstractNum w:abstractNumId="23" w15:restartNumberingAfterBreak="0">
+    <w:nsid w:val="582F5B42"/>
+    <w:multiLevelType w:val="multilevel"/>
+    <w:tmpl w:val="99D03680"/>
+    <w:lvl w:ilvl="0">
+      <w:start w:val="1"/>
+      <w:numFmt w:val="bullet"/>
+      <w:lvlText w:val=""/>
+      <w:lvlJc w:val="left"/>
+      <w:pPr>
+        <w:tabs>
+          <w:tab w:val="num" w:pos="720"/>
+        </w:tabs>
+        <w:ind w:left="720" w:hanging="360"/>
+      </w:pPr>
+      <w:rPr>
+        <w:rFonts w:ascii="Symbol" w:hAnsi="Symbol" w:hint="default"/>
+        <w:sz w:val="20"/>
+      </w:rPr>
+    </w:lvl>
+    <w:lvl w:ilvl="1" w:tentative="1">
+      <w:start w:val="1"/>
+      <w:numFmt w:val="bullet"/>
+      <w:lvlText w:val="o"/>
+      <w:lvlJc w:val="left"/>
+      <w:pPr>
+        <w:tabs>
+          <w:tab w:val="num" w:pos="1440"/>
+        </w:tabs>
+        <w:ind w:left="1440" w:hanging="360"/>
+      </w:pPr>
+      <w:rPr>
+        <w:rFonts w:ascii="Courier New" w:hAnsi="Courier New" w:hint="default"/>
+        <w:sz w:val="20"/>
+      </w:rPr>
+    </w:lvl>
+    <w:lvl w:ilvl="2" w:tentative="1">
+      <w:start w:val="1"/>
+      <w:numFmt w:val="bullet"/>
+      <w:lvlText w:val=""/>
+      <w:lvlJc w:val="left"/>
+      <w:pPr>
+        <w:tabs>
+          <w:tab w:val="num" w:pos="2160"/>
+        </w:tabs>
+        <w:ind w:left="2160" w:hanging="360"/>
+      </w:pPr>
+      <w:rPr>
+        <w:rFonts w:ascii="Wingdings" w:hAnsi="Wingdings" w:hint="default"/>
+        <w:sz w:val="20"/>
+      </w:rPr>
+    </w:lvl>
+    <w:lvl w:ilvl="3" w:tentative="1">
+      <w:start w:val="1"/>
+      <w:numFmt w:val="bullet"/>
+      <w:lvlText w:val=""/>
+      <w:lvlJc w:val="left"/>
+      <w:pPr>
+        <w:tabs>
+          <w:tab w:val="num" w:pos="2880"/>
+        </w:tabs>
+        <w:ind w:left="2880" w:hanging="360"/>
+      </w:pPr>
+      <w:rPr>
+        <w:rFonts w:ascii="Wingdings" w:hAnsi="Wingdings" w:hint="default"/>
+        <w:sz w:val="20"/>
+      </w:rPr>
+    </w:lvl>
+    <w:lvl w:ilvl="4" w:tentative="1">
+      <w:start w:val="1"/>
+      <w:numFmt w:val="bullet"/>
+      <w:lvlText w:val=""/>
+      <w:lvlJc w:val="left"/>
+      <w:pPr>
+        <w:tabs>
+          <w:tab w:val="num" w:pos="3600"/>
+        </w:tabs>
+        <w:ind w:left="3600" w:hanging="360"/>
+      </w:pPr>
+      <w:rPr>
+        <w:rFonts w:ascii="Wingdings" w:hAnsi="Wingdings" w:hint="default"/>
+        <w:sz w:val="20"/>
+      </w:rPr>
+    </w:lvl>
+    <w:lvl w:ilvl="5" w:tentative="1">
+      <w:start w:val="1"/>
+      <w:numFmt w:val="bullet"/>
+      <w:lvlText w:val=""/>
+      <w:lvlJc w:val="left"/>
+      <w:pPr>
+        <w:tabs>
+          <w:tab w:val="num" w:pos="4320"/>
+        </w:tabs>
+        <w:ind w:left="4320" w:hanging="360"/>
+      </w:pPr>
+      <w:rPr>
+        <w:rFonts w:ascii="Wingdings" w:hAnsi="Wingdings" w:hint="default"/>
+        <w:sz w:val="20"/>
+      </w:rPr>
+    </w:lvl>
+    <w:lvl w:ilvl="6" w:tentative="1">
+      <w:start w:val="1"/>
+      <w:numFmt w:val="bullet"/>
+      <w:lvlText w:val=""/>
+      <w:lvlJc w:val="left"/>
+      <w:pPr>
+        <w:tabs>
+          <w:tab w:val="num" w:pos="5040"/>
+        </w:tabs>
+        <w:ind w:left="5040" w:hanging="360"/>
+      </w:pPr>
+      <w:rPr>
+        <w:rFonts w:ascii="Wingdings" w:hAnsi="Wingdings" w:hint="default"/>
+        <w:sz w:val="20"/>
+      </w:rPr>
+    </w:lvl>
+    <w:lvl w:ilvl="7" w:tentative="1">
+      <w:start w:val="1"/>
+      <w:numFmt w:val="bullet"/>
+      <w:lvlText w:val=""/>
+      <w:lvlJc w:val="left"/>
+      <w:pPr>
+        <w:tabs>
+          <w:tab w:val="num" w:pos="5760"/>
+        </w:tabs>
+        <w:ind w:left="5760" w:hanging="360"/>
+      </w:pPr>
+      <w:rPr>
+        <w:rFonts w:ascii="Wingdings" w:hAnsi="Wingdings" w:hint="default"/>
+        <w:sz w:val="20"/>
+      </w:rPr>
+    </w:lvl>
+    <w:lvl w:ilvl="8" w:tentative="1">
+      <w:start w:val="1"/>
+      <w:numFmt w:val="bullet"/>
+      <w:lvlText w:val=""/>
+      <w:lvlJc w:val="left"/>
+      <w:pPr>
+        <w:tabs>
+          <w:tab w:val="num" w:pos="6480"/>
+        </w:tabs>
+        <w:ind w:left="6480" w:hanging="360"/>
+      </w:pPr>
+      <w:rPr>
+        <w:rFonts w:ascii="Wingdings" w:hAnsi="Wingdings" w:hint="default"/>
+        <w:sz w:val="20"/>
+      </w:rPr>
+    </w:lvl>
+  </w:abstractNum>
+  <w:abstractNum w:abstractNumId="24" w15:restartNumberingAfterBreak="0">
     <w:nsid w:val="5AED11CD"/>
     <w:multiLevelType w:val="multilevel"/>
     <w:tmpl w:val="0BEC9FDA"/>
@@ -3568,7 +6836,7 @@
       </w:rPr>
     </w:lvl>
   </w:abstractNum>
-  <w:abstractNum w:abstractNumId="10" w15:restartNumberingAfterBreak="0">
+  <w:abstractNum w:abstractNumId="25" w15:restartNumberingAfterBreak="0">
     <w:nsid w:val="5B093383"/>
     <w:multiLevelType w:val="multilevel"/>
     <w:tmpl w:val="CA78E030"/>
@@ -3717,7 +6985,477 @@
       </w:rPr>
     </w:lvl>
   </w:abstractNum>
-  <w:abstractNum w:abstractNumId="11" w15:restartNumberingAfterBreak="0">
+  <w:abstractNum w:abstractNumId="26" w15:restartNumberingAfterBreak="0">
+    <w:nsid w:val="5FD10CFC"/>
+    <w:multiLevelType w:val="hybridMultilevel"/>
+    <w:tmpl w:val="9F4EF9EE"/>
+    <w:lvl w:ilvl="0" w:tplc="4009000F">
+      <w:start w:val="1"/>
+      <w:numFmt w:val="decimal"/>
+      <w:lvlText w:val="%1."/>
+      <w:lvlJc w:val="left"/>
+      <w:pPr>
+        <w:ind w:left="720" w:hanging="360"/>
+      </w:pPr>
+    </w:lvl>
+    <w:lvl w:ilvl="1" w:tplc="40090019" w:tentative="1">
+      <w:start w:val="1"/>
+      <w:numFmt w:val="lowerLetter"/>
+      <w:lvlText w:val="%2."/>
+      <w:lvlJc w:val="left"/>
+      <w:pPr>
+        <w:ind w:left="1440" w:hanging="360"/>
+      </w:pPr>
+    </w:lvl>
+    <w:lvl w:ilvl="2" w:tplc="4009001B" w:tentative="1">
+      <w:start w:val="1"/>
+      <w:numFmt w:val="lowerRoman"/>
+      <w:lvlText w:val="%3."/>
+      <w:lvlJc w:val="right"/>
+      <w:pPr>
+        <w:ind w:left="2160" w:hanging="180"/>
+      </w:pPr>
+    </w:lvl>
+    <w:lvl w:ilvl="3" w:tplc="4009000F" w:tentative="1">
+      <w:start w:val="1"/>
+      <w:numFmt w:val="decimal"/>
+      <w:lvlText w:val="%4."/>
+      <w:lvlJc w:val="left"/>
+      <w:pPr>
+        <w:ind w:left="2880" w:hanging="360"/>
+      </w:pPr>
+    </w:lvl>
+    <w:lvl w:ilvl="4" w:tplc="40090019" w:tentative="1">
+      <w:start w:val="1"/>
+      <w:numFmt w:val="lowerLetter"/>
+      <w:lvlText w:val="%5."/>
+      <w:lvlJc w:val="left"/>
+      <w:pPr>
+        <w:ind w:left="3600" w:hanging="360"/>
+      </w:pPr>
+    </w:lvl>
+    <w:lvl w:ilvl="5" w:tplc="4009001B" w:tentative="1">
+      <w:start w:val="1"/>
+      <w:numFmt w:val="lowerRoman"/>
+      <w:lvlText w:val="%6."/>
+      <w:lvlJc w:val="right"/>
+      <w:pPr>
+        <w:ind w:left="4320" w:hanging="180"/>
+      </w:pPr>
+    </w:lvl>
+    <w:lvl w:ilvl="6" w:tplc="4009000F" w:tentative="1">
+      <w:start w:val="1"/>
+      <w:numFmt w:val="decimal"/>
+      <w:lvlText w:val="%7."/>
+      <w:lvlJc w:val="left"/>
+      <w:pPr>
+        <w:ind w:left="5040" w:hanging="360"/>
+      </w:pPr>
+    </w:lvl>
+    <w:lvl w:ilvl="7" w:tplc="40090019" w:tentative="1">
+      <w:start w:val="1"/>
+      <w:numFmt w:val="lowerLetter"/>
+      <w:lvlText w:val="%8."/>
+      <w:lvlJc w:val="left"/>
+      <w:pPr>
+        <w:ind w:left="5760" w:hanging="360"/>
+      </w:pPr>
+    </w:lvl>
+    <w:lvl w:ilvl="8" w:tplc="4009001B" w:tentative="1">
+      <w:start w:val="1"/>
+      <w:numFmt w:val="lowerRoman"/>
+      <w:lvlText w:val="%9."/>
+      <w:lvlJc w:val="right"/>
+      <w:pPr>
+        <w:ind w:left="6480" w:hanging="180"/>
+      </w:pPr>
+    </w:lvl>
+  </w:abstractNum>
+  <w:abstractNum w:abstractNumId="27" w15:restartNumberingAfterBreak="0">
+    <w:nsid w:val="61705136"/>
+    <w:multiLevelType w:val="hybridMultilevel"/>
+    <w:tmpl w:val="A6EC2766"/>
+    <w:lvl w:ilvl="0" w:tplc="4009000F">
+      <w:start w:val="1"/>
+      <w:numFmt w:val="decimal"/>
+      <w:lvlText w:val="%1."/>
+      <w:lvlJc w:val="left"/>
+      <w:pPr>
+        <w:ind w:left="720" w:hanging="360"/>
+      </w:pPr>
+    </w:lvl>
+    <w:lvl w:ilvl="1" w:tplc="40090019" w:tentative="1">
+      <w:start w:val="1"/>
+      <w:numFmt w:val="lowerLetter"/>
+      <w:lvlText w:val="%2."/>
+      <w:lvlJc w:val="left"/>
+      <w:pPr>
+        <w:ind w:left="1440" w:hanging="360"/>
+      </w:pPr>
+    </w:lvl>
+    <w:lvl w:ilvl="2" w:tplc="4009001B" w:tentative="1">
+      <w:start w:val="1"/>
+      <w:numFmt w:val="lowerRoman"/>
+      <w:lvlText w:val="%3."/>
+      <w:lvlJc w:val="right"/>
+      <w:pPr>
+        <w:ind w:left="2160" w:hanging="180"/>
+      </w:pPr>
+    </w:lvl>
+    <w:lvl w:ilvl="3" w:tplc="4009000F" w:tentative="1">
+      <w:start w:val="1"/>
+      <w:numFmt w:val="decimal"/>
+      <w:lvlText w:val="%4."/>
+      <w:lvlJc w:val="left"/>
+      <w:pPr>
+        <w:ind w:left="2880" w:hanging="360"/>
+      </w:pPr>
+    </w:lvl>
+    <w:lvl w:ilvl="4" w:tplc="40090019" w:tentative="1">
+      <w:start w:val="1"/>
+      <w:numFmt w:val="lowerLetter"/>
+      <w:lvlText w:val="%5."/>
+      <w:lvlJc w:val="left"/>
+      <w:pPr>
+        <w:ind w:left="3600" w:hanging="360"/>
+      </w:pPr>
+    </w:lvl>
+    <w:lvl w:ilvl="5" w:tplc="4009001B" w:tentative="1">
+      <w:start w:val="1"/>
+      <w:numFmt w:val="lowerRoman"/>
+      <w:lvlText w:val="%6."/>
+      <w:lvlJc w:val="right"/>
+      <w:pPr>
+        <w:ind w:left="4320" w:hanging="180"/>
+      </w:pPr>
+    </w:lvl>
+    <w:lvl w:ilvl="6" w:tplc="4009000F" w:tentative="1">
+      <w:start w:val="1"/>
+      <w:numFmt w:val="decimal"/>
+      <w:lvlText w:val="%7."/>
+      <w:lvlJc w:val="left"/>
+      <w:pPr>
+        <w:ind w:left="5040" w:hanging="360"/>
+      </w:pPr>
+    </w:lvl>
+    <w:lvl w:ilvl="7" w:tplc="40090019" w:tentative="1">
+      <w:start w:val="1"/>
+      <w:numFmt w:val="lowerLetter"/>
+      <w:lvlText w:val="%8."/>
+      <w:lvlJc w:val="left"/>
+      <w:pPr>
+        <w:ind w:left="5760" w:hanging="360"/>
+      </w:pPr>
+    </w:lvl>
+    <w:lvl w:ilvl="8" w:tplc="4009001B" w:tentative="1">
+      <w:start w:val="1"/>
+      <w:numFmt w:val="lowerRoman"/>
+      <w:lvlText w:val="%9."/>
+      <w:lvlJc w:val="right"/>
+      <w:pPr>
+        <w:ind w:left="6480" w:hanging="180"/>
+      </w:pPr>
+    </w:lvl>
+  </w:abstractNum>
+  <w:abstractNum w:abstractNumId="28" w15:restartNumberingAfterBreak="0">
+    <w:nsid w:val="674B0884"/>
+    <w:multiLevelType w:val="multilevel"/>
+    <w:tmpl w:val="C4240ADC"/>
+    <w:lvl w:ilvl="0">
+      <w:start w:val="1"/>
+      <w:numFmt w:val="bullet"/>
+      <w:lvlText w:val=""/>
+      <w:lvlJc w:val="left"/>
+      <w:pPr>
+        <w:tabs>
+          <w:tab w:val="num" w:pos="720"/>
+        </w:tabs>
+        <w:ind w:left="720" w:hanging="360"/>
+      </w:pPr>
+      <w:rPr>
+        <w:rFonts w:ascii="Symbol" w:hAnsi="Symbol" w:hint="default"/>
+        <w:sz w:val="20"/>
+      </w:rPr>
+    </w:lvl>
+    <w:lvl w:ilvl="1" w:tentative="1">
+      <w:start w:val="1"/>
+      <w:numFmt w:val="bullet"/>
+      <w:lvlText w:val="o"/>
+      <w:lvlJc w:val="left"/>
+      <w:pPr>
+        <w:tabs>
+          <w:tab w:val="num" w:pos="1440"/>
+        </w:tabs>
+        <w:ind w:left="1440" w:hanging="360"/>
+      </w:pPr>
+      <w:rPr>
+        <w:rFonts w:ascii="Courier New" w:hAnsi="Courier New" w:hint="default"/>
+        <w:sz w:val="20"/>
+      </w:rPr>
+    </w:lvl>
+    <w:lvl w:ilvl="2" w:tentative="1">
+      <w:start w:val="1"/>
+      <w:numFmt w:val="bullet"/>
+      <w:lvlText w:val=""/>
+      <w:lvlJc w:val="left"/>
+      <w:pPr>
+        <w:tabs>
+          <w:tab w:val="num" w:pos="2160"/>
+        </w:tabs>
+        <w:ind w:left="2160" w:hanging="360"/>
+      </w:pPr>
+      <w:rPr>
+        <w:rFonts w:ascii="Wingdings" w:hAnsi="Wingdings" w:hint="default"/>
+        <w:sz w:val="20"/>
+      </w:rPr>
+    </w:lvl>
+    <w:lvl w:ilvl="3" w:tentative="1">
+      <w:start w:val="1"/>
+      <w:numFmt w:val="bullet"/>
+      <w:lvlText w:val=""/>
+      <w:lvlJc w:val="left"/>
+      <w:pPr>
+        <w:tabs>
+          <w:tab w:val="num" w:pos="2880"/>
+        </w:tabs>
+        <w:ind w:left="2880" w:hanging="360"/>
+      </w:pPr>
+      <w:rPr>
+        <w:rFonts w:ascii="Wingdings" w:hAnsi="Wingdings" w:hint="default"/>
+        <w:sz w:val="20"/>
+      </w:rPr>
+    </w:lvl>
+    <w:lvl w:ilvl="4" w:tentative="1">
+      <w:start w:val="1"/>
+      <w:numFmt w:val="bullet"/>
+      <w:lvlText w:val=""/>
+      <w:lvlJc w:val="left"/>
+      <w:pPr>
+        <w:tabs>
+          <w:tab w:val="num" w:pos="3600"/>
+        </w:tabs>
+        <w:ind w:left="3600" w:hanging="360"/>
+      </w:pPr>
+      <w:rPr>
+        <w:rFonts w:ascii="Wingdings" w:hAnsi="Wingdings" w:hint="default"/>
+        <w:sz w:val="20"/>
+      </w:rPr>
+    </w:lvl>
+    <w:lvl w:ilvl="5" w:tentative="1">
+      <w:start w:val="1"/>
+      <w:numFmt w:val="bullet"/>
+      <w:lvlText w:val=""/>
+      <w:lvlJc w:val="left"/>
+      <w:pPr>
+        <w:tabs>
+          <w:tab w:val="num" w:pos="4320"/>
+        </w:tabs>
+        <w:ind w:left="4320" w:hanging="360"/>
+      </w:pPr>
+      <w:rPr>
+        <w:rFonts w:ascii="Wingdings" w:hAnsi="Wingdings" w:hint="default"/>
+        <w:sz w:val="20"/>
+      </w:rPr>
+    </w:lvl>
+    <w:lvl w:ilvl="6" w:tentative="1">
+      <w:start w:val="1"/>
+      <w:numFmt w:val="bullet"/>
+      <w:lvlText w:val=""/>
+      <w:lvlJc w:val="left"/>
+      <w:pPr>
+        <w:tabs>
+          <w:tab w:val="num" w:pos="5040"/>
+        </w:tabs>
+        <w:ind w:left="5040" w:hanging="360"/>
+      </w:pPr>
+      <w:rPr>
+        <w:rFonts w:ascii="Wingdings" w:hAnsi="Wingdings" w:hint="default"/>
+        <w:sz w:val="20"/>
+      </w:rPr>
+    </w:lvl>
+    <w:lvl w:ilvl="7" w:tentative="1">
+      <w:start w:val="1"/>
+      <w:numFmt w:val="bullet"/>
+      <w:lvlText w:val=""/>
+      <w:lvlJc w:val="left"/>
+      <w:pPr>
+        <w:tabs>
+          <w:tab w:val="num" w:pos="5760"/>
+        </w:tabs>
+        <w:ind w:left="5760" w:hanging="360"/>
+      </w:pPr>
+      <w:rPr>
+        <w:rFonts w:ascii="Wingdings" w:hAnsi="Wingdings" w:hint="default"/>
+        <w:sz w:val="20"/>
+      </w:rPr>
+    </w:lvl>
+    <w:lvl w:ilvl="8" w:tentative="1">
+      <w:start w:val="1"/>
+      <w:numFmt w:val="bullet"/>
+      <w:lvlText w:val=""/>
+      <w:lvlJc w:val="left"/>
+      <w:pPr>
+        <w:tabs>
+          <w:tab w:val="num" w:pos="6480"/>
+        </w:tabs>
+        <w:ind w:left="6480" w:hanging="360"/>
+      </w:pPr>
+      <w:rPr>
+        <w:rFonts w:ascii="Wingdings" w:hAnsi="Wingdings" w:hint="default"/>
+        <w:sz w:val="20"/>
+      </w:rPr>
+    </w:lvl>
+  </w:abstractNum>
+  <w:abstractNum w:abstractNumId="29" w15:restartNumberingAfterBreak="0">
+    <w:nsid w:val="6BB420EC"/>
+    <w:multiLevelType w:val="multilevel"/>
+    <w:tmpl w:val="7CEC0206"/>
+    <w:lvl w:ilvl="0">
+      <w:start w:val="1"/>
+      <w:numFmt w:val="bullet"/>
+      <w:lvlText w:val=""/>
+      <w:lvlJc w:val="left"/>
+      <w:pPr>
+        <w:tabs>
+          <w:tab w:val="num" w:pos="720"/>
+        </w:tabs>
+        <w:ind w:left="720" w:hanging="360"/>
+      </w:pPr>
+      <w:rPr>
+        <w:rFonts w:ascii="Symbol" w:hAnsi="Symbol" w:hint="default"/>
+        <w:sz w:val="20"/>
+      </w:rPr>
+    </w:lvl>
+    <w:lvl w:ilvl="1" w:tentative="1">
+      <w:start w:val="1"/>
+      <w:numFmt w:val="bullet"/>
+      <w:lvlText w:val="o"/>
+      <w:lvlJc w:val="left"/>
+      <w:pPr>
+        <w:tabs>
+          <w:tab w:val="num" w:pos="1440"/>
+        </w:tabs>
+        <w:ind w:left="1440" w:hanging="360"/>
+      </w:pPr>
+      <w:rPr>
+        <w:rFonts w:ascii="Courier New" w:hAnsi="Courier New" w:hint="default"/>
+        <w:sz w:val="20"/>
+      </w:rPr>
+    </w:lvl>
+    <w:lvl w:ilvl="2" w:tentative="1">
+      <w:start w:val="1"/>
+      <w:numFmt w:val="bullet"/>
+      <w:lvlText w:val=""/>
+      <w:lvlJc w:val="left"/>
+      <w:pPr>
+        <w:tabs>
+          <w:tab w:val="num" w:pos="2160"/>
+        </w:tabs>
+        <w:ind w:left="2160" w:hanging="360"/>
+      </w:pPr>
+      <w:rPr>
+        <w:rFonts w:ascii="Wingdings" w:hAnsi="Wingdings" w:hint="default"/>
+        <w:sz w:val="20"/>
+      </w:rPr>
+    </w:lvl>
+    <w:lvl w:ilvl="3" w:tentative="1">
+      <w:start w:val="1"/>
+      <w:numFmt w:val="bullet"/>
+      <w:lvlText w:val=""/>
+      <w:lvlJc w:val="left"/>
+      <w:pPr>
+        <w:tabs>
+          <w:tab w:val="num" w:pos="2880"/>
+        </w:tabs>
+        <w:ind w:left="2880" w:hanging="360"/>
+      </w:pPr>
+      <w:rPr>
+        <w:rFonts w:ascii="Wingdings" w:hAnsi="Wingdings" w:hint="default"/>
+        <w:sz w:val="20"/>
+      </w:rPr>
+    </w:lvl>
+    <w:lvl w:ilvl="4" w:tentative="1">
+      <w:start w:val="1"/>
+      <w:numFmt w:val="bullet"/>
+      <w:lvlText w:val=""/>
+      <w:lvlJc w:val="left"/>
+      <w:pPr>
+        <w:tabs>
+          <w:tab w:val="num" w:pos="3600"/>
+        </w:tabs>
+        <w:ind w:left="3600" w:hanging="360"/>
+      </w:pPr>
+      <w:rPr>
+        <w:rFonts w:ascii="Wingdings" w:hAnsi="Wingdings" w:hint="default"/>
+        <w:sz w:val="20"/>
+      </w:rPr>
+    </w:lvl>
+    <w:lvl w:ilvl="5" w:tentative="1">
+      <w:start w:val="1"/>
+      <w:numFmt w:val="bullet"/>
+      <w:lvlText w:val=""/>
+      <w:lvlJc w:val="left"/>
+      <w:pPr>
+        <w:tabs>
+          <w:tab w:val="num" w:pos="4320"/>
+        </w:tabs>
+        <w:ind w:left="4320" w:hanging="360"/>
+      </w:pPr>
+      <w:rPr>
+        <w:rFonts w:ascii="Wingdings" w:hAnsi="Wingdings" w:hint="default"/>
+        <w:sz w:val="20"/>
+      </w:rPr>
+    </w:lvl>
+    <w:lvl w:ilvl="6" w:tentative="1">
+      <w:start w:val="1"/>
+      <w:numFmt w:val="bullet"/>
+      <w:lvlText w:val=""/>
+      <w:lvlJc w:val="left"/>
+      <w:pPr>
+        <w:tabs>
+          <w:tab w:val="num" w:pos="5040"/>
+        </w:tabs>
+        <w:ind w:left="5040" w:hanging="360"/>
+      </w:pPr>
+      <w:rPr>
+        <w:rFonts w:ascii="Wingdings" w:hAnsi="Wingdings" w:hint="default"/>
+        <w:sz w:val="20"/>
+      </w:rPr>
+    </w:lvl>
+    <w:lvl w:ilvl="7" w:tentative="1">
+      <w:start w:val="1"/>
+      <w:numFmt w:val="bullet"/>
+      <w:lvlText w:val=""/>
+      <w:lvlJc w:val="left"/>
+      <w:pPr>
+        <w:tabs>
+          <w:tab w:val="num" w:pos="5760"/>
+        </w:tabs>
+        <w:ind w:left="5760" w:hanging="360"/>
+      </w:pPr>
+      <w:rPr>
+        <w:rFonts w:ascii="Wingdings" w:hAnsi="Wingdings" w:hint="default"/>
+        <w:sz w:val="20"/>
+      </w:rPr>
+    </w:lvl>
+    <w:lvl w:ilvl="8" w:tentative="1">
+      <w:start w:val="1"/>
+      <w:numFmt w:val="bullet"/>
+      <w:lvlText w:val=""/>
+      <w:lvlJc w:val="left"/>
+      <w:pPr>
+        <w:tabs>
+          <w:tab w:val="num" w:pos="6480"/>
+        </w:tabs>
+        <w:ind w:left="6480" w:hanging="360"/>
+      </w:pPr>
+      <w:rPr>
+        <w:rFonts w:ascii="Wingdings" w:hAnsi="Wingdings" w:hint="default"/>
+        <w:sz w:val="20"/>
+      </w:rPr>
+    </w:lvl>
+  </w:abstractNum>
+  <w:abstractNum w:abstractNumId="30" w15:restartNumberingAfterBreak="0">
     <w:nsid w:val="6EF27695"/>
     <w:multiLevelType w:val="multilevel"/>
     <w:tmpl w:val="29C4B1A6"/>
@@ -3866,7 +7604,7 @@
       </w:rPr>
     </w:lvl>
   </w:abstractNum>
-  <w:abstractNum w:abstractNumId="12" w15:restartNumberingAfterBreak="0">
+  <w:abstractNum w:abstractNumId="31" w15:restartNumberingAfterBreak="0">
     <w:nsid w:val="71DC6471"/>
     <w:multiLevelType w:val="multilevel"/>
     <w:tmpl w:val="05F25B00"/>
@@ -4015,7 +7753,156 @@
       </w:rPr>
     </w:lvl>
   </w:abstractNum>
-  <w:abstractNum w:abstractNumId="13" w15:restartNumberingAfterBreak="0">
+  <w:abstractNum w:abstractNumId="32" w15:restartNumberingAfterBreak="0">
+    <w:nsid w:val="728E787B"/>
+    <w:multiLevelType w:val="multilevel"/>
+    <w:tmpl w:val="B0F2C664"/>
+    <w:lvl w:ilvl="0">
+      <w:start w:val="1"/>
+      <w:numFmt w:val="bullet"/>
+      <w:lvlText w:val=""/>
+      <w:lvlJc w:val="left"/>
+      <w:pPr>
+        <w:tabs>
+          <w:tab w:val="num" w:pos="720"/>
+        </w:tabs>
+        <w:ind w:left="720" w:hanging="360"/>
+      </w:pPr>
+      <w:rPr>
+        <w:rFonts w:ascii="Symbol" w:hAnsi="Symbol" w:hint="default"/>
+        <w:sz w:val="20"/>
+      </w:rPr>
+    </w:lvl>
+    <w:lvl w:ilvl="1">
+      <w:start w:val="1"/>
+      <w:numFmt w:val="bullet"/>
+      <w:lvlText w:val="o"/>
+      <w:lvlJc w:val="left"/>
+      <w:pPr>
+        <w:tabs>
+          <w:tab w:val="num" w:pos="1440"/>
+        </w:tabs>
+        <w:ind w:left="1440" w:hanging="360"/>
+      </w:pPr>
+      <w:rPr>
+        <w:rFonts w:ascii="Courier New" w:hAnsi="Courier New" w:hint="default"/>
+        <w:sz w:val="20"/>
+      </w:rPr>
+    </w:lvl>
+    <w:lvl w:ilvl="2" w:tentative="1">
+      <w:start w:val="1"/>
+      <w:numFmt w:val="bullet"/>
+      <w:lvlText w:val=""/>
+      <w:lvlJc w:val="left"/>
+      <w:pPr>
+        <w:tabs>
+          <w:tab w:val="num" w:pos="2160"/>
+        </w:tabs>
+        <w:ind w:left="2160" w:hanging="360"/>
+      </w:pPr>
+      <w:rPr>
+        <w:rFonts w:ascii="Wingdings" w:hAnsi="Wingdings" w:hint="default"/>
+        <w:sz w:val="20"/>
+      </w:rPr>
+    </w:lvl>
+    <w:lvl w:ilvl="3" w:tentative="1">
+      <w:start w:val="1"/>
+      <w:numFmt w:val="bullet"/>
+      <w:lvlText w:val=""/>
+      <w:lvlJc w:val="left"/>
+      <w:pPr>
+        <w:tabs>
+          <w:tab w:val="num" w:pos="2880"/>
+        </w:tabs>
+        <w:ind w:left="2880" w:hanging="360"/>
+      </w:pPr>
+      <w:rPr>
+        <w:rFonts w:ascii="Wingdings" w:hAnsi="Wingdings" w:hint="default"/>
+        <w:sz w:val="20"/>
+      </w:rPr>
+    </w:lvl>
+    <w:lvl w:ilvl="4" w:tentative="1">
+      <w:start w:val="1"/>
+      <w:numFmt w:val="bullet"/>
+      <w:lvlText w:val=""/>
+      <w:lvlJc w:val="left"/>
+      <w:pPr>
+        <w:tabs>
+          <w:tab w:val="num" w:pos="3600"/>
+        </w:tabs>
+        <w:ind w:left="3600" w:hanging="360"/>
+      </w:pPr>
+      <w:rPr>
+        <w:rFonts w:ascii="Wingdings" w:hAnsi="Wingdings" w:hint="default"/>
+        <w:sz w:val="20"/>
+      </w:rPr>
+    </w:lvl>
+    <w:lvl w:ilvl="5" w:tentative="1">
+      <w:start w:val="1"/>
+      <w:numFmt w:val="bullet"/>
+      <w:lvlText w:val=""/>
+      <w:lvlJc w:val="left"/>
+      <w:pPr>
+        <w:tabs>
+          <w:tab w:val="num" w:pos="4320"/>
+        </w:tabs>
+        <w:ind w:left="4320" w:hanging="360"/>
+      </w:pPr>
+      <w:rPr>
+        <w:rFonts w:ascii="Wingdings" w:hAnsi="Wingdings" w:hint="default"/>
+        <w:sz w:val="20"/>
+      </w:rPr>
+    </w:lvl>
+    <w:lvl w:ilvl="6" w:tentative="1">
+      <w:start w:val="1"/>
+      <w:numFmt w:val="bullet"/>
+      <w:lvlText w:val=""/>
+      <w:lvlJc w:val="left"/>
+      <w:pPr>
+        <w:tabs>
+          <w:tab w:val="num" w:pos="5040"/>
+        </w:tabs>
+        <w:ind w:left="5040" w:hanging="360"/>
+      </w:pPr>
+      <w:rPr>
+        <w:rFonts w:ascii="Wingdings" w:hAnsi="Wingdings" w:hint="default"/>
+        <w:sz w:val="20"/>
+      </w:rPr>
+    </w:lvl>
+    <w:lvl w:ilvl="7" w:tentative="1">
+      <w:start w:val="1"/>
+      <w:numFmt w:val="bullet"/>
+      <w:lvlText w:val=""/>
+      <w:lvlJc w:val="left"/>
+      <w:pPr>
+        <w:tabs>
+          <w:tab w:val="num" w:pos="5760"/>
+        </w:tabs>
+        <w:ind w:left="5760" w:hanging="360"/>
+      </w:pPr>
+      <w:rPr>
+        <w:rFonts w:ascii="Wingdings" w:hAnsi="Wingdings" w:hint="default"/>
+        <w:sz w:val="20"/>
+      </w:rPr>
+    </w:lvl>
+    <w:lvl w:ilvl="8" w:tentative="1">
+      <w:start w:val="1"/>
+      <w:numFmt w:val="bullet"/>
+      <w:lvlText w:val=""/>
+      <w:lvlJc w:val="left"/>
+      <w:pPr>
+        <w:tabs>
+          <w:tab w:val="num" w:pos="6480"/>
+        </w:tabs>
+        <w:ind w:left="6480" w:hanging="360"/>
+      </w:pPr>
+      <w:rPr>
+        <w:rFonts w:ascii="Wingdings" w:hAnsi="Wingdings" w:hint="default"/>
+        <w:sz w:val="20"/>
+      </w:rPr>
+    </w:lvl>
+  </w:abstractNum>
+  <w:abstractNum w:abstractNumId="33" w15:restartNumberingAfterBreak="0">
     <w:nsid w:val="79F032F4"/>
     <w:multiLevelType w:val="multilevel"/>
     <w:tmpl w:val="073013DC"/>
@@ -4164,53 +8051,205 @@
       </w:rPr>
     </w:lvl>
   </w:abstractNum>
-  <w:num w:numId="1">
+  <w:abstractNum w:abstractNumId="34" w15:restartNumberingAfterBreak="0">
+    <w:nsid w:val="7D1A2A46"/>
+    <w:multiLevelType w:val="hybridMultilevel"/>
+    <w:tmpl w:val="0CA8E43A"/>
+    <w:lvl w:ilvl="0" w:tplc="40090017">
+      <w:start w:val="1"/>
+      <w:numFmt w:val="lowerLetter"/>
+      <w:lvlText w:val="%1)"/>
+      <w:lvlJc w:val="left"/>
+      <w:pPr>
+        <w:ind w:left="720" w:hanging="360"/>
+      </w:pPr>
+      <w:rPr>
+        <w:rFonts w:hint="default"/>
+      </w:rPr>
+    </w:lvl>
+    <w:lvl w:ilvl="1" w:tplc="40090019" w:tentative="1">
+      <w:start w:val="1"/>
+      <w:numFmt w:val="lowerLetter"/>
+      <w:lvlText w:val="%2."/>
+      <w:lvlJc w:val="left"/>
+      <w:pPr>
+        <w:ind w:left="1440" w:hanging="360"/>
+      </w:pPr>
+    </w:lvl>
+    <w:lvl w:ilvl="2" w:tplc="4009001B" w:tentative="1">
+      <w:start w:val="1"/>
+      <w:numFmt w:val="lowerRoman"/>
+      <w:lvlText w:val="%3."/>
+      <w:lvlJc w:val="right"/>
+      <w:pPr>
+        <w:ind w:left="2160" w:hanging="180"/>
+      </w:pPr>
+    </w:lvl>
+    <w:lvl w:ilvl="3" w:tplc="4009000F" w:tentative="1">
+      <w:start w:val="1"/>
+      <w:numFmt w:val="decimal"/>
+      <w:lvlText w:val="%4."/>
+      <w:lvlJc w:val="left"/>
+      <w:pPr>
+        <w:ind w:left="2880" w:hanging="360"/>
+      </w:pPr>
+    </w:lvl>
+    <w:lvl w:ilvl="4" w:tplc="40090019" w:tentative="1">
+      <w:start w:val="1"/>
+      <w:numFmt w:val="lowerLetter"/>
+      <w:lvlText w:val="%5."/>
+      <w:lvlJc w:val="left"/>
+      <w:pPr>
+        <w:ind w:left="3600" w:hanging="360"/>
+      </w:pPr>
+    </w:lvl>
+    <w:lvl w:ilvl="5" w:tplc="4009001B" w:tentative="1">
+      <w:start w:val="1"/>
+      <w:numFmt w:val="lowerRoman"/>
+      <w:lvlText w:val="%6."/>
+      <w:lvlJc w:val="right"/>
+      <w:pPr>
+        <w:ind w:left="4320" w:hanging="180"/>
+      </w:pPr>
+    </w:lvl>
+    <w:lvl w:ilvl="6" w:tplc="4009000F" w:tentative="1">
+      <w:start w:val="1"/>
+      <w:numFmt w:val="decimal"/>
+      <w:lvlText w:val="%7."/>
+      <w:lvlJc w:val="left"/>
+      <w:pPr>
+        <w:ind w:left="5040" w:hanging="360"/>
+      </w:pPr>
+    </w:lvl>
+    <w:lvl w:ilvl="7" w:tplc="40090019" w:tentative="1">
+      <w:start w:val="1"/>
+      <w:numFmt w:val="lowerLetter"/>
+      <w:lvlText w:val="%8."/>
+      <w:lvlJc w:val="left"/>
+      <w:pPr>
+        <w:ind w:left="5760" w:hanging="360"/>
+      </w:pPr>
+    </w:lvl>
+    <w:lvl w:ilvl="8" w:tplc="4009001B" w:tentative="1">
+      <w:start w:val="1"/>
+      <w:numFmt w:val="lowerRoman"/>
+      <w:lvlText w:val="%9."/>
+      <w:lvlJc w:val="right"/>
+      <w:pPr>
+        <w:ind w:left="6480" w:hanging="180"/>
+      </w:pPr>
+    </w:lvl>
+  </w:abstractNum>
+  <w:num w:numId="1" w16cid:durableId="1610812665">
+    <w:abstractNumId w:val="13"/>
+  </w:num>
+  <w:num w:numId="2" w16cid:durableId="1006008914">
+    <w:abstractNumId w:val="20"/>
+  </w:num>
+  <w:num w:numId="3" w16cid:durableId="36661527">
+    <w:abstractNumId w:val="3"/>
+  </w:num>
+  <w:num w:numId="4" w16cid:durableId="518541058">
+    <w:abstractNumId w:val="31"/>
+  </w:num>
+  <w:num w:numId="5" w16cid:durableId="1105658141">
+    <w:abstractNumId w:val="7"/>
+  </w:num>
+  <w:num w:numId="6" w16cid:durableId="1180512422">
+    <w:abstractNumId w:val="30"/>
+  </w:num>
+  <w:num w:numId="7" w16cid:durableId="245655204">
+    <w:abstractNumId w:val="21"/>
+  </w:num>
+  <w:num w:numId="8" w16cid:durableId="1375809313">
     <w:abstractNumId w:val="6"/>
   </w:num>
-  <w:num w:numId="2">
-    <w:abstractNumId w:val="7"/>
-  </w:num>
-  <w:num w:numId="3">
+  <w:num w:numId="9" w16cid:durableId="720634953">
     <w:abstractNumId w:val="2"/>
   </w:num>
-  <w:num w:numId="4">
+  <w:num w:numId="10" w16cid:durableId="1643149905">
+    <w:abstractNumId w:val="24"/>
+  </w:num>
+  <w:num w:numId="11" w16cid:durableId="1102215699">
+    <w:abstractNumId w:val="1"/>
+  </w:num>
+  <w:num w:numId="12" w16cid:durableId="55327067">
+    <w:abstractNumId w:val="33"/>
+  </w:num>
+  <w:num w:numId="13" w16cid:durableId="1103764784">
+    <w:abstractNumId w:val="25"/>
+  </w:num>
+  <w:num w:numId="14" w16cid:durableId="818308708">
+    <w:abstractNumId w:val="5"/>
+  </w:num>
+  <w:num w:numId="15" w16cid:durableId="289211630">
+    <w:abstractNumId w:val="10"/>
+  </w:num>
+  <w:num w:numId="16" w16cid:durableId="1626308270">
+    <w:abstractNumId w:val="11"/>
+  </w:num>
+  <w:num w:numId="17" w16cid:durableId="921137485">
+    <w:abstractNumId w:val="19"/>
+  </w:num>
+  <w:num w:numId="18" w16cid:durableId="323315238">
+    <w:abstractNumId w:val="0"/>
+  </w:num>
+  <w:num w:numId="19" w16cid:durableId="407311718">
     <w:abstractNumId w:val="12"/>
   </w:num>
-  <w:num w:numId="5">
-    <w:abstractNumId w:val="5"/>
-  </w:num>
-  <w:num w:numId="6">
-    <w:abstractNumId w:val="11"/>
-  </w:num>
-  <w:num w:numId="7">
+  <w:num w:numId="20" w16cid:durableId="1540168619">
     <w:abstractNumId w:val="8"/>
   </w:num>
-  <w:num w:numId="8">
+  <w:num w:numId="21" w16cid:durableId="1368027854">
     <w:abstractNumId w:val="4"/>
   </w:num>
-  <w:num w:numId="9">
-    <w:abstractNumId w:val="1"/>
+  <w:num w:numId="22" w16cid:durableId="1652976244">
+    <w:abstractNumId w:val="18"/>
   </w:num>
-  <w:num w:numId="10">
+  <w:num w:numId="23" w16cid:durableId="1328905141">
     <w:abstractNumId w:val="9"/>
   </w:num>
-  <w:num w:numId="11">
-    <w:abstractNumId w:val="0"/>
+  <w:num w:numId="24" w16cid:durableId="933132268">
+    <w:abstractNumId w:val="27"/>
   </w:num>
-  <w:num w:numId="12">
-    <w:abstractNumId w:val="13"/>
+  <w:num w:numId="25" w16cid:durableId="1395735988">
+    <w:abstractNumId w:val="26"/>
   </w:num>
-  <w:num w:numId="13">
-    <w:abstractNumId w:val="10"/>
+  <w:num w:numId="26" w16cid:durableId="1342010463">
+    <w:abstractNumId w:val="32"/>
   </w:num>
-  <w:num w:numId="14">
-    <w:abstractNumId w:val="3"/>
+  <w:num w:numId="27" w16cid:durableId="354574320">
+    <w:abstractNumId w:val="22"/>
+  </w:num>
+  <w:num w:numId="28" w16cid:durableId="1912813123">
+    <w:abstractNumId w:val="29"/>
+  </w:num>
+  <w:num w:numId="29" w16cid:durableId="556088894">
+    <w:abstractNumId w:val="23"/>
+  </w:num>
+  <w:num w:numId="30" w16cid:durableId="1753164733">
+    <w:abstractNumId w:val="14"/>
+  </w:num>
+  <w:num w:numId="31" w16cid:durableId="1320115466">
+    <w:abstractNumId w:val="34"/>
+  </w:num>
+  <w:num w:numId="32" w16cid:durableId="1917468249">
+    <w:abstractNumId w:val="28"/>
+  </w:num>
+  <w:num w:numId="33" w16cid:durableId="233050754">
+    <w:abstractNumId w:val="15"/>
+  </w:num>
+  <w:num w:numId="34" w16cid:durableId="1378968740">
+    <w:abstractNumId w:val="17"/>
+  </w:num>
+  <w:num w:numId="35" w16cid:durableId="884491556">
+    <w:abstractNumId w:val="16"/>
   </w:num>
 </w:numbering>
 </file>
 
 <file path=word/styles.xml><?xml version="1.0" encoding="utf-8"?>
-<w:styles xmlns:mc="http://schemas.openxmlformats.org/markup-compatibility/2006" xmlns:r="http://schemas.openxmlformats.org/officeDocument/2006/relationships" xmlns:w="http://schemas.openxmlformats.org/wordprocessingml/2006/main" xmlns:w14="http://schemas.microsoft.com/office/word/2010/wordml" xmlns:w15="http://schemas.microsoft.com/office/word/2012/wordml" xmlns:w16se="http://schemas.microsoft.com/office/word/2015/wordml/symex" mc:Ignorable="w14 w15 w16se">
+<w:styles xmlns:mc="http://schemas.openxmlformats.org/markup-compatibility/2006" xmlns:r="http://schemas.openxmlformats.org/officeDocument/2006/relationships" xmlns:w="http://schemas.openxmlformats.org/wordprocessingml/2006/main" xmlns:w14="http://schemas.microsoft.com/office/word/2010/wordml" xmlns:w15="http://schemas.microsoft.com/office/word/2012/wordml" xmlns:w16cex="http://schemas.microsoft.com/office/word/2018/wordml/cex" xmlns:w16cid="http://schemas.microsoft.com/office/word/2016/wordml/cid" xmlns:w16="http://schemas.microsoft.com/office/word/2018/wordml" xmlns:w16du="http://schemas.microsoft.com/office/word/2023/wordml/word16du" xmlns:w16sdtdh="http://schemas.microsoft.com/office/word/2020/wordml/sdtdatahash" xmlns:w16sdtfl="http://schemas.microsoft.com/office/word/2024/wordml/sdtformatlock" xmlns:w16se="http://schemas.microsoft.com/office/word/2015/wordml/symex" mc:Ignorable="w14 w15 w16se w16cid w16 w16cex w16sdtdh w16sdtfl w16du">
   <w:docDefaults>
     <w:rPrDefault>
       <w:rPr>
@@ -4226,7 +8265,7 @@
       </w:pPr>
     </w:pPrDefault>
   </w:docDefaults>
-  <w:latentStyles w:defLockedState="0" w:defUIPriority="99" w:defSemiHidden="0" w:defUnhideWhenUsed="0" w:defQFormat="0" w:count="371">
+  <w:latentStyles w:defLockedState="0" w:defUIPriority="99" w:defSemiHidden="0" w:defUnhideWhenUsed="0" w:defQFormat="0" w:count="376">
     <w:lsdException w:name="Normal" w:uiPriority="0" w:qFormat="1"/>
     <w:lsdException w:name="heading 1" w:uiPriority="9" w:qFormat="1"/>
     <w:lsdException w:name="heading 2" w:semiHidden="1" w:uiPriority="9" w:unhideWhenUsed="1" w:qFormat="1"/>
@@ -4598,6 +8637,11 @@
     <w:lsdException w:name="List Table 5 Dark Accent 6" w:uiPriority="50"/>
     <w:lsdException w:name="List Table 6 Colorful Accent 6" w:uiPriority="51"/>
     <w:lsdException w:name="List Table 7 Colorful Accent 6" w:uiPriority="52"/>
+    <w:lsdException w:name="Mention" w:semiHidden="1" w:unhideWhenUsed="1"/>
+    <w:lsdException w:name="Smart Hyperlink" w:semiHidden="1" w:unhideWhenUsed="1"/>
+    <w:lsdException w:name="Hashtag" w:semiHidden="1" w:unhideWhenUsed="1"/>
+    <w:lsdException w:name="Unresolved Mention" w:semiHidden="1" w:unhideWhenUsed="1"/>
+    <w:lsdException w:name="Smart Link" w:semiHidden="1" w:unhideWhenUsed="1"/>
   </w:latentStyles>
   <w:style w:type="paragraph" w:default="1" w:styleId="Normal">
     <w:name w:val="Normal"/>
@@ -4627,7 +8671,6 @@
   <w:style w:type="character" w:default="1" w:styleId="DefaultParagraphFont">
     <w:name w:val="Default Paragraph Font"/>
     <w:uiPriority w:val="1"/>
-    <w:semiHidden/>
     <w:unhideWhenUsed/>
   </w:style>
   <w:style w:type="table" w:default="1" w:styleId="TableNormal">
@@ -4796,6 +8839,17 @@
       <w:b/>
       <w:bCs/>
     </w:rPr>
+  </w:style>
+  <w:style w:type="paragraph" w:styleId="ListParagraph">
+    <w:name w:val="List Paragraph"/>
+    <w:basedOn w:val="Normal"/>
+    <w:uiPriority w:val="34"/>
+    <w:qFormat/>
+    <w:rsid w:val="00523A40"/>
+    <w:pPr>
+      <w:ind w:left="720"/>
+      <w:contextualSpacing/>
+    </w:pPr>
   </w:style>
 </w:styles>
 </file>
